--- a/Scally_and_the_Sleepless_Stream/Scally_and_the_Sleepless_Stream_Book2.docx
+++ b/Scally_and_the_Sleepless_Stream/Scally_and_the_Sleepless_Stream_Book2.docx
@@ -899,21 +899,6 @@
       </w:r>
     </w:p>
     <w:p>
-      <w:r>
-        <w:t>“It’s the same five sounds,” she said. “Over and over. I’ve been counting since midnight. It goes up, up, down, up, and then it stops. And then it starts again.” She looked up at the roof. “Like it’s trying to say something. And somebody’s got stuck.”</w:t>
-      </w:r>
-    </w:p>
-    <w:p>
-      <w:r>
-        <w:t>On the roof, Fourpence sang its four notes. Then it waited.</w:t>
-      </w:r>
-    </w:p>
-    <w:p>
-      <w:r>
-        <w:t>Hal went to the pond, to think. He knelt on the bank, and his reflection looked up at him from the water. It had dark rings under its eyes, and its hair stood up like a hedge. It looked as tired as he felt.</w:t>
-      </w:r>
-    </w:p>
-    <w:p>
       <w:pPr>
         <w:jc w:val="center"/>
       </w:pPr>
@@ -954,66 +939,17 @@
     </w:p>
     <w:p>
       <w:r>
-        <w:t>Then it winked.</w:t>
-      </w:r>
-    </w:p>
-    <w:p>
-      <w:r>
-        <w:t>It had not winked since the summer. It winked, and its mouth shaped one word, over and over, in a way that Hal could read quite well, because it was the same word in either direction.</w:t>
-      </w:r>
-    </w:p>
-    <w:p>
-      <w:pPr>
-        <w:spacing w:after="240"/>
-        <w:jc w:val="center"/>
-      </w:pPr>
-      <w:r>
-        <w:rPr>
-          <w:b/>
-          <w:i w:val="0"/>
-          <w:sz w:val="32"/>
-        </w:rPr>
-        <w:t>UP.</w:t>
-      </w:r>
-    </w:p>
-    <w:p>
-      <w:pPr>
-        <w:jc w:val="center"/>
-      </w:pPr>
-      <w:hyperlink w:anchor="toc">
-        <w:r>
-          <w:rPr>
-            <w:color w:val="1F3A5F"/>
-            <w:u w:val="single"/>
-          </w:rPr>
-          <w:t>↑ Contents</w:t>
-        </w:r>
-      </w:hyperlink>
-    </w:p>
-    <w:p>
-      <w:r>
-        <w:br w:type="page"/>
-      </w:r>
-    </w:p>
-    <w:p>
-      <w:bookmarkStart w:id="4" w:name="ch2"/>
-      <w:pPr>
-        <w:pStyle w:val="Heading2"/>
-        <w:jc w:val="center"/>
-      </w:pPr>
-      <w:r>
-        <w:t>Chapter 2. Old Walt</w:t>
-      </w:r>
-      <w:bookmarkEnd w:id="4"/>
-    </w:p>
-    <w:p>
-      <w:r>
-        <w:t>By afternoon the whole village was in the mill yard, and nobody could talk quietly, because everybody was tired and nobody could think.</w:t>
-      </w:r>
-    </w:p>
-    <w:p>
-      <w:r>
-        <w:t>The Mayor stood on a barrel. His name was Mr Pomfrey, he had a chain and a waistcoat, and he was the sort of man who has never been wrong in his life and has never once checked. “Neighbours!” he said. “The stream is the trouble. It hums. It must be stopped.”</w:t>
+        <w:t>“It’s the same five sounds,” she said. “Over and over. I’ve been counting since midnight. It goes up, up, down, up, and then it stops. And then it starts again.” She looked up at the roof. “Like it’s trying to say something. And somebody’s got stuck.”</w:t>
+      </w:r>
+    </w:p>
+    <w:p>
+      <w:r>
+        <w:t>On the roof, Fourpence sang its four notes. Then it waited.</w:t>
+      </w:r>
+    </w:p>
+    <w:p>
+      <w:r>
+        <w:t>Hal went to the pond, to think. He knelt on the bank, and his reflection looked up at him from the water. It had dark rings under its eyes, and its hair stood up like a hedge. It looked as tired as he felt.</w:t>
       </w:r>
     </w:p>
     <w:p>
@@ -1057,92 +993,66 @@
     </w:p>
     <w:p>
       <w:r>
-        <w:t>“Stopped how?” said the miller. He was leaning on a stick, since his leg was still mending.</w:t>
-      </w:r>
-    </w:p>
-    <w:p>
-      <w:r>
-        <w:t>“Sandbags,” said the Mayor. “Two hundred of them, across the water above the mill. No water, no hum.”</w:t>
-      </w:r>
-    </w:p>
-    <w:p>
-      <w:r>
-        <w:t>“No water, no wheel,” said the miller. “No flour. No bread.”</w:t>
-      </w:r>
-    </w:p>
-    <w:p>
-      <w:r>
-        <w:t>“A small price,” said the Mayor, “for a night’s sleep.”</w:t>
-      </w:r>
-    </w:p>
-    <w:p>
-      <w:r>
-        <w:t>There was a murmur. A lot of people had had no sleep for two nights. It was a murmur of people thinking that two hundred sandbags did not sound too bad.</w:t>
-      </w:r>
-    </w:p>
-    <w:p>
-      <w:r>
-        <w:t>Scally, at the back of the crowd, had not spoken. He had been thinking. He tugged Hal’s sleeve and whispered. “The Mayor’s offering a reward. Ten pounds to anyone who stops the hum. If I said I could do it, and showed them a nice noise-proof box…”</w:t>
-      </w:r>
-    </w:p>
-    <w:p>
-      <w:r>
-        <w:t>“What box?” said Hal.</w:t>
-      </w:r>
-    </w:p>
-    <w:p>
-      <w:r>
-        <w:t>“The ones in Mrs Crumb’s shed. I’d stuff them with moss. Nobody would know until—”</w:t>
-      </w:r>
-    </w:p>
-    <w:p>
-      <w:r>
-        <w:t>“Scally.”</w:t>
-      </w:r>
-    </w:p>
-    <w:p>
-      <w:r>
-        <w:t>It was Hopsi, behind him. She had not said a word, but she had heard. She was not looking cross. She was looking at him with a sort of patient interest.</w:t>
-      </w:r>
-    </w:p>
-    <w:p>
-      <w:r>
-        <w:t>“What happens to the ten pounds,” she said, “when the hum is still there?”</w:t>
-      </w:r>
-    </w:p>
-    <w:p>
-      <w:r>
-        <w:t>Scally opened his mouth. He shut it. He looked at the Mayor on his barrel, and at the miller on his stick, and at all the tired faces.</w:t>
-      </w:r>
-    </w:p>
-    <w:p>
-      <w:r>
-        <w:t>“They’d be out ten pounds,” he said, “and the stream would still be humming. And everybody would want somebody to blame.”</w:t>
-      </w:r>
-    </w:p>
-    <w:p>
-      <w:r>
-        <w:t>“Yes,” said Hopsi.</w:t>
-      </w:r>
-    </w:p>
-    <w:p>
-      <w:r>
-        <w:t>“Right,” said Scally. “Forget the box.”</w:t>
-      </w:r>
-    </w:p>
-    <w:p>
-      <w:r>
-        <w:t>“I thought you might,” said Hopsi, and went back to her hops.</w:t>
-      </w:r>
-    </w:p>
-    <w:p>
-      <w:r>
-        <w:t>It was then that a gate banged, and a donkey walked into the yard.</w:t>
-      </w:r>
-    </w:p>
-    <w:p>
-      <w:r>
-        <w:t>It was a grey donkey, small and round, with ears like two dry leaves and a look of having seen everything twice. On its back sat an old man. He had a grey beard that grew in two directions, a hat made from something that had once been an eel, and a leg that stuck out stiff on one side. Over his shoulder was a long pole with a hook. He climbed down slowly, in sections, and stood leaning on the donkey.</w:t>
+        <w:t>Then it winked.</w:t>
+      </w:r>
+    </w:p>
+    <w:p>
+      <w:r>
+        <w:t>It had not winked since the summer. It winked, and its mouth shaped one word, over and over, in a way that Hal could read quite well, because it was the same word in either direction.</w:t>
+      </w:r>
+    </w:p>
+    <w:p>
+      <w:pPr>
+        <w:spacing w:after="240"/>
+        <w:jc w:val="center"/>
+      </w:pPr>
+      <w:r>
+        <w:rPr>
+          <w:b/>
+          <w:i w:val="0"/>
+          <w:sz w:val="32"/>
+        </w:rPr>
+        <w:t>UP.</w:t>
+      </w:r>
+    </w:p>
+    <w:p>
+      <w:pPr>
+        <w:jc w:val="center"/>
+      </w:pPr>
+      <w:hyperlink w:anchor="toc">
+        <w:r>
+          <w:rPr>
+            <w:color w:val="1F3A5F"/>
+            <w:u w:val="single"/>
+          </w:rPr>
+          <w:t>↑ Contents</w:t>
+        </w:r>
+      </w:hyperlink>
+    </w:p>
+    <w:p>
+      <w:r>
+        <w:br w:type="page"/>
+      </w:r>
+    </w:p>
+    <w:p>
+      <w:bookmarkStart w:id="4" w:name="ch2"/>
+      <w:pPr>
+        <w:pStyle w:val="Heading2"/>
+        <w:jc w:val="center"/>
+      </w:pPr>
+      <w:r>
+        <w:t>Chapter 2. Old Walt</w:t>
+      </w:r>
+      <w:bookmarkEnd w:id="4"/>
+    </w:p>
+    <w:p>
+      <w:r>
+        <w:t>By afternoon the whole village was in the mill yard, and nobody could talk quietly, because everybody was tired and nobody could think.</w:t>
+      </w:r>
+    </w:p>
+    <w:p>
+      <w:r>
+        <w:t>The Mayor stood on a barrel. His name was Mr Pomfrey, he had a chain and a waistcoat, and he was the sort of man who has never been wrong in his life and has never once checked. “Neighbours!” he said. “The stream is the trouble. It hums. It must be stopped.”</w:t>
       </w:r>
     </w:p>
     <w:p>
@@ -1186,32 +1096,92 @@
     </w:p>
     <w:p>
       <w:r>
-        <w:t>“That is Old Walt,” murmured Tabitha. “He’s the stream-keeper. He has looked after the water for fifty years. My gran says he can tell the weather by the colour of a puddle.”</w:t>
-      </w:r>
-    </w:p>
-    <w:p>
-      <w:r>
-        <w:t>“Don’t block the stream,” said Old Walt.</w:t>
-      </w:r>
-    </w:p>
-    <w:p>
-      <w:r>
-        <w:t>He did not shout. He did not need to. The yard went quiet.</w:t>
-      </w:r>
-    </w:p>
-    <w:p>
-      <w:r>
-        <w:t>“You can’t stop water,” said Walt. “You can only move it, and when you move it, it goes somewhere else. Behind those sandbags, in a week, you’d have a lake. And when the lake got heavy, in a night, it would come down on this mill, and the village, all at once.” He looked at the Mayor, steadily. “I have seen a stream dammed. Once.”</w:t>
-      </w:r>
-    </w:p>
-    <w:p>
-      <w:r>
-        <w:t>The Mayor went pink. “Then what, Walter, do you propose?”</w:t>
-      </w:r>
-    </w:p>
-    <w:p>
-      <w:r>
-        <w:t>“You don’t shout at it,” said Old Walt. “You ask where it’s going.” He took a stick from his belt and dropped it in the water. It bobbed away, turning, past the wheel and out of sight. “Everything falls down. A stone falls down. An apple falls down. And water falls too, but slowly, sideways. A stream is only water on the way to the lowest place it can find. That is all it ever wants. This one is humming because something has got in its way, up at the top. I’ve known it for fifty years and it has never hummed. I’m going to go and look.”</w:t>
+        <w:t>“Stopped how?” said the miller. He was leaning on a stick, since his leg was still mending.</w:t>
+      </w:r>
+    </w:p>
+    <w:p>
+      <w:r>
+        <w:t>“Sandbags,” said the Mayor. “Two hundred of them, across the water above the mill. No water, no hum.”</w:t>
+      </w:r>
+    </w:p>
+    <w:p>
+      <w:r>
+        <w:t>“No water, no wheel,” said the miller. “No flour. No bread.”</w:t>
+      </w:r>
+    </w:p>
+    <w:p>
+      <w:r>
+        <w:t>“A small price,” said the Mayor, “for a night’s sleep.”</w:t>
+      </w:r>
+    </w:p>
+    <w:p>
+      <w:r>
+        <w:t>There was a murmur. A lot of people had had no sleep for two nights. It was a murmur of people thinking that two hundred sandbags did not sound too bad.</w:t>
+      </w:r>
+    </w:p>
+    <w:p>
+      <w:r>
+        <w:t>Scally, at the back of the crowd, had not spoken. He had been thinking. He tugged Hal’s sleeve and whispered. “The Mayor’s offering a reward. Ten pounds to anyone who stops the hum. If I said I could do it, and showed them a nice noise-proof box…”</w:t>
+      </w:r>
+    </w:p>
+    <w:p>
+      <w:r>
+        <w:t>“What box?” said Hal.</w:t>
+      </w:r>
+    </w:p>
+    <w:p>
+      <w:r>
+        <w:t>“The ones in Mrs Crumb’s shed. I’d stuff them with moss. Nobody would know until—”</w:t>
+      </w:r>
+    </w:p>
+    <w:p>
+      <w:r>
+        <w:t>“Scally.”</w:t>
+      </w:r>
+    </w:p>
+    <w:p>
+      <w:r>
+        <w:t>It was Hopsi, behind him. She had not said a word, but she had heard. She was not looking cross. She was looking at him with a sort of patient interest.</w:t>
+      </w:r>
+    </w:p>
+    <w:p>
+      <w:r>
+        <w:t>“What happens to the ten pounds,” she said, “when the hum is still there?”</w:t>
+      </w:r>
+    </w:p>
+    <w:p>
+      <w:r>
+        <w:t>Scally opened his mouth. He shut it. He looked at the Mayor on his barrel, and at the miller on his stick, and at all the tired faces.</w:t>
+      </w:r>
+    </w:p>
+    <w:p>
+      <w:r>
+        <w:t>“They’d be out ten pounds,” he said, “and the stream would still be humming. And everybody would want somebody to blame.”</w:t>
+      </w:r>
+    </w:p>
+    <w:p>
+      <w:r>
+        <w:t>“Yes,” said Hopsi.</w:t>
+      </w:r>
+    </w:p>
+    <w:p>
+      <w:r>
+        <w:t>“Right,” said Scally. “Forget the box.”</w:t>
+      </w:r>
+    </w:p>
+    <w:p>
+      <w:r>
+        <w:t>“I thought you might,” said Hopsi, and went back to her hops.</w:t>
+      </w:r>
+    </w:p>
+    <w:p>
+      <w:r>
+        <w:t>It was then that a gate banged, and a donkey walked into the yard.</w:t>
+      </w:r>
+    </w:p>
+    <w:p>
+      <w:r>
+        <w:t>It was a grey donkey, small and round, with ears like two dry leaves and a look of having seen everything twice. On its back sat an old man. He had a grey beard that grew in two directions, a hat made from something that had once been an eel, and a leg that stuck out stiff on one side. Over his shoulder was a long pole with a hook. He climbed down slowly, in sections, and stood leaning on the donkey.</w:t>
       </w:r>
     </w:p>
     <w:p>
@@ -1255,112 +1225,32 @@
     </w:p>
     <w:p>
       <w:r>
-        <w:t>“Up the stream?” said the miller. “That’s two days. Over the Wandering, past the Falls, to the bog.”</w:t>
-      </w:r>
-    </w:p>
-    <w:p>
-      <w:r>
-        <w:t>“Two days up, and one back,” said Walt. “If my knee holds. And a donkey, and a pair of strong arms.” He looked round the yard. His eyes stopped on the children, one by one, as if he was weighing them, the way you weigh an apple. “Children notice things,” he said. “Grown-ups talk. I would take them.”</w:t>
-      </w:r>
-    </w:p>
-    <w:p>
-      <w:r>
-        <w:t>There was a short, loud argument. Hal’s mother said no. Mrs Crumb said certainly not. The Mayor said he forbade it. Old Walt waited until they were done and then said one thing.</w:t>
-      </w:r>
-    </w:p>
-    <w:p>
-      <w:r>
-        <w:t>“I’ll be responsible.”</w:t>
-      </w:r>
-    </w:p>
-    <w:p>
-      <w:r>
-        <w:t>That was all. But everybody in the yard knew what Walt’s word weighed, and it was a good deal.</w:t>
-      </w:r>
-    </w:p>
-    <w:p>
-      <w:r>
-        <w:t>Hal’s mother crouched in front of him and took his face in her hands. She was warm and weathered, with a kerchief on her hair, and she smelled of bread. “I want four things,” she said. “Tell someone where you go. Go in pairs. Be back by dark on the third day. And if anyone you don’t know says I sent them—”</w:t>
-      </w:r>
-    </w:p>
-    <w:p>
-      <w:r>
-        <w:t>“Ask for the word,” said Hal.</w:t>
-      </w:r>
-    </w:p>
-    <w:p>
-      <w:r>
-        <w:t>“What’s the word?”</w:t>
-      </w:r>
-    </w:p>
-    <w:p>
-      <w:r>
-        <w:t>“Marmalade.”</w:t>
-      </w:r>
-    </w:p>
-    <w:p>
-      <w:r>
-        <w:t>“Good boy,” she said. “Go on.”</w:t>
-      </w:r>
-    </w:p>
-    <w:p>
-      <w:r>
-        <w:t>Hal wrote the plan on his slate, in his small neat hand. GONE UP THE STREAM WITH OLD WALT. FIVE CHILDREN, ONE WOLF, ONE DONKEY. BACK BY DARK, THIRD DAY. HAL. He hung it by its string on the mill door, where anyone could read it. It was the rule. He had never once broken it.</w:t>
-      </w:r>
-    </w:p>
-    <w:p>
-      <w:r>
-        <w:t>Before they left, Walt gave out his own rules, in a voice like a gate.</w:t>
-      </w:r>
-    </w:p>
-    <w:p>
-      <w:r>
-        <w:t>“Never go in the water alone,” he said. “If anyone falls in, you reach, or you throw. You hold out a stick, or a rope. You do not go in after them, because two in the water is worse than one. If you’re lost, stand still. Don’t wander. Blow this whistle, three blasts, and then wait. And never, ever, take a shortcut across country. Not once. Do you hear me?”</w:t>
-      </w:r>
-    </w:p>
-    <w:p>
-      <w:r>
-        <w:t>“Yes, Walt,” said everybody.</w:t>
-      </w:r>
-    </w:p>
-    <w:p>
-      <w:r>
-        <w:t>Scally said it too, but a little late, and he was looking at the hill.</w:t>
-      </w:r>
-    </w:p>
-    <w:p>
-      <w:pPr>
-        <w:jc w:val="center"/>
-      </w:pPr>
-      <w:hyperlink w:anchor="toc">
-        <w:r>
-          <w:rPr>
-            <w:color w:val="1F3A5F"/>
-            <w:u w:val="single"/>
-          </w:rPr>
-          <w:t>↑ Contents</w:t>
-        </w:r>
-      </w:hyperlink>
-    </w:p>
-    <w:p>
-      <w:r>
-        <w:br w:type="page"/>
-      </w:r>
-    </w:p>
-    <w:p>
-      <w:bookmarkStart w:id="5" w:name="ch3"/>
-      <w:pPr>
-        <w:pStyle w:val="Heading2"/>
-        <w:jc w:val="center"/>
-      </w:pPr>
-      <w:r>
-        <w:t>Chapter 3. The Green Pool</w:t>
-      </w:r>
-      <w:bookmarkEnd w:id="5"/>
-    </w:p>
-    <w:p>
-      <w:r>
-        <w:t>They set out at dawn.</w:t>
+        <w:t>“That is Old Walt,” murmured Tabitha. “He’s the stream-keeper. He has looked after the water for fifty years. My gran says he can tell the weather by the colour of a puddle.”</w:t>
+      </w:r>
+    </w:p>
+    <w:p>
+      <w:r>
+        <w:t>“Don’t block the stream,” said Old Walt.</w:t>
+      </w:r>
+    </w:p>
+    <w:p>
+      <w:r>
+        <w:t>He did not shout. He did not need to. The yard went quiet.</w:t>
+      </w:r>
+    </w:p>
+    <w:p>
+      <w:r>
+        <w:t>“You can’t stop water,” said Walt. “You can only move it, and when you move it, it goes somewhere else. Behind those sandbags, in a week, you’d have a lake. And when the lake got heavy, in a night, it would come down on this mill, and the village, all at once.” He looked at the Mayor, steadily. “I have seen a stream dammed. Once.”</w:t>
+      </w:r>
+    </w:p>
+    <w:p>
+      <w:r>
+        <w:t>The Mayor went pink. “Then what, Walter, do you propose?”</w:t>
+      </w:r>
+    </w:p>
+    <w:p>
+      <w:r>
+        <w:t>“You don’t shout at it,” said Old Walt. “You ask where it’s going.” He took a stick from his belt and dropped it in the water. It bobbed away, turning, past the wheel and out of sight. “Everything falls down. A stone falls down. An apple falls down. And water falls too, but slowly, sideways. A stream is only water on the way to the lowest place it can find. That is all it ever wants. This one is humming because something has got in its way, up at the top. I’ve known it for fifty years and it has never hummed. I’m going to go and look.”</w:t>
       </w:r>
     </w:p>
     <w:p>
@@ -1404,22 +1294,32 @@
     </w:p>
     <w:p>
       <w:r>
-        <w:t>The path ran beside the water, through bracken still wet with night. Old Walt rode the donkey, whose name turned out to be Dumpling, and who walked as though she was being paid by the hour. Behind her came Gucci, nose down, and then Titch, with a bag of crusts, and Hal with his slate. Tabitha walked beside Walt with one hand on the donkey, asking him questions. Hopsi came last, with her hops. And Scally, in front, kicked pebbles.</w:t>
-      </w:r>
-    </w:p>
-    <w:p>
-      <w:r>
-        <w:t>All morning the stream hummed beside them. It had grown louder in the night. Sometimes it sounded like a word and sometimes like a cat in a barrel.</w:t>
-      </w:r>
-    </w:p>
-    <w:p>
-      <w:r>
-        <w:t>At the top of the first hill the path stopped.</w:t>
-      </w:r>
-    </w:p>
-    <w:p>
-      <w:r>
-        <w:t>A bank had slipped into the stream. A wall of earth and torn roots lay across the track, and past it, where the path ought to be, there was a wide, dark, green pool, as still as glass. On the far side was the path again, going on up the hill without them.</w:t>
+        <w:t>“Up the stream?” said the miller. “That’s two days. Over the Wandering, past the Falls, to the bog.”</w:t>
+      </w:r>
+    </w:p>
+    <w:p>
+      <w:r>
+        <w:t>“Two days up, and one back,” said Walt. “If my knee holds. And a donkey, and a pair of strong arms.” He looked round the yard. His eyes stopped on the children, one by one, as if he was weighing them, the way you weigh an apple. “Children notice things,” he said. “Grown-ups talk. I would take them.”</w:t>
+      </w:r>
+    </w:p>
+    <w:p>
+      <w:r>
+        <w:t>There was a short, loud argument. Hal’s mother said no. Mrs Crumb said certainly not. The Mayor said he forbade it. Old Walt waited until they were done and then said one thing.</w:t>
+      </w:r>
+    </w:p>
+    <w:p>
+      <w:r>
+        <w:t>“I’ll be responsible.”</w:t>
+      </w:r>
+    </w:p>
+    <w:p>
+      <w:r>
+        <w:t>That was all. But everybody in the yard knew what Walt’s word weighed, and it was a good deal.</w:t>
+      </w:r>
+    </w:p>
+    <w:p>
+      <w:r>
+        <w:t>Hal’s mother crouched in front of him and took his face in her hands. She was warm and weathered, with a kerchief on her hair, and she smelled of bread. “I want four things,” she said. “Tell someone where you go. Go in pairs. Be back by dark on the third day. And if anyone you don’t know says I sent them—”</w:t>
       </w:r>
     </w:p>
     <w:p>
@@ -1463,67 +1363,82 @@
     </w:p>
     <w:p>
       <w:r>
-        <w:t>“The Green Pool,” said Walt. “Deep in the middle. Forty feet to the far bank. No bridge.”</w:t>
-      </w:r>
-    </w:p>
-    <w:p>
-      <w:r>
-        <w:t>“Wade it,” said Scally.</w:t>
-      </w:r>
-    </w:p>
-    <w:p>
-      <w:r>
-        <w:t>“No,” said Walt.</w:t>
-      </w:r>
-    </w:p>
-    <w:p>
-      <w:r>
-        <w:t>“It’s only water.”</w:t>
-      </w:r>
-    </w:p>
-    <w:p>
-      <w:r>
-        <w:t>“It is cold water,” said Walt, “over a deep hole, with a current underneath that you can’t see. A grown man would go in up to the chin and not come out.” He got down from Dumpling, stiff, in sections. “We build a raft.”</w:t>
-      </w:r>
-    </w:p>
-    <w:p>
-      <w:r>
-        <w:t>Hal looked at the bank. “How do we know what will float?”</w:t>
-      </w:r>
-    </w:p>
-    <w:p>
-      <w:r>
-        <w:t>Hopsi sat down on a stone. “Guess first,” she said. “Then test.”</w:t>
-      </w:r>
-    </w:p>
-    <w:p>
-      <w:r>
-        <w:t>Hal took out his slate. “A big stone sinks,” he said. “An apple floats. A log floats. A boot…” He looked at Scally’s boots. They were big and brown, and had been made for somebody older. They had once been enchanted and walked where they liked, but since the summer they had been only boots. “A boot sinks.”</w:t>
-      </w:r>
-    </w:p>
-    <w:p>
-      <w:r>
-        <w:t>“A boot floats,” said Scally, “if I say so. Bet you a crust.”</w:t>
-      </w:r>
-    </w:p>
-    <w:p>
-      <w:r>
-        <w:t>“Done,” said Hal.</w:t>
-      </w:r>
-    </w:p>
-    <w:p>
-      <w:r>
-        <w:t>“And I bet,” said Scally, “that Tabs’s apple sinks. A penny says so.” He held out his hand. “Let me carry it down to the water for you.”</w:t>
-      </w:r>
-    </w:p>
-    <w:p>
-      <w:r>
-        <w:t>“It will float,” said Tabitha, and gave it to him.</w:t>
-      </w:r>
-    </w:p>
-    <w:p>
-      <w:r>
-        <w:t>Titch had a log in each hand. She had been listening with one eyebrow up. Hopsi, on her stone, was not looking at anything. And when Scally went to the water’s edge with something red in his fist and a small, thoughtful smile, she said, in her ordinary voice, without turning her head, “That is not Tabitha’s apple.”</w:t>
+        <w:t>“Ask for the word,” said Hal.</w:t>
+      </w:r>
+    </w:p>
+    <w:p>
+      <w:r>
+        <w:t>“What’s the word?”</w:t>
+      </w:r>
+    </w:p>
+    <w:p>
+      <w:r>
+        <w:t>“Marmalade.”</w:t>
+      </w:r>
+    </w:p>
+    <w:p>
+      <w:r>
+        <w:t>“Good boy,” she said. “Go on.”</w:t>
+      </w:r>
+    </w:p>
+    <w:p>
+      <w:r>
+        <w:t>Hal wrote the plan on his slate, in his small neat hand. GONE UP THE STREAM WITH OLD WALT. FIVE CHILDREN, ONE WOLF, ONE DONKEY. BACK BY DARK, THIRD DAY. HAL. He hung it by its string on the mill door, where anyone could read it. It was the rule. He had never once broken it.</w:t>
+      </w:r>
+    </w:p>
+    <w:p>
+      <w:r>
+        <w:t>Before they left, Walt gave out his own rules, in a voice like a gate.</w:t>
+      </w:r>
+    </w:p>
+    <w:p>
+      <w:r>
+        <w:t>“Never go in the water alone,” he said. “If anyone falls in, you reach, or you throw. You hold out a stick, or a rope. You do not go in after them, because two in the water is worse than one. If you’re lost, stand still. Don’t wander. Blow this whistle, three blasts, and then wait. And never, ever, take a shortcut across country. Not once. Do you hear me?”</w:t>
+      </w:r>
+    </w:p>
+    <w:p>
+      <w:r>
+        <w:t>“Yes, Walt,” said everybody.</w:t>
+      </w:r>
+    </w:p>
+    <w:p>
+      <w:r>
+        <w:t>Scally said it too, but a little late, and he was looking at the hill.</w:t>
+      </w:r>
+    </w:p>
+    <w:p>
+      <w:pPr>
+        <w:jc w:val="center"/>
+      </w:pPr>
+      <w:hyperlink w:anchor="toc">
+        <w:r>
+          <w:rPr>
+            <w:color w:val="1F3A5F"/>
+            <w:u w:val="single"/>
+          </w:rPr>
+          <w:t>↑ Contents</w:t>
+        </w:r>
+      </w:hyperlink>
+    </w:p>
+    <w:p>
+      <w:r>
+        <w:br w:type="page"/>
+      </w:r>
+    </w:p>
+    <w:p>
+      <w:bookmarkStart w:id="5" w:name="ch3"/>
+      <w:pPr>
+        <w:pStyle w:val="Heading2"/>
+        <w:jc w:val="center"/>
+      </w:pPr>
+      <w:r>
+        <w:t>Chapter 3. The Green Pool</w:t>
+      </w:r>
+      <w:bookmarkEnd w:id="5"/>
+    </w:p>
+    <w:p>
+      <w:r>
+        <w:t>They set out at dawn.</w:t>
       </w:r>
     </w:p>
     <w:p>
@@ -1567,47 +1482,22 @@
     </w:p>
     <w:p>
       <w:r>
-        <w:t>Scally stopped.</w:t>
-      </w:r>
-    </w:p>
-    <w:p>
-      <w:r>
-        <w:t>“It is a stone,” said Hopsi, “painted red. You swapped it behind your back. It is going to sink, and you are going to win a penny, and it will tell nobody anything about apples.” She looked at him, quite gently. “If you win like that, what have you won?”</w:t>
-      </w:r>
-    </w:p>
-    <w:p>
-      <w:r>
-        <w:t>Scally looked at the red stone in his fist.</w:t>
-      </w:r>
-    </w:p>
-    <w:p>
-      <w:r>
-        <w:t>He looked for a long time. Then he opened his other hand, and there was the real apple, hidden in his sleeve. He held them both up for everybody to see.</w:t>
-      </w:r>
-    </w:p>
-    <w:p>
-      <w:r>
-        <w:t>“This one floats,” he said. “It’s got air in it. And this one was going to sink, because it’s a stone. I was going to cheat.”</w:t>
-      </w:r>
-    </w:p>
-    <w:p>
-      <w:r>
-        <w:t>“I know,” said Hopsi.</w:t>
-      </w:r>
-    </w:p>
-    <w:p>
-      <w:r>
-        <w:t>“You always know.”</w:t>
-      </w:r>
-    </w:p>
-    <w:p>
-      <w:r>
-        <w:t>“I only say what I see,” said Hopsi. “You did the rest.”</w:t>
-      </w:r>
-    </w:p>
-    <w:p>
-      <w:r>
-        <w:t>Hal found, in his surprise, that he was smiling. He pushed the apple into the pool. It bobbed straight back up. He pushed in a stone, and it dropped like a sad thought. He pushed in a log, and it floated high. He pushed in Scally’s left boot, which the owner took off without a fuss, and it sat on the water, upside down, full of air, like a small brown boat.</w:t>
+        <w:t>The path ran beside the water, through bracken still wet with night. Old Walt rode the donkey, whose name turned out to be Dumpling, and who walked as though she was being paid by the hour. Behind her came Gucci, nose down, and then Titch, with a bag of crusts, and Hal with his slate. Tabitha walked beside Walt with one hand on the donkey, asking him questions. Hopsi came last, with her hops. And Scally, in front, kicked pebbles.</w:t>
+      </w:r>
+    </w:p>
+    <w:p>
+      <w:r>
+        <w:t>All morning the stream hummed beside them. It had grown louder in the night. Sometimes it sounded like a word and sometimes like a cat in a barrel.</w:t>
+      </w:r>
+    </w:p>
+    <w:p>
+      <w:r>
+        <w:t>At the top of the first hill the path stopped.</w:t>
+      </w:r>
+    </w:p>
+    <w:p>
+      <w:r>
+        <w:t>A bank had slipped into the stream. A wall of earth and torn roots lay across the track, and past it, where the path ought to be, there was a wide, dark, green pool, as still as glass. On the far side was the path again, going on up the hill without them.</w:t>
       </w:r>
     </w:p>
     <w:p>
@@ -1651,17 +1541,67 @@
     </w:p>
     <w:p>
       <w:r>
-        <w:t>“It floats,” said Hal. “The boot floats. I was wrong.” He wrote on the slate, WRONG, in capitals.</w:t>
-      </w:r>
-    </w:p>
-    <w:p>
-      <w:r>
-        <w:t>“A boat is only a hollow boot,” said Walt, behind them, “that has got ideas. It floats because, for its size, it is lighter than the water it pushes aside. A hollow thing full of air is light for its size. A stone is heavy for its size, so it sinks. That’s all there is to it.” He took up an axe. “Now. Logs.”</w:t>
-      </w:r>
-    </w:p>
-    <w:p>
-      <w:r>
-        <w:t>It took all morning. They cut six logs, tied them with Walt’s rope, and laid a deck of planks across the top. Titch tied the knots, and did it faster than anybody, with her tongue between her teeth. Tabitha stood at the edge and watched the water.</w:t>
+        <w:t>“The Green Pool,” said Walt. “Deep in the middle. Forty feet to the far bank. No bridge.”</w:t>
+      </w:r>
+    </w:p>
+    <w:p>
+      <w:r>
+        <w:t>“Wade it,” said Scally.</w:t>
+      </w:r>
+    </w:p>
+    <w:p>
+      <w:r>
+        <w:t>“No,” said Walt.</w:t>
+      </w:r>
+    </w:p>
+    <w:p>
+      <w:r>
+        <w:t>“It’s only water.”</w:t>
+      </w:r>
+    </w:p>
+    <w:p>
+      <w:r>
+        <w:t>“It is cold water,” said Walt, “over a deep hole, with a current underneath that you can’t see. A grown man would go in up to the chin and not come out.” He got down from Dumpling, stiff, in sections. “We build a raft.”</w:t>
+      </w:r>
+    </w:p>
+    <w:p>
+      <w:r>
+        <w:t>Hal looked at the bank. “How do we know what will float?”</w:t>
+      </w:r>
+    </w:p>
+    <w:p>
+      <w:r>
+        <w:t>Hopsi sat down on a stone. “Guess first,” she said. “Then test.”</w:t>
+      </w:r>
+    </w:p>
+    <w:p>
+      <w:r>
+        <w:t>Hal took out his slate. “A big stone sinks,” he said. “An apple floats. A log floats. A boot…” He looked at Scally’s boots. They were big and brown, and had been made for somebody older. They had once been enchanted and walked where they liked, but since the summer they had been only boots. “A boot sinks.”</w:t>
+      </w:r>
+    </w:p>
+    <w:p>
+      <w:r>
+        <w:t>“A boot floats,” said Scally, “if I say so. Bet you a crust.”</w:t>
+      </w:r>
+    </w:p>
+    <w:p>
+      <w:r>
+        <w:t>“Done,” said Hal.</w:t>
+      </w:r>
+    </w:p>
+    <w:p>
+      <w:r>
+        <w:t>“And I bet,” said Scally, “that Tabs’s apple sinks. A penny says so.” He held out his hand. “Let me carry it down to the water for you.”</w:t>
+      </w:r>
+    </w:p>
+    <w:p>
+      <w:r>
+        <w:t>“It will float,” said Tabitha, and gave it to him.</w:t>
+      </w:r>
+    </w:p>
+    <w:p>
+      <w:r>
+        <w:t>Titch had a log in each hand. She had been listening with one eyebrow up. Hopsi, on her stone, was not looking at anything. And when Scally went to the water’s edge with something red in his fist and a small, thoughtful smile, she said, in her ordinary voice, without turning her head, “That is not Tabitha’s apple.”</w:t>
       </w:r>
     </w:p>
     <w:p>
@@ -1705,32 +1645,47 @@
     </w:p>
     <w:p>
       <w:r>
-        <w:t>“It’s slower at the sides,” she said. “And faster in the middle. See the bubbles? They go quicker out there.”</w:t>
-      </w:r>
-    </w:p>
-    <w:p>
-      <w:r>
-        <w:t>“Good eyes,” said Walt.</w:t>
-      </w:r>
-    </w:p>
-    <w:p>
-      <w:r>
-        <w:t>“My gran taught me,” said Tabitha. “She’s a fisherman’s wife. If you want to cross, you aim high on the near bank, because the middle will carry you down.”</w:t>
-      </w:r>
-    </w:p>
-    <w:p>
-      <w:r>
-        <w:t>They launched the raft at noon. It sat on the green water like a pancake on a plate. First on was Gucci, who put one paw on the planks and fell off, and was hauled out soaked and indignant. Second was Hal, with a long pole. Third was Titch, with a rope looped over her shoulder, the other end tied to a tree. Fourth was Hopsi, with her hops held high.</w:t>
-      </w:r>
-    </w:p>
-    <w:p>
-      <w:r>
-        <w:t>Last was Scally, because he had insisted on pushing off, and he stood on the bank with one boot on and one boot off, and shoved with all his might.</w:t>
-      </w:r>
-    </w:p>
-    <w:p>
-      <w:r>
-        <w:t>The raft slid out. The current found it at once. The middle of the pool drew it down and sideways, like a hand, and the raft began to spin.</w:t>
+        <w:t>Scally stopped.</w:t>
+      </w:r>
+    </w:p>
+    <w:p>
+      <w:r>
+        <w:t>“It is a stone,” said Hopsi, “painted red. You swapped it behind your back. It is going to sink, and you are going to win a penny, and it will tell nobody anything about apples.” She looked at him, quite gently. “If you win like that, what have you won?”</w:t>
+      </w:r>
+    </w:p>
+    <w:p>
+      <w:r>
+        <w:t>Scally looked at the red stone in his fist.</w:t>
+      </w:r>
+    </w:p>
+    <w:p>
+      <w:r>
+        <w:t>He looked for a long time. Then he opened his other hand, and there was the real apple, hidden in his sleeve. He held them both up for everybody to see.</w:t>
+      </w:r>
+    </w:p>
+    <w:p>
+      <w:r>
+        <w:t>“This one floats,” he said. “It’s got air in it. And this one was going to sink, because it’s a stone. I was going to cheat.”</w:t>
+      </w:r>
+    </w:p>
+    <w:p>
+      <w:r>
+        <w:t>“I know,” said Hopsi.</w:t>
+      </w:r>
+    </w:p>
+    <w:p>
+      <w:r>
+        <w:t>“You always know.”</w:t>
+      </w:r>
+    </w:p>
+    <w:p>
+      <w:r>
+        <w:t>“I only say what I see,” said Hopsi. “You did the rest.”</w:t>
+      </w:r>
+    </w:p>
+    <w:p>
+      <w:r>
+        <w:t>Hal found, in his surprise, that he was smiling. He pushed the apple into the pool. It bobbed straight back up. He pushed in a stone, and it dropped like a sad thought. He pushed in a log, and it floated high. He pushed in Scally’s left boot, which the owner took off without a fuss, and it sat on the water, upside down, full of air, like a small brown boat.</w:t>
       </w:r>
     </w:p>
     <w:p>
@@ -1774,42 +1729,17 @@
     </w:p>
     <w:p>
       <w:r>
-        <w:t>“Pole!” shouted Walt.</w:t>
-      </w:r>
-    </w:p>
-    <w:p>
-      <w:r>
-        <w:t>“It won’t reach!” shouted Hal.</w:t>
-      </w:r>
-    </w:p>
-    <w:p>
-      <w:r>
-        <w:t>“Rope!” shouted Titch, and heaved. The rope came taut, and the raft swung in a long slow arc, scraping the bank. Scally, who had stepped on at the last moment to steady it, missed his footing. He went over the side in a perfect flat splash.</w:t>
-      </w:r>
-    </w:p>
-    <w:p>
-      <w:r>
-        <w:t>For one long, awful second there was only a hole in the water.</w:t>
-      </w:r>
-    </w:p>
-    <w:p>
-      <w:r>
-        <w:t>“Reach or throw!” roared Walt.</w:t>
-      </w:r>
-    </w:p>
-    <w:p>
-      <w:r>
-        <w:t>Titch did not wait to be told twice. She had a rope-loop already in her hand. She threw it. It fell short. She hauled it in, wet, and threw again, and it dropped on the green water right beside a small, surfacing, spluttering, spiky head.</w:t>
-      </w:r>
-    </w:p>
-    <w:p>
-      <w:r>
-        <w:t>Scally’s hand closed on it. “Got it!” he coughed. “I’ve got — I’m — pull!”</w:t>
-      </w:r>
-    </w:p>
-    <w:p>
-      <w:r>
-        <w:t>Four of them hauled, with Gucci hanging on to the end by his teeth, and Scally came up the bank like a landed fish, in two boots’ worth of mud and weed, with one boot gone entirely. It had floated off down the stream in the sun, quite upright and rather dignified, like a small ship.</w:t>
+        <w:t>“It floats,” said Hal. “The boot floats. I was wrong.” He wrote on the slate, WRONG, in capitals.</w:t>
+      </w:r>
+    </w:p>
+    <w:p>
+      <w:r>
+        <w:t>“A boat is only a hollow boot,” said Walt, behind them, “that has got ideas. It floats because, for its size, it is lighter than the water it pushes aside. A hollow thing full of air is light for its size. A stone is heavy for its size, so it sinks. That’s all there is to it.” He took up an axe. “Now. Logs.”</w:t>
+      </w:r>
+    </w:p>
+    <w:p>
+      <w:r>
+        <w:t>It took all morning. They cut six logs, tied them with Walt’s rope, and laid a deck of planks across the top. Titch tied the knots, and did it faster than anybody, with her tongue between her teeth. Tabitha stood at the edge and watched the water.</w:t>
       </w:r>
     </w:p>
     <w:p>
@@ -1853,97 +1783,32 @@
     </w:p>
     <w:p>
       <w:r>
-        <w:t>“My boot!” said Scally, sitting in the mud with his teeth chattering. “My boot’s gone to sea!”</w:t>
-      </w:r>
-    </w:p>
-    <w:p>
-      <w:r>
-        <w:t>“It floats,” said Hal. “It will be in the sea in a week.”</w:t>
-      </w:r>
-    </w:p>
-    <w:p>
-      <w:r>
-        <w:t>Scally began to laugh, and could not stop. After a minute, all of them were laughing, even Walt, even Dumpling, who gave a low hee-haw. It was the shaky laughing of people who have been frightened and found it was all right.</w:t>
-      </w:r>
-    </w:p>
-    <w:p>
-      <w:r>
-        <w:t>“Cold water,” said Walt, when the laughing had run out. “That is what takes the breath out of a person. It squeezes the chest and you gasp before you know it. A strong swimmer drowns that way. You do not go in alone. You do not go in at all, if you can reach or throw. Do you see why?”</w:t>
-      </w:r>
-    </w:p>
-    <w:p>
-      <w:r>
-        <w:t>“Yes,” said Scally, quietly. He was blue about the mouth. “Yes, Walt.”</w:t>
-      </w:r>
-    </w:p>
-    <w:p>
-      <w:r>
-        <w:t>Walt rubbed him down with a sack and put his own coat over him. They crossed on the raft, one by one, with the rope tight, and nobody tried anything clever. On the far bank, in the sun, Scally sat steaming, with his one foot in a sock.</w:t>
-      </w:r>
-    </w:p>
-    <w:p>
-      <w:r>
-        <w:t>From the hilltop above them, very clearly, came four small notes.</w:t>
-      </w:r>
-    </w:p>
-    <w:p>
-      <w:r>
-        <w:t>“A short,” said Tabitha, suddenly. She had her head on one side. “A short. Did you hear? In the hum. It’s not five sounds. It’s words.”</w:t>
-      </w:r>
-    </w:p>
-    <w:p>
-      <w:pPr>
-        <w:jc w:val="center"/>
-      </w:pPr>
-      <w:hyperlink w:anchor="toc">
-        <w:r>
-          <w:rPr>
-            <w:color w:val="1F3A5F"/>
-            <w:u w:val="single"/>
-          </w:rPr>
-          <w:t>↑ Contents</w:t>
-        </w:r>
-      </w:hyperlink>
-    </w:p>
-    <w:p>
-      <w:r>
-        <w:br w:type="page"/>
-      </w:r>
-    </w:p>
-    <w:p>
-      <w:bookmarkStart w:id="6" w:name="ch4"/>
-      <w:pPr>
-        <w:pStyle w:val="Heading2"/>
-        <w:jc w:val="center"/>
-      </w:pPr>
-      <w:r>
-        <w:t>Chapter 4. The Wandering Stream</w:t>
-      </w:r>
-      <w:bookmarkEnd w:id="6"/>
-    </w:p>
-    <w:p>
-      <w:r>
-        <w:t>After the Green Pool, the stream began to wander.</w:t>
-      </w:r>
-    </w:p>
-    <w:p>
-      <w:r>
-        <w:t>It had been straight for the first morning. Now, as they came up into a wide, flat valley with tall grass, it started to loop. It curled one way, and then the other, like a dropped rope, in great lazy bends, so that the path beside it followed along, and along, and along, and never seemed to get anywhere.</w:t>
-      </w:r>
-    </w:p>
-    <w:p>
-      <w:r>
-        <w:t>“It’s mad,” said Titch. “Look. It goes right, then left, then right, and it’s all the same grass.”</w:t>
-      </w:r>
-    </w:p>
-    <w:p>
-      <w:r>
-        <w:t>“It is called a meander,” said Hopsi, “and I do not know exactly why. Walt?”</w:t>
-      </w:r>
-    </w:p>
-    <w:p>
-      <w:r>
-        <w:t>Walt sat down on a rock, in sections. He had the look of a man who has been waiting for somebody to ask. “Watch the water,” he said. “At the outside of every bend it runs fast. Fast water takes the bank away, a little at a time, grain by grain. At the inside it runs slow, and slow water lets go of what it carries, sand and mud, and drops it. So the outside digs and the inside builds. The bend gets bigger, and bigger, and in a hundred years it’s a loop.” He drew it in the dust with a stick. “The stream is only a very small digger, and a very small dumper, working on the same bank.”</w:t>
+        <w:t>“It’s slower at the sides,” she said. “And faster in the middle. See the bubbles? They go quicker out there.”</w:t>
+      </w:r>
+    </w:p>
+    <w:p>
+      <w:r>
+        <w:t>“Good eyes,” said Walt.</w:t>
+      </w:r>
+    </w:p>
+    <w:p>
+      <w:r>
+        <w:t>“My gran taught me,” said Tabitha. “She’s a fisherman’s wife. If you want to cross, you aim high on the near bank, because the middle will carry you down.”</w:t>
+      </w:r>
+    </w:p>
+    <w:p>
+      <w:r>
+        <w:t>They launched the raft at noon. It sat on the green water like a pancake on a plate. First on was Gucci, who put one paw on the planks and fell off, and was hauled out soaked and indignant. Second was Hal, with a long pole. Third was Titch, with a rope looped over her shoulder, the other end tied to a tree. Fourth was Hopsi, with her hops held high.</w:t>
+      </w:r>
+    </w:p>
+    <w:p>
+      <w:r>
+        <w:t>Last was Scally, because he had insisted on pushing off, and he stood on the bank with one boot on and one boot off, and shoved with all his might.</w:t>
+      </w:r>
+    </w:p>
+    <w:p>
+      <w:r>
+        <w:t>The raft slid out. The current found it at once. The middle of the pool drew it down and sideways, like a hand, and the raft began to spin.</w:t>
       </w:r>
     </w:p>
     <w:p>
@@ -1987,17 +1852,42 @@
     </w:p>
     <w:p>
       <w:r>
-        <w:t>“Like a bad cook,” said Titch. “Takes the flour out of one bowl and puts it in the other.”</w:t>
-      </w:r>
-    </w:p>
-    <w:p>
-      <w:r>
-        <w:t>“Just so,” said Walt.</w:t>
-      </w:r>
-    </w:p>
-    <w:p>
-      <w:r>
-        <w:t>Hal knelt at the water. On the inside of the bend, where it was slow, the stones in the stream were fat, round, and smooth. He held one up. It was grey, as round as an egg and as smooth as soap. Then he walked back to the last bend and picked up another from the bank beside the rocks. It was sharp, with corners, like something broken.</w:t>
+        <w:t>“Pole!” shouted Walt.</w:t>
+      </w:r>
+    </w:p>
+    <w:p>
+      <w:r>
+        <w:t>“It won’t reach!” shouted Hal.</w:t>
+      </w:r>
+    </w:p>
+    <w:p>
+      <w:r>
+        <w:t>“Rope!” shouted Titch, and heaved. The rope came taut, and the raft swung in a long slow arc, scraping the bank. Scally, who had stepped on at the last moment to steady it, missed his footing. He went over the side in a perfect flat splash.</w:t>
+      </w:r>
+    </w:p>
+    <w:p>
+      <w:r>
+        <w:t>For one long, awful second there was only a hole in the water.</w:t>
+      </w:r>
+    </w:p>
+    <w:p>
+      <w:r>
+        <w:t>“Reach or throw!” roared Walt.</w:t>
+      </w:r>
+    </w:p>
+    <w:p>
+      <w:r>
+        <w:t>Titch did not wait to be told twice. She had a rope-loop already in her hand. She threw it. It fell short. She hauled it in, wet, and threw again, and it dropped on the green water right beside a small, surfacing, spluttering, spiky head.</w:t>
+      </w:r>
+    </w:p>
+    <w:p>
+      <w:r>
+        <w:t>Scally’s hand closed on it. “Got it!” he coughed. “I’ve got — I’m — pull!”</w:t>
+      </w:r>
+    </w:p>
+    <w:p>
+      <w:r>
+        <w:t>Four of them hauled, with Gucci hanging on to the end by his teeth, and Scally came up the bank like a landed fish, in two boots’ worth of mud and weed, with one boot gone entirely. It had floated off down the stream in the sun, quite upright and rather dignified, like a small ship.</w:t>
       </w:r>
     </w:p>
     <w:p>
@@ -2041,127 +1931,97 @@
     </w:p>
     <w:p>
       <w:r>
-        <w:t>“Walt. Why are these two so different?”</w:t>
-      </w:r>
-    </w:p>
-    <w:p>
-      <w:r>
-        <w:t>“Ah,” said Walt, smiling slowly. “That one’s fresh from the mountain. It’s been in the stream a week. And that one’s been in it a thousand years. The water rolls them, and rolls them, along the bottom, and every roll takes a speck off the corners. Given enough time, a stream will turn a boulder into a pebble.” He turned the round stone in his hand. “The long way makes everything smooth. That’s all it does. It takes time.”</w:t>
-      </w:r>
-    </w:p>
-    <w:p>
-      <w:r>
-        <w:t>Scally had been scratching his head. He sat, one-booted, on a log, a short way off. “It’s miles round these bends,” he said, loudly. “The whole thing is a waste. Look.” He pointed across the grass. “The next three loops come back so close to here, you could throw a stone across. Walt, I’m telling you, there’s a neck of land, just there, ten steps wide. We could cut across, and be at the top of the bend before you’ve had your lunch.”</w:t>
-      </w:r>
-    </w:p>
-    <w:p>
-      <w:r>
-        <w:t>“No,” said Walt.</w:t>
-      </w:r>
-    </w:p>
-    <w:p>
-      <w:r>
-        <w:t>“It’s dry,” said Scally. “It looks dry. It looks perfectly firm.”</w:t>
-      </w:r>
-    </w:p>
-    <w:p>
-      <w:r>
-        <w:t>“It is wet clay,” said Walt, “under the grass. I know that neck. The ground looks solid and holds you for six steps, and then it lets go.”</w:t>
-      </w:r>
-    </w:p>
-    <w:p>
-      <w:r>
-        <w:t>“Right,” said Scally. “Then I’ll go and look, to see for you. I’ll tell you what’s there.”</w:t>
-      </w:r>
-    </w:p>
-    <w:p>
-      <w:r>
-        <w:t>“No,” said Walt.</w:t>
-      </w:r>
-    </w:p>
-    <w:p>
-      <w:r>
-        <w:t>But Walt had turned to look at Dumpling, who had begun to eat the grass, and when he turned back Scally had gone.</w:t>
-      </w:r>
-    </w:p>
-    <w:p>
-      <w:r>
-        <w:t>“I’m only scouting!” came a cheerful voice from far off. “I’ll shout when I find the path!”</w:t>
-      </w:r>
-    </w:p>
-    <w:p>
-      <w:r>
-        <w:t>There was a pause.</w:t>
-      </w:r>
-    </w:p>
-    <w:p>
-      <w:r>
-        <w:t>“He’s going to go across it,” said Titch.</w:t>
-      </w:r>
-    </w:p>
-    <w:p>
-      <w:r>
-        <w:t>“Of course he is,” said Hopsi.</w:t>
-      </w:r>
-    </w:p>
-    <w:p>
-      <w:r>
-        <w:t>They stood up. They did not shout, because shouting does nothing. They followed, along the edge, along the firm bank, the long way round. At the second bend the grass came up high, and a mist rose off the wet ground, and it turned, in the space of a few minutes, into a white, soft, thick fog.</w:t>
-      </w:r>
-    </w:p>
-    <w:p>
-      <w:r>
-        <w:t>“Walt,” called Hal.</w:t>
-      </w:r>
-    </w:p>
-    <w:p>
-      <w:r>
-        <w:t>“Stay together,” said Walt’s voice, from the white. “Stay on the bank. Don’t anyone wander.”</w:t>
-      </w:r>
-    </w:p>
-    <w:p>
-      <w:r>
-        <w:t>“Scally?” called Tabitha.</w:t>
-      </w:r>
-    </w:p>
-    <w:p>
-      <w:r>
-        <w:t>Nothing. Then, far away, thin, a voice.</w:t>
-      </w:r>
-    </w:p>
-    <w:p>
-      <w:r>
-        <w:t>“I’m fine! There’s a firm path! I told you. It’s only a bit squelchy. Come on, it’s quicker!”</w:t>
-      </w:r>
-    </w:p>
-    <w:p>
-      <w:r>
-        <w:t>“He’s lying,” said Hopsi, quietly. “It is not firm. He has been caught and he’s saying it is.”</w:t>
-      </w:r>
-    </w:p>
-    <w:p>
-      <w:r>
-        <w:t>“How do you know?”</w:t>
-      </w:r>
-    </w:p>
-    <w:p>
-      <w:r>
-        <w:t>“Because,” said Hopsi, “the first word he said was ‘fine’.”</w:t>
-      </w:r>
-    </w:p>
-    <w:p>
-      <w:r>
-        <w:t>Walt took out his whistle. He blew three blasts, long and short. They hung in the fog, and then, from the left, came a faint echo. And then, from the right, much fainter, an answering reply, three weak puffs on something small. Scally had a whistle too, a tin one he had won off a pedlar.</w:t>
-      </w:r>
-    </w:p>
-    <w:p>
-      <w:r>
-        <w:t>“There,” said Walt. “Left of the big willow. Slowly. Along the bank, Titch, tie that rope to the tree. Hopsi, lie flat.”</w:t>
-      </w:r>
-    </w:p>
-    <w:p>
-      <w:r>
-        <w:t>They found him. He was in clay, up to the knees, in the middle of the neck, and the other boot was gone. The soil had held him for six steps and let go on the seventh. He had stopped struggling, which was clever, because struggling sinks you. He was standing perfectly still, in the fog, with his arms out. He was green about the face.</w:t>
+        <w:t>“My boot!” said Scally, sitting in the mud with his teeth chattering. “My boot’s gone to sea!”</w:t>
+      </w:r>
+    </w:p>
+    <w:p>
+      <w:r>
+        <w:t>“It floats,” said Hal. “It will be in the sea in a week.”</w:t>
+      </w:r>
+    </w:p>
+    <w:p>
+      <w:r>
+        <w:t>Scally began to laugh, and could not stop. After a minute, all of them were laughing, even Walt, even Dumpling, who gave a low hee-haw. It was the shaky laughing of people who have been frightened and found it was all right.</w:t>
+      </w:r>
+    </w:p>
+    <w:p>
+      <w:r>
+        <w:t>“Cold water,” said Walt, when the laughing had run out. “That is what takes the breath out of a person. It squeezes the chest and you gasp before you know it. A strong swimmer drowns that way. You do not go in alone. You do not go in at all, if you can reach or throw. Do you see why?”</w:t>
+      </w:r>
+    </w:p>
+    <w:p>
+      <w:r>
+        <w:t>“Yes,” said Scally, quietly. He was blue about the mouth. “Yes, Walt.”</w:t>
+      </w:r>
+    </w:p>
+    <w:p>
+      <w:r>
+        <w:t>Walt rubbed him down with a sack and put his own coat over him. They crossed on the raft, one by one, with the rope tight, and nobody tried anything clever. On the far bank, in the sun, Scally sat steaming, with his one foot in a sock.</w:t>
+      </w:r>
+    </w:p>
+    <w:p>
+      <w:r>
+        <w:t>From the hilltop above them, very clearly, came four small notes.</w:t>
+      </w:r>
+    </w:p>
+    <w:p>
+      <w:r>
+        <w:t>“A short,” said Tabitha, suddenly. She had her head on one side. “A short. Did you hear? In the hum. It’s not five sounds. It’s words.”</w:t>
+      </w:r>
+    </w:p>
+    <w:p>
+      <w:pPr>
+        <w:jc w:val="center"/>
+      </w:pPr>
+      <w:hyperlink w:anchor="toc">
+        <w:r>
+          <w:rPr>
+            <w:color w:val="1F3A5F"/>
+            <w:u w:val="single"/>
+          </w:rPr>
+          <w:t>↑ Contents</w:t>
+        </w:r>
+      </w:hyperlink>
+    </w:p>
+    <w:p>
+      <w:r>
+        <w:br w:type="page"/>
+      </w:r>
+    </w:p>
+    <w:p>
+      <w:bookmarkStart w:id="6" w:name="ch4"/>
+      <w:pPr>
+        <w:pStyle w:val="Heading2"/>
+        <w:jc w:val="center"/>
+      </w:pPr>
+      <w:r>
+        <w:t>Chapter 4. The Wandering Stream</w:t>
+      </w:r>
+      <w:bookmarkEnd w:id="6"/>
+    </w:p>
+    <w:p>
+      <w:r>
+        <w:t>After the Green Pool, the stream began to wander.</w:t>
+      </w:r>
+    </w:p>
+    <w:p>
+      <w:r>
+        <w:t>It had been straight for the first morning. Now, as they came up into a wide, flat valley with tall grass, it started to loop. It curled one way, and then the other, like a dropped rope, in great lazy bends, so that the path beside it followed along, and along, and along, and never seemed to get anywhere.</w:t>
+      </w:r>
+    </w:p>
+    <w:p>
+      <w:r>
+        <w:t>“It’s mad,” said Titch. “Look. It goes right, then left, then right, and it’s all the same grass.”</w:t>
+      </w:r>
+    </w:p>
+    <w:p>
+      <w:r>
+        <w:t>“It is called a meander,” said Hopsi, “and I do not know exactly why. Walt?”</w:t>
+      </w:r>
+    </w:p>
+    <w:p>
+      <w:r>
+        <w:t>Walt sat down on a rock, in sections. He had the look of a man who has been waiting for somebody to ask. “Watch the water,” he said. “At the outside of every bend it runs fast. Fast water takes the bank away, a little at a time, grain by grain. At the inside it runs slow, and slow water lets go of what it carries, sand and mud, and drops it. So the outside digs and the inside builds. The bend gets bigger, and bigger, and in a hundred years it’s a loop.” He drew it in the dust with a stick. “The stream is only a very small digger, and a very small dumper, working on the same bank.”</w:t>
       </w:r>
     </w:p>
     <w:p>
@@ -2205,122 +2065,17 @@
     </w:p>
     <w:p>
       <w:r>
-        <w:t>“It’s — it’s not firm,” he said, in a very small voice. “It’s — Hop, I said it was firm.”</w:t>
-      </w:r>
-    </w:p>
-    <w:p>
-      <w:r>
-        <w:t>“I know,” said Hopsi. She was lying flat on her stomach, with her arms stretched out, because that spreads your weight. Titch was behind her, holding her ankles. Hal had the rope tied round his waist. “Hold the rope. Do not pull. Lean, and let us pull.”</w:t>
-      </w:r>
-    </w:p>
-    <w:p>
-      <w:r>
-        <w:t>“I lied,” said Scally. “I knew it wasn’t.”</w:t>
-      </w:r>
-    </w:p>
-    <w:p>
-      <w:r>
-        <w:t>“Yes,” said Hopsi. “Hold the rope.”</w:t>
-      </w:r>
-    </w:p>
-    <w:p>
-      <w:r>
-        <w:t>It took ten minutes. Clay does not let go easily. At last, with a noise like a giant kissing a cheek, it gave up Scally, and Scally came out of it on his stomach, covered in grey from the neck down, with no boots at all, and lay in the grass with his eyes shut.</w:t>
-      </w:r>
-    </w:p>
-    <w:p>
-      <w:r>
-        <w:t>“Both boots,” he said, after a while. “They’re both gone. That’s — Hop, that’s the last of the boots.”</w:t>
-      </w:r>
-    </w:p>
-    <w:p>
-      <w:r>
-        <w:t>“They were good boots,” said Hopsi. “I am sorry.”</w:t>
-      </w:r>
-    </w:p>
-    <w:p>
-      <w:r>
-        <w:t>Scally opened one eye. “I’m a liar,” he said, in a hoarse, flat voice. “I tell people it’s fine and it isn’t.”</w:t>
-      </w:r>
-    </w:p>
-    <w:p>
-      <w:r>
-        <w:t>“You told us it was firm,” said Hopsi, “because you did not want to be the one who was wrong. That is not the same as being a liar all the way through. It is being afraid.” She sat up. “You could say, ‘I’m stuck.’ That would have been true, and shorter.”</w:t>
-      </w:r>
-    </w:p>
-    <w:p>
-      <w:r>
-        <w:t>Nobody said anything for a long time.</w:t>
-      </w:r>
-    </w:p>
-    <w:p>
-      <w:r>
-        <w:t>Walt sat down on the grass beside him. He was rubbing his bad leg, absently, in the way of a man who has done it for fifty years. “I know that neck,” he said. “I took it once, when I was your age. I was in a hurry. A voice said it would be quicker.”</w:t>
-      </w:r>
-    </w:p>
-    <w:p>
-      <w:r>
-        <w:t>“A voice?” said Hal.</w:t>
-      </w:r>
-    </w:p>
-    <w:p>
-      <w:r>
-        <w:t>But Walt only shook his head and said, “Later.” He gave Scally the second sack, and the rest of his own bread, and for the rest of the afternoon, up the long, long bank of the Wandering Stream, the five of them walked together, the long way round, and nobody said it was a waste.</w:t>
-      </w:r>
-    </w:p>
-    <w:p>
-      <w:r>
-        <w:t>Behind them, fainter now, the stream hummed.</w:t>
-      </w:r>
-    </w:p>
-    <w:p>
-      <w:r>
-        <w:t>“A short,” it said. “A short. Cut. Is…”</w:t>
-      </w:r>
-    </w:p>
-    <w:p>
-      <w:pPr>
-        <w:jc w:val="center"/>
-      </w:pPr>
-      <w:hyperlink w:anchor="toc">
-        <w:r>
-          <w:rPr>
-            <w:color w:val="1F3A5F"/>
-            <w:u w:val="single"/>
-          </w:rPr>
-          <w:t>↑ Contents</w:t>
-        </w:r>
-      </w:hyperlink>
-    </w:p>
-    <w:p>
-      <w:r>
-        <w:br w:type="page"/>
-      </w:r>
-    </w:p>
-    <w:p>
-      <w:bookmarkStart w:id="7" w:name="ch5"/>
-      <w:pPr>
-        <w:pStyle w:val="Heading2"/>
-        <w:jc w:val="center"/>
-      </w:pPr>
-      <w:r>
-        <w:t>Chapter 5. The Fire and the Voice</w:t>
-      </w:r>
-      <w:bookmarkEnd w:id="7"/>
-    </w:p>
-    <w:p>
-      <w:r>
-        <w:t>They camped that night on a stony shelf above the stream, where the ground was dry and the wind came from behind.</w:t>
-      </w:r>
-    </w:p>
-    <w:p>
-      <w:r>
-        <w:t>Old Walt chose the spot, and he chose it the way he chose everything, slowly, looking at the ground first. “Never camp low,” he said. “Never camp in a dry gully, either, however kind it looks. Water comes down gullies. Up here, on the stones, we can see the stream and the stream can’t get at us.”</w:t>
-      </w:r>
-    </w:p>
-    <w:p>
-      <w:r>
-        <w:t>He built the fire himself, and he built it properly. First he cleared a circle down to the bare stone. Then he ringed it with big pebbles from the stream. Then he set a bucket of water beside it, filled to the brim.</w:t>
+        <w:t>“Like a bad cook,” said Titch. “Takes the flour out of one bowl and puts it in the other.”</w:t>
+      </w:r>
+    </w:p>
+    <w:p>
+      <w:r>
+        <w:t>“Just so,” said Walt.</w:t>
+      </w:r>
+    </w:p>
+    <w:p>
+      <w:r>
+        <w:t>Hal knelt at the water. On the inside of the bend, where it was slow, the stones in the stream were fat, round, and smooth. He held one up. It was grey, as round as an egg and as smooth as soap. Then he walked back to the last bend and picked up another from the bank beside the rocks. It was sharp, with corners, like something broken.</w:t>
       </w:r>
     </w:p>
     <w:p>
@@ -2364,92 +2119,47 @@
     </w:p>
     <w:p>
       <w:r>
-        <w:t>“Why the bucket?” said Titch.</w:t>
-      </w:r>
-    </w:p>
-    <w:p>
-      <w:r>
-        <w:t>“Because the fire is not in charge,” said Walt. “I am. And if it argues, there’s the answer.” He lit it with one strike. It caught, and crackled, and threw sparks up at the stars.</w:t>
-      </w:r>
-    </w:p>
-    <w:p>
-      <w:r>
-        <w:t>Hal sat very upright. He remembered the mill yard, and the heap of straw, and a green crack of light. “Fire needs three things,” he said. “Fuel, heat and air. We have given it wood. We’ve left it air. We must not let it have more than we want.”</w:t>
-      </w:r>
-    </w:p>
-    <w:p>
-      <w:r>
-        <w:t>“And in the morning?” said Walt.</w:t>
-      </w:r>
-    </w:p>
-    <w:p>
-      <w:r>
-        <w:t>“Drown it,” said Hal, “stir it, and drown it again. Until the ashes are cold to your hand.”</w:t>
-      </w:r>
-    </w:p>
-    <w:p>
-      <w:r>
-        <w:t>Walt looked at him for a moment. “Somebody taught you well.”</w:t>
-      </w:r>
-    </w:p>
-    <w:p>
-      <w:r>
-        <w:t>“A lot of people,” said Hal, “and one bonfire.”</w:t>
-      </w:r>
-    </w:p>
-    <w:p>
-      <w:r>
-        <w:t>They ate Titch’s crusts, and apples, and a hard yellow cheese, and Walt’s stew, which was mostly turnip. Gucci lay with his chin on Hal’s knee, trying to look as though he was not watching the cheese. Dumpling stood behind them, chewing, with one ear turned toward the stream.</w:t>
-      </w:r>
-    </w:p>
-    <w:p>
-      <w:r>
-        <w:t>Scally had his back against a rock. His feet were wrapped in two of Walt’s spare socks, and he was not saying much. He had a large bite of cheese in one hand. And under his jacket, if anyone had looked, there was a second large bite, wrapped in a cloth, from Titch’s bag.</w:t>
-      </w:r>
-    </w:p>
-    <w:p>
-      <w:r>
-        <w:t>Nobody looked. Except Hopsi, who was sitting on the other side of the fire, with the light on her face. She did not look at the jacket. She looked at Scally’s chin.</w:t>
-      </w:r>
-    </w:p>
-    <w:p>
-      <w:r>
-        <w:t>“There is a crumb,” she said, “on your chin. It is from the cheese in Titch’s bag. She said she was counting it, because there were seven pieces and there are six of us, and one was for Gucci.” She waited. “There are now five.”</w:t>
-      </w:r>
-    </w:p>
-    <w:p>
-      <w:r>
-        <w:t>Scally went rigid. Then, very slowly, he put his hand into his jacket and brought out the cloth.</w:t>
-      </w:r>
-    </w:p>
-    <w:p>
-      <w:r>
-        <w:t>“I was saving it,” he said.</w:t>
-      </w:r>
-    </w:p>
-    <w:p>
-      <w:r>
-        <w:t>“For whom?” said Hopsi.</w:t>
-      </w:r>
-    </w:p>
-    <w:p>
-      <w:r>
-        <w:t>He shut his mouth. Then he put the cloth in the middle of the fire-circle, on a flat stone, and opened it. There was a piece of cheese the size of a thumb.</w:t>
-      </w:r>
-    </w:p>
-    <w:p>
-      <w:r>
-        <w:t>“I’m hungry,” he said, quietly, to the stone. “I’m always hungry. In the mill loft, at night, it’s very quiet. I wake up and I’m hungry and there’s nobody there. I took it from Titch’s bag when she wasn’t looking, and I thought, I’ll say it was mine. And then I couldn’t eat it. It’s no good if you can’t say who gave it.”</w:t>
-      </w:r>
-    </w:p>
-    <w:p>
-      <w:r>
-        <w:t>There was a silence.</w:t>
-      </w:r>
-    </w:p>
-    <w:p>
-      <w:r>
-        <w:t>“Scally,” said Titch.</w:t>
+        <w:t>“Walt. Why are these two so different?”</w:t>
+      </w:r>
+    </w:p>
+    <w:p>
+      <w:r>
+        <w:t>“Ah,” said Walt, smiling slowly. “That one’s fresh from the mountain. It’s been in the stream a week. And that one’s been in it a thousand years. The water rolls them, and rolls them, along the bottom, and every roll takes a speck off the corners. Given enough time, a stream will turn a boulder into a pebble.” He turned the round stone in his hand. “The long way makes everything smooth. That’s all it does. It takes time.”</w:t>
+      </w:r>
+    </w:p>
+    <w:p>
+      <w:r>
+        <w:t>Scally had been scratching his head. He sat, one-booted, on a log, a short way off. “It’s miles round these bends,” he said, loudly. “The whole thing is a waste. Look.” He pointed across the grass. “The next three loops come back so close to here, you could throw a stone across. Walt, I’m telling you, there’s a neck of land, just there, ten steps wide. We could cut across, and be at the top of the bend before you’ve had your lunch.”</w:t>
+      </w:r>
+    </w:p>
+    <w:p>
+      <w:r>
+        <w:t>“No,” said Walt.</w:t>
+      </w:r>
+    </w:p>
+    <w:p>
+      <w:r>
+        <w:t>“It’s dry,” said Scally. “It looks dry. It looks perfectly firm.”</w:t>
+      </w:r>
+    </w:p>
+    <w:p>
+      <w:r>
+        <w:t>“It is wet clay,” said Walt, “under the grass. I know that neck. The ground looks solid and holds you for six steps, and then it lets go.”</w:t>
+      </w:r>
+    </w:p>
+    <w:p>
+      <w:r>
+        <w:t>“Right,” said Scally. “Then I’ll go and look, to see for you. I’ll tell you what’s there.”</w:t>
+      </w:r>
+    </w:p>
+    <w:p>
+      <w:r>
+        <w:t>“No,” said Walt.</w:t>
+      </w:r>
+    </w:p>
+    <w:p>
+      <w:r>
+        <w:t>But Walt had turned to look at Dumpling, who had begun to eat the grass, and when he turned back Scally had gone.</w:t>
       </w:r>
     </w:p>
     <w:p>
@@ -2493,37 +2203,82 @@
     </w:p>
     <w:p>
       <w:r>
-        <w:t>“Yes.”</w:t>
-      </w:r>
-    </w:p>
-    <w:p>
-      <w:r>
-        <w:t>“If you’re hungry,” said Titch, “you say so. And I give you a crust. I always have a crust. You’ve never asked.” She picked up the cheese, broke it in half, evenly, and put one half back on the stone. “That’s yours. That’s mine. Now it’s fair.”</w:t>
-      </w:r>
-    </w:p>
-    <w:p>
-      <w:r>
-        <w:t>Scally took it. He did not say thank you. He ate it slowly, looking at the fire.</w:t>
-      </w:r>
-    </w:p>
-    <w:p>
-      <w:r>
-        <w:t>“That,” said Walt, “is the first thing I’ve seen all day that made sense.”</w:t>
-      </w:r>
-    </w:p>
-    <w:p>
-      <w:r>
-        <w:t>The stream hummed. It had grown into a long, trembling, mournful note, under the crackling, and the wind took it and carried it away, and brought it back. Gucci’s ears went flat. Fourpence, on Dumpling’s ear, sang four notes and stopped.</w:t>
-      </w:r>
-    </w:p>
-    <w:p>
-      <w:r>
-        <w:t>“Listen,” said Tabitha.</w:t>
-      </w:r>
-    </w:p>
-    <w:p>
-      <w:r>
-        <w:t>They listened. And in the dark, under the stars, they heard it. The hum was no longer a hum. It was a voice. It was thin and soft and sugary, and it came up from the water in a slow, endless loop.</w:t>
+        <w:t>“I’m only scouting!” came a cheerful voice from far off. “I’ll shout when I find the path!”</w:t>
+      </w:r>
+    </w:p>
+    <w:p>
+      <w:r>
+        <w:t>There was a pause.</w:t>
+      </w:r>
+    </w:p>
+    <w:p>
+      <w:r>
+        <w:t>“He’s going to go across it,” said Titch.</w:t>
+      </w:r>
+    </w:p>
+    <w:p>
+      <w:r>
+        <w:t>“Of course he is,” said Hopsi.</w:t>
+      </w:r>
+    </w:p>
+    <w:p>
+      <w:r>
+        <w:t>They stood up. They did not shout, because shouting does nothing. They followed, along the edge, along the firm bank, the long way round. At the second bend the grass came up high, and a mist rose off the wet ground, and it turned, in the space of a few minutes, into a white, soft, thick fog.</w:t>
+      </w:r>
+    </w:p>
+    <w:p>
+      <w:r>
+        <w:t>“Walt,” called Hal.</w:t>
+      </w:r>
+    </w:p>
+    <w:p>
+      <w:r>
+        <w:t>“Stay together,” said Walt’s voice, from the white. “Stay on the bank. Don’t anyone wander.”</w:t>
+      </w:r>
+    </w:p>
+    <w:p>
+      <w:r>
+        <w:t>“Scally?” called Tabitha.</w:t>
+      </w:r>
+    </w:p>
+    <w:p>
+      <w:r>
+        <w:t>Nothing. Then, far away, thin, a voice.</w:t>
+      </w:r>
+    </w:p>
+    <w:p>
+      <w:r>
+        <w:t>“I’m fine! There’s a firm path! I told you. It’s only a bit squelchy. Come on, it’s quicker!”</w:t>
+      </w:r>
+    </w:p>
+    <w:p>
+      <w:r>
+        <w:t>“He’s lying,” said Hopsi, quietly. “It is not firm. He has been caught and he’s saying it is.”</w:t>
+      </w:r>
+    </w:p>
+    <w:p>
+      <w:r>
+        <w:t>“How do you know?”</w:t>
+      </w:r>
+    </w:p>
+    <w:p>
+      <w:r>
+        <w:t>“Because,” said Hopsi, “the first word he said was ‘fine’.”</w:t>
+      </w:r>
+    </w:p>
+    <w:p>
+      <w:r>
+        <w:t>Walt took out his whistle. He blew three blasts, long and short. They hung in the fog, and then, from the left, came a faint echo. And then, from the right, much fainter, an answering reply, three weak puffs on something small. Scally had a whistle too, a tin one he had won off a pedlar.</w:t>
+      </w:r>
+    </w:p>
+    <w:p>
+      <w:r>
+        <w:t>“There,” said Walt. “Left of the big willow. Slowly. Along the bank, Titch, tie that rope to the tree. Hopsi, lie flat.”</w:t>
+      </w:r>
+    </w:p>
+    <w:p>
+      <w:r>
+        <w:t>They found him. He was in clay, up to the knees, in the middle of the neck, and the other boot was gone. The soil had held him for six steps and let go on the seventh. He had stopped struggling, which was clever, because struggling sinks you. He was standing perfectly still, in the fog, with his arms out. He was green about the face.</w:t>
       </w:r>
     </w:p>
     <w:p>
@@ -2567,102 +2322,57 @@
     </w:p>
     <w:p>
       <w:r>
-        <w:t>“A shortcut,” said the stream, “is only…”</w:t>
-      </w:r>
-    </w:p>
-    <w:p>
-      <w:r>
-        <w:t>It stopped. A pause, a long breath, a gurgle.</w:t>
-      </w:r>
-    </w:p>
-    <w:p>
-      <w:r>
-        <w:t>“A shortcut,” said the stream, “is only…”</w:t>
-      </w:r>
-    </w:p>
-    <w:p>
-      <w:r>
-        <w:t>Nobody moved.</w:t>
-      </w:r>
-    </w:p>
-    <w:p>
-      <w:r>
-        <w:t>Hopsi’s face had gone white as paper. Hal, who had once stood on the mill step and been spoken to by it in the fog, felt his scalp tighten from the top of his head to the base of his spine. Gucci growled, low, like a kettle, at the water.</w:t>
-      </w:r>
-    </w:p>
-    <w:p>
-      <w:r>
-        <w:t>“That’s him,” whispered Titch. “That’s the soft voice. That’s the sweet-man. That’s his last—”</w:t>
-      </w:r>
-    </w:p>
-    <w:p>
-      <w:r>
-        <w:t>“It’s the end of his sentence,” said Hal. “The one he didn’t finish. When the flour went up. He said ‘A shortcut is only—’ and then the fog took him.”</w:t>
-      </w:r>
-    </w:p>
-    <w:p>
-      <w:r>
-        <w:t>“And the stream’s been saying it ever since,” said Tabitha. “It can’t stop. It’s stuck. Like a song that’s lost its last line.” She stared into the dark. “It’s a sleepless stream. It can’t sleep, because the sentence isn’t finished.”</w:t>
-      </w:r>
-    </w:p>
-    <w:p>
-      <w:r>
-        <w:t>Walt had not said anything. He sat, with his leg stuck out stiff, looking at the fire, and his face in the flames was very old.</w:t>
-      </w:r>
-    </w:p>
-    <w:p>
-      <w:r>
-        <w:t>“I know that voice,” he said.</w:t>
-      </w:r>
-    </w:p>
-    <w:p>
-      <w:r>
-        <w:t>They all turned.</w:t>
-      </w:r>
-    </w:p>
-    <w:p>
-      <w:r>
-        <w:t>“I was ten,” said Walt. “I was in a hurry to get home across that neck of clay, the one you walked into today. It was a wet autumn, and the way round was an hour. And a man in a dark coat came by with a bag of sweets, and a smile that was a size too big, and he said, ‘Come with me, little man. I know a quick way. A shortcut. Ten minutes, straight across.’ And I went.” He rubbed his leg. “I went six steps. The seventh, there was nothing there. I was in it to the chest. I screamed. And an old man came, a stream-keeper, who had looked after this water forty years. He pulled me out with a pole. I lost the use of my leg, and I never lost my fear of that voice. And when the old man died, they said, ‘Walt, you’ll do.’ I’ve looked after this stream ever since.” He stopped. “I never knew the end of the sentence. He said it as I went into the water. ‘A shortcut is only—’ And I never heard the rest.”</w:t>
-      </w:r>
-    </w:p>
-    <w:p>
-      <w:r>
-        <w:t>The fire cracked.</w:t>
-      </w:r>
-    </w:p>
-    <w:p>
-      <w:r>
-        <w:t>“What happens,” said Hal, slowly, “if it never ends?”</w:t>
-      </w:r>
-    </w:p>
-    <w:p>
-      <w:r>
-        <w:t>“A stream learns slowly,” said Walt. “All summer it has been taking in what was left in it. Tonight it knows the sentence by heart, and it cannot put it down. A stream that cannot sleep runs hard. It eats its banks. It drags at the bog. It pulls in the little streams on either side. By tomorrow dusk, if it goes on rising, it’ll be in the mill.” He looked up. “We have to finish the sentence. I think that is what it wants.”</w:t>
-      </w:r>
-    </w:p>
-    <w:p>
-      <w:r>
-        <w:t>“Then we say the end,” said Titch.</w:t>
-      </w:r>
-    </w:p>
-    <w:p>
-      <w:r>
-        <w:t>“I do not know the end,” said Hopsi.</w:t>
-      </w:r>
-    </w:p>
-    <w:p>
-      <w:r>
-        <w:t>She said it flatly, the way she said it when she meant it. She had her hands pressed together in her lap. “I only say what is true. I cannot make up an ending, because if I make one up, it will be a lie, and a lie will not finish it. It would only wind it tighter.” She looked at the fire. “I do not know how it ends.”</w:t>
-      </w:r>
-    </w:p>
-    <w:p>
-      <w:r>
-        <w:t>“Then who does?” said Scally.</w:t>
-      </w:r>
-    </w:p>
-    <w:p>
-      <w:r>
-        <w:t>Nobody had an answer. In the silence, Hopsi got up. She went to the edge of the shelf, where the stones lay in a heap, and she took three white ones. She set them in a row across the path, a few feet from the fire. Then she moved the middle one aside, and back again.</w:t>
+        <w:t>“It’s — it’s not firm,” he said, in a very small voice. “It’s — Hop, I said it was firm.”</w:t>
+      </w:r>
+    </w:p>
+    <w:p>
+      <w:r>
+        <w:t>“I know,” said Hopsi. She was lying flat on her stomach, with her arms stretched out, because that spreads your weight. Titch was behind her, holding her ankles. Hal had the rope tied round his waist. “Hold the rope. Do not pull. Lean, and let us pull.”</w:t>
+      </w:r>
+    </w:p>
+    <w:p>
+      <w:r>
+        <w:t>“I lied,” said Scally. “I knew it wasn’t.”</w:t>
+      </w:r>
+    </w:p>
+    <w:p>
+      <w:r>
+        <w:t>“Yes,” said Hopsi. “Hold the rope.”</w:t>
+      </w:r>
+    </w:p>
+    <w:p>
+      <w:r>
+        <w:t>It took ten minutes. Clay does not let go easily. At last, with a noise like a giant kissing a cheek, it gave up Scally, and Scally came out of it on his stomach, covered in grey from the neck down, with no boots at all, and lay in the grass with his eyes shut.</w:t>
+      </w:r>
+    </w:p>
+    <w:p>
+      <w:r>
+        <w:t>“Both boots,” he said, after a while. “They’re both gone. That’s — Hop, that’s the last of the boots.”</w:t>
+      </w:r>
+    </w:p>
+    <w:p>
+      <w:r>
+        <w:t>“They were good boots,” said Hopsi. “I am sorry.”</w:t>
+      </w:r>
+    </w:p>
+    <w:p>
+      <w:r>
+        <w:t>Scally opened one eye. “I’m a liar,” he said, in a hoarse, flat voice. “I tell people it’s fine and it isn’t.”</w:t>
+      </w:r>
+    </w:p>
+    <w:p>
+      <w:r>
+        <w:t>“You told us it was firm,” said Hopsi, “because you did not want to be the one who was wrong. That is not the same as being a liar all the way through. It is being afraid.” She sat up. “You could say, ‘I’m stuck.’ That would have been true, and shorter.”</w:t>
+      </w:r>
+    </w:p>
+    <w:p>
+      <w:r>
+        <w:t>Nobody said anything for a long time.</w:t>
+      </w:r>
+    </w:p>
+    <w:p>
+      <w:r>
+        <w:t>Walt sat down on the grass beside him. He was rubbing his bad leg, absently, in the way of a man who has done it for fifty years. “I know that neck,” he said. “I took it once, when I was your age. I was in a hurry. A voice said it would be quicker.”</w:t>
       </w:r>
     </w:p>
     <w:p>
@@ -2706,22 +2416,22 @@
     </w:p>
     <w:p>
       <w:r>
-        <w:t>“In case,” she said, to nobody.</w:t>
-      </w:r>
-    </w:p>
-    <w:p>
-      <w:r>
-        <w:t>They lay down in their blankets. They did not talk much. The stream sang on in the dark, “A shortcut is only…” and nobody slept, and nobody expected to.</w:t>
-      </w:r>
-    </w:p>
-    <w:p>
-      <w:r>
-        <w:t>Before dawn Hal crept down to the pool by the camp, to wash his face. The water was black, and still, and the stars lay in it. His reflection looked up at him, thin and yellow in the starlight. It had its mouth open. It was yawning, enormously, and trying not to.</w:t>
-      </w:r>
-    </w:p>
-    <w:p>
-      <w:r>
-        <w:t>“UP,” it mouthed. And then, very slowly, it pointed with its whole arm toward the hills, and the grey light, and the long climb.</w:t>
+        <w:t>“A voice?” said Hal.</w:t>
+      </w:r>
+    </w:p>
+    <w:p>
+      <w:r>
+        <w:t>But Walt only shook his head and said, “Later.” He gave Scally the second sack, and the rest of his own bread, and for the rest of the afternoon, up the long, long bank of the Wandering Stream, the five of them walked together, the long way round, and nobody said it was a waste.</w:t>
+      </w:r>
+    </w:p>
+    <w:p>
+      <w:r>
+        <w:t>Behind them, fainter now, the stream hummed.</w:t>
+      </w:r>
+    </w:p>
+    <w:p>
+      <w:r>
+        <w:t>“A short,” it said. “A short. Cut. Is…”</w:t>
       </w:r>
     </w:p>
     <w:p>
@@ -2744,34 +2454,29 @@
       </w:r>
     </w:p>
     <w:p>
-      <w:bookmarkStart w:id="8" w:name="ch6"/>
+      <w:bookmarkStart w:id="7" w:name="ch5"/>
       <w:pPr>
         <w:pStyle w:val="Heading2"/>
         <w:jc w:val="center"/>
       </w:pPr>
       <w:r>
-        <w:t>Chapter 6. The Count Between</w:t>
-      </w:r>
-      <w:bookmarkEnd w:id="8"/>
-    </w:p>
-    <w:p>
-      <w:r>
-        <w:t>In the morning they came to the Falls.</w:t>
-      </w:r>
-    </w:p>
-    <w:p>
-      <w:r>
-        <w:t>The Falls were a wall of grey water, as high as a church, coming down from a lip of black rock into a pool that boiled white. The air around them was full of fine wet spray. It roared so loudly that a person could not hear himself think. And, under the roar, the hum went on.</w:t>
-      </w:r>
-    </w:p>
-    <w:p>
-      <w:r>
-        <w:t>“The path goes up the left side,” shouted Walt. “It’s steep, and it’s wet. Nobody goes anywhere alone. Nobody leaves the path. Hold the rope!”</w:t>
-      </w:r>
-    </w:p>
-    <w:p>
-      <w:r>
-        <w:t>They had to climb, one behind the other, on a rope. Dumpling went last, in no hurry, with her ears forward. At the first ledge they stopped for breath and looked down, and the whole valley lay behind them in the morning sun, small as a toy.</w:t>
+        <w:t>Chapter 5. The Fire and the Voice</w:t>
+      </w:r>
+      <w:bookmarkEnd w:id="7"/>
+    </w:p>
+    <w:p>
+      <w:r>
+        <w:t>They camped that night on a stony shelf above the stream, where the ground was dry and the wind came from behind.</w:t>
+      </w:r>
+    </w:p>
+    <w:p>
+      <w:r>
+        <w:t>Old Walt chose the spot, and he chose it the way he chose everything, slowly, looking at the ground first. “Never camp low,” he said. “Never camp in a dry gully, either, however kind it looks. Water comes down gullies. Up here, on the stones, we can see the stream and the stream can’t get at us.”</w:t>
+      </w:r>
+    </w:p>
+    <w:p>
+      <w:r>
+        <w:t>He built the fire himself, and he built it properly. First he cleared a circle down to the bare stone. Then he ringed it with big pebbles from the stream. Then he set a bucket of water beside it, filled to the brim.</w:t>
       </w:r>
     </w:p>
     <w:p>
@@ -2815,32 +2520,92 @@
     </w:p>
     <w:p>
       <w:r>
-        <w:t>“Listen,” shouted Hal. He cupped his hands. “HELLO!”</w:t>
-      </w:r>
-    </w:p>
-    <w:p>
-      <w:r>
-        <w:t>“Hello… hello… hello…” answered the cliff, from somewhere across the gorge, three times, each one smaller.</w:t>
-      </w:r>
-    </w:p>
-    <w:p>
-      <w:r>
-        <w:t>“It’s an echo!” said Titch. “It talks back!”</w:t>
-      </w:r>
-    </w:p>
-    <w:p>
-      <w:r>
-        <w:t>“It does not talk,” said Hopsi, quite loudly. “It repeats. A sound goes out, hits the rock, and bounces back. That is all. It can’t say anything you did not say.”</w:t>
-      </w:r>
-    </w:p>
-    <w:p>
-      <w:r>
-        <w:t>Scally had been listening with his head on one side, and a very large smile spreading across his face. “Right,” he said. “Right. Watch.” He walked a few steps away, round a rock, out of sight. “TITCH!” he shouted. “TITCH OWES SCALLY A CRUST!”</w:t>
-      </w:r>
-    </w:p>
-    <w:p>
-      <w:r>
-        <w:t>There was a pause. Then the cliff said, in a voice that was most definitely not the cliff’s, “Titch owes Scally a crust… crust… crust.”</w:t>
+        <w:t>“Why the bucket?” said Titch.</w:t>
+      </w:r>
+    </w:p>
+    <w:p>
+      <w:r>
+        <w:t>“Because the fire is not in charge,” said Walt. “I am. And if it argues, there’s the answer.” He lit it with one strike. It caught, and crackled, and threw sparks up at the stars.</w:t>
+      </w:r>
+    </w:p>
+    <w:p>
+      <w:r>
+        <w:t>Hal sat very upright. He remembered the mill yard, and the heap of straw, and a green crack of light. “Fire needs three things,” he said. “Fuel, heat and air. We have given it wood. We’ve left it air. We must not let it have more than we want.”</w:t>
+      </w:r>
+    </w:p>
+    <w:p>
+      <w:r>
+        <w:t>“And in the morning?” said Walt.</w:t>
+      </w:r>
+    </w:p>
+    <w:p>
+      <w:r>
+        <w:t>“Drown it,” said Hal, “stir it, and drown it again. Until the ashes are cold to your hand.”</w:t>
+      </w:r>
+    </w:p>
+    <w:p>
+      <w:r>
+        <w:t>Walt looked at him for a moment. “Somebody taught you well.”</w:t>
+      </w:r>
+    </w:p>
+    <w:p>
+      <w:r>
+        <w:t>“A lot of people,” said Hal, “and one bonfire.”</w:t>
+      </w:r>
+    </w:p>
+    <w:p>
+      <w:r>
+        <w:t>They ate Titch’s crusts, and apples, and a hard yellow cheese, and Walt’s stew, which was mostly turnip. Gucci lay with his chin on Hal’s knee, trying to look as though he was not watching the cheese. Dumpling stood behind them, chewing, with one ear turned toward the stream.</w:t>
+      </w:r>
+    </w:p>
+    <w:p>
+      <w:r>
+        <w:t>Scally had his back against a rock. His feet were wrapped in two of Walt’s spare socks, and he was not saying much. He had a large bite of cheese in one hand. And under his jacket, if anyone had looked, there was a second large bite, wrapped in a cloth, from Titch’s bag.</w:t>
+      </w:r>
+    </w:p>
+    <w:p>
+      <w:r>
+        <w:t>Nobody looked. Except Hopsi, who was sitting on the other side of the fire, with the light on her face. She did not look at the jacket. She looked at Scally’s chin.</w:t>
+      </w:r>
+    </w:p>
+    <w:p>
+      <w:r>
+        <w:t>“There is a crumb,” she said, “on your chin. It is from the cheese in Titch’s bag. She said she was counting it, because there were seven pieces and there are six of us, and one was for Gucci.” She waited. “There are now five.”</w:t>
+      </w:r>
+    </w:p>
+    <w:p>
+      <w:r>
+        <w:t>Scally went rigid. Then, very slowly, he put his hand into his jacket and brought out the cloth.</w:t>
+      </w:r>
+    </w:p>
+    <w:p>
+      <w:r>
+        <w:t>“I was saving it,” he said.</w:t>
+      </w:r>
+    </w:p>
+    <w:p>
+      <w:r>
+        <w:t>“For whom?” said Hopsi.</w:t>
+      </w:r>
+    </w:p>
+    <w:p>
+      <w:r>
+        <w:t>He shut his mouth. Then he put the cloth in the middle of the fire-circle, on a flat stone, and opened it. There was a piece of cheese the size of a thumb.</w:t>
+      </w:r>
+    </w:p>
+    <w:p>
+      <w:r>
+        <w:t>“I’m hungry,” he said, quietly, to the stone. “I’m always hungry. In the mill loft, at night, it’s very quiet. I wake up and I’m hungry and there’s nobody there. I took it from Titch’s bag when she wasn’t looking, and I thought, I’ll say it was mine. And then I couldn’t eat it. It’s no good if you can’t say who gave it.”</w:t>
+      </w:r>
+    </w:p>
+    <w:p>
+      <w:r>
+        <w:t>There was a silence.</w:t>
+      </w:r>
+    </w:p>
+    <w:p>
+      <w:r>
+        <w:t>“Scally,” said Titch.</w:t>
       </w:r>
     </w:p>
     <w:p>
@@ -2884,167 +2649,37 @@
     </w:p>
     <w:p>
       <w:r>
-        <w:t>“Oh, does she,” said Titch, narrowing her eyes.</w:t>
-      </w:r>
-    </w:p>
-    <w:p>
-      <w:r>
-        <w:t>“The cliff said so,” called Scally’s voice, with enormous innocence. “It’s a magic cliff. You have to pay.”</w:t>
-      </w:r>
-    </w:p>
-    <w:p>
-      <w:r>
-        <w:t>“Scally,” said Hopsi, without moving.</w:t>
-      </w:r>
-    </w:p>
-    <w:p>
-      <w:r>
-        <w:t>“Yes, Hop?”</w:t>
-      </w:r>
-    </w:p>
-    <w:p>
-      <w:r>
-        <w:t>“A cliff can only say what you have said. And you said it from behind a rock, in your own voice, a long half-second before the echo, so Titch would think it was the cliff.” She walked round the rock. “You are standing there. I can see your boots.” She paused. “You have no boots. I can see your socks.”</w:t>
-      </w:r>
-    </w:p>
-    <w:p>
-      <w:r>
-        <w:t>Scally came out from behind the rock, grinning in spite of himself, with a crust-shaped hole in the air where his plan had been. “It was a good one,” he said.</w:t>
-      </w:r>
-    </w:p>
-    <w:p>
-      <w:r>
-        <w:t>“It was,” said Hopsi, “and what do you want a crust for?”</w:t>
-      </w:r>
-    </w:p>
-    <w:p>
-      <w:r>
-        <w:t>“Nothing,” said Scally. “I wanted to see if I could.” He scratched his neck. “That’s the worst reason.”</w:t>
-      </w:r>
-    </w:p>
-    <w:p>
-      <w:r>
-        <w:t>“Yes,” said Hopsi. “But it is true.”</w:t>
-      </w:r>
-    </w:p>
-    <w:p>
-      <w:r>
-        <w:t>“Titch,” said Scally, “I don’t want a crust. I’d rather owe you one.”</w:t>
-      </w:r>
-    </w:p>
-    <w:p>
-      <w:r>
-        <w:t>“That’s the first sensible thing you’ve said this week,” said Titch.</w:t>
-      </w:r>
-    </w:p>
-    <w:p>
-      <w:r>
-        <w:t>Hal had been timing the echo. “One,” he said. “Two.” He frowned. “Walt, when I shout, it takes two counts to come back. How far is the cliff?”</w:t>
-      </w:r>
-    </w:p>
-    <w:p>
-      <w:r>
-        <w:t>“Sound travels about a fifth of a mile in one count,” said Walt. “Two counts there and back means one count each way. So the cliff is about a fifth of a mile off, a long stone’s throw, and you could throw it twice.” He grinned in his two-ways beard. “Count the echo, and you know how far the wall is. Bats do it. So do ships in the fog.”</w:t>
-      </w:r>
-    </w:p>
-    <w:p>
-      <w:r>
-        <w:t>Hal wrote it on his slate. ECHO: COUNT TO IT. HALF OF THE COUNT IS THE WAY THERE.</w:t>
-      </w:r>
-    </w:p>
-    <w:p>
-      <w:r>
-        <w:t>It was just as he finished that the sky began to change.</w:t>
-      </w:r>
-    </w:p>
-    <w:p>
-      <w:r>
-        <w:t>It happened quickly. One minute there was a bright blue lid over the gorge. The next, a dark wall of cloud had slid over it from the west, and the spray at the Falls turned from white to grey, and the first big drops fell, one by one, with a thump, on the stones.</w:t>
-      </w:r>
-    </w:p>
-    <w:p>
-      <w:r>
-        <w:t>“Weather,” said Walt, looking up. “Off the ridge. Right now.”</w:t>
-      </w:r>
-    </w:p>
-    <w:p>
-      <w:r>
-        <w:t>They got off the ledge. They reached a flat shoulder of rock above the Falls. On it stood a single huge oak, alone, tall as a house, with branches spread like arms.</w:t>
-      </w:r>
-    </w:p>
-    <w:p>
-      <w:r>
-        <w:t>“Shelter!” said Scally. “Come on! It’s dry under there!” He ran to it, under the big branches, and sat down, with his back to the trunk. “Best seat in the house. Come and sit! I got here first, so I’m in charge of the dry bit. A penny a place.”</w:t>
-      </w:r>
-    </w:p>
-    <w:p>
-      <w:r>
-        <w:t>“Scally,” said Hopsi.</w:t>
-      </w:r>
-    </w:p>
-    <w:p>
-      <w:r>
-        <w:t>“Don’t,” said Scally.</w:t>
-      </w:r>
-    </w:p>
-    <w:p>
-      <w:r>
-        <w:t>“The tree is the tallest thing for a mile,” said Hopsi. She spoke gently, standing in the rain with her hair dripping. “When the sky has lightning in it, it likes tall things. Is that where you ought to be?”</w:t>
-      </w:r>
-    </w:p>
-    <w:p>
-      <w:r>
-        <w:t>There was a flash.</w:t>
-      </w:r>
-    </w:p>
-    <w:p>
-      <w:r>
-        <w:t>It was pale violet, and lit up the whole gorge, and every one of them saw every bone in the next one’s face. A moment later, the thunder came, a long, sullen rumble.</w:t>
-      </w:r>
-    </w:p>
-    <w:p>
-      <w:r>
-        <w:t>“One,” said Titch, who had been counting. “Two. Three. Four. Five. Six.”</w:t>
-      </w:r>
-    </w:p>
-    <w:p>
-      <w:r>
-        <w:t>“Five counts is about a mile,” said Walt, grabbing Dumpling’s halter. “Six is more than a mile. It’s coming. A house is the best place in a storm, or a car, and there is neither. So we go low, and away from the tree and the water. Now. Find a dip, and crouch with your feet together. Don’t lie flat, and don’t shelter under anything tall.”</w:t>
-      </w:r>
-    </w:p>
-    <w:p>
-      <w:r>
-        <w:t>“Light comes first,” gasped Hal. “Sound comes after. That’s why you can count.”</w:t>
-      </w:r>
-    </w:p>
-    <w:p>
-      <w:r>
-        <w:t>“Yes,” said Walt. “Light is fast. Sound is slow. The count between them is how far away the storm is. Go!”</w:t>
-      </w:r>
-    </w:p>
-    <w:p>
-      <w:r>
-        <w:t>Scally went. He abandoned the dry seat without another word and scrambled out into the rain, and they all dived into a hollow of heather on the other side of the shoulder, thirty steps from the oak, and crouched in a tight bundle, wet through, in the dark, with Gucci in the middle and Dumpling’s head laid, helpless and patient, across Walt’s back.</w:t>
-      </w:r>
-    </w:p>
-    <w:p>
-      <w:r>
-        <w:t>“One,” whispered Titch. “Two.”</w:t>
-      </w:r>
-    </w:p>
-    <w:p>
-      <w:r>
-        <w:t>The flash came again. This time the thunder followed hard on its heels. “Two!” said Titch. “Half a mile!”</w:t>
-      </w:r>
-    </w:p>
-    <w:p>
-      <w:r>
-        <w:t>“Stay down,” said Walt.</w:t>
-      </w:r>
-    </w:p>
-    <w:p>
-      <w:r>
-        <w:t>The next came without any count at all. It was a white, tearing flash, and a clap that shook the stones in their sockets, and a smell of burnt air, and a sound like a giant tearing a sheet. They saw it hit. It struck the oak square on the crown, in a bright blue tree of fire, and the great old tree split from the top to the roots with a crack that numbed their ears. Half of it fell, slowly, right across the rock where Scally had been sitting.</w:t>
+        <w:t>“Yes.”</w:t>
+      </w:r>
+    </w:p>
+    <w:p>
+      <w:r>
+        <w:t>“If you’re hungry,” said Titch, “you say so. And I give you a crust. I always have a crust. You’ve never asked.” She picked up the cheese, broke it in half, evenly, and put one half back on the stone. “That’s yours. That’s mine. Now it’s fair.”</w:t>
+      </w:r>
+    </w:p>
+    <w:p>
+      <w:r>
+        <w:t>Scally took it. He did not say thank you. He ate it slowly, looking at the fire.</w:t>
+      </w:r>
+    </w:p>
+    <w:p>
+      <w:r>
+        <w:t>“That,” said Walt, “is the first thing I’ve seen all day that made sense.”</w:t>
+      </w:r>
+    </w:p>
+    <w:p>
+      <w:r>
+        <w:t>The stream hummed. It had grown into a long, trembling, mournful note, under the crackling, and the wind took it and carried it away, and brought it back. Gucci’s ears went flat. Fourpence, on Dumpling’s ear, sang four notes and stopped.</w:t>
+      </w:r>
+    </w:p>
+    <w:p>
+      <w:r>
+        <w:t>“Listen,” said Tabitha.</w:t>
+      </w:r>
+    </w:p>
+    <w:p>
+      <w:r>
+        <w:t>They listened. And in the dark, under the stars, they heard it. The hum was no longer a hum. It was a voice. It was thin and soft and sugary, and it came up from the water in a slow, endless loop.</w:t>
       </w:r>
     </w:p>
     <w:p>
@@ -3088,187 +2723,52 @@
     </w:p>
     <w:p>
       <w:r>
-        <w:t>There was a long, long silence, full of ringing.</w:t>
-      </w:r>
-    </w:p>
-    <w:p>
-      <w:r>
-        <w:t>“Everyone all right?” said Walt, in a cracked voice. “Count heads.”</w:t>
-      </w:r>
-    </w:p>
-    <w:p>
-      <w:r>
-        <w:t>“One,” said Hal.</w:t>
-      </w:r>
-    </w:p>
-    <w:p>
-      <w:r>
-        <w:t>“Two,” said Titch. “Three. Four.”</w:t>
-      </w:r>
-    </w:p>
-    <w:p>
-      <w:r>
-        <w:t>“Five,” said Tabitha, “six, seven.” She laughed, high and shaky. “Gucci’s the seven.”</w:t>
-      </w:r>
-    </w:p>
-    <w:p>
-      <w:r>
-        <w:t>“And me,” said Scally. He was in the middle of the heap, in a ball, with his face in the heather. When he lifted it, it was grey as the ash of an old fire. “I was going to sit there.” His voice was small. “I wanted the dry seat. I was going to charge you a penny.”</w:t>
-      </w:r>
-    </w:p>
-    <w:p>
-      <w:r>
-        <w:t>“Yes,” said Hopsi. Her hand was shaking, but her voice was not. “I know.”</w:t>
-      </w:r>
-    </w:p>
-    <w:p>
-      <w:r>
-        <w:t>“Hop,” said Scally.</w:t>
-      </w:r>
-    </w:p>
-    <w:p>
-      <w:r>
-        <w:t>“Yes?”</w:t>
-      </w:r>
-    </w:p>
-    <w:p>
-      <w:r>
-        <w:t>“Thank you for asking me where I ought to be.”</w:t>
-      </w:r>
-    </w:p>
-    <w:p>
-      <w:r>
-        <w:t>“I did not tell you,” said Hopsi. “I only asked.”</w:t>
-      </w:r>
-    </w:p>
-    <w:p>
-      <w:pPr>
-        <w:jc w:val="center"/>
-      </w:pPr>
-      <w:hyperlink w:anchor="toc">
-        <w:r>
-          <w:rPr>
-            <w:color w:val="1F3A5F"/>
-            <w:u w:val="single"/>
-          </w:rPr>
-          <w:t>↑ Contents</w:t>
-        </w:r>
-      </w:hyperlink>
-    </w:p>
-    <w:p>
-      <w:r>
-        <w:br w:type="page"/>
-      </w:r>
-    </w:p>
-    <w:p>
-      <w:bookmarkStart w:id="9" w:name="ch7"/>
-      <w:pPr>
-        <w:pStyle w:val="Heading2"/>
-        <w:jc w:val="center"/>
-      </w:pPr>
-      <w:r>
-        <w:t>Chapter 7. The Brown Water</w:t>
-      </w:r>
-      <w:bookmarkEnd w:id="9"/>
-    </w:p>
-    <w:p>
-      <w:r>
-        <w:t>The storm went as it came, all at once.</w:t>
-      </w:r>
-    </w:p>
-    <w:p>
-      <w:r>
-        <w:t>The rain stopped. The cloud tore. The sun came out with a bang, and the whole gorge steamed like a boiled pudding. Walt got stiffly to his feet and looked at the sky, and at the Falls, and then, very long, at the water.</w:t>
-      </w:r>
-    </w:p>
-    <w:p>
-      <w:r>
-        <w:t>“Hal,” he said. “Come here.”</w:t>
-      </w:r>
-    </w:p>
-    <w:p>
-      <w:r>
-        <w:t>Hal came.</w:t>
-      </w:r>
-    </w:p>
-    <w:p>
-      <w:r>
-        <w:t>“What colour was the stream this morning?”</w:t>
-      </w:r>
-    </w:p>
-    <w:p>
-      <w:r>
-        <w:t>“Green,” said Hal. “Clear. You could see the stones.”</w:t>
-      </w:r>
-    </w:p>
-    <w:p>
-      <w:r>
-        <w:t>“And now?”</w:t>
-      </w:r>
-    </w:p>
-    <w:p>
-      <w:r>
-        <w:t>Hal looked. The water below the Falls, where it had been green and clear that morning, had gone the colour of cocoa. It was thick, and brown, and full of sticks and froth. And as he watched, a whole branch swept by, turning over and over, much faster than a person could walk.</w:t>
-      </w:r>
-    </w:p>
-    <w:p>
-      <w:r>
-        <w:t>“It’s rising,” said Hal. “Look at the stones. The bottom ones are gone.”</w:t>
-      </w:r>
-    </w:p>
-    <w:p>
-      <w:r>
-        <w:t>“It has rained,” said Walt, very quietly, “for an hour, on the hills above us. The water from all those hills has to come down one way. It comes down here.” He shut his eyes. “Listen.”</w:t>
-      </w:r>
-    </w:p>
-    <w:p>
-      <w:r>
-        <w:t>At first Hal could hear nothing but the Falls. Then, under it, far away, he heard a long, deep, rolling sound, like carts on a stone bridge, or the wind in a chimney. It was coming closer.</w:t>
-      </w:r>
-    </w:p>
-    <w:p>
-      <w:r>
-        <w:t>“Flash flood,” said Walt. He opened his eyes. “UP. Everybody up the bank, now. High ground. Leave the bags. Leave everything.”</w:t>
-      </w:r>
-    </w:p>
-    <w:p>
-      <w:r>
-        <w:t>They ran.</w:t>
-      </w:r>
-    </w:p>
-    <w:p>
-      <w:r>
-        <w:t>It was the longest minute of Hal’s life. The path up the side of the gorge was steep and slick with rain. Titch went first, hauling Dumpling by the halter, with Tabitha pushing from behind. Hopsi had Gucci under one arm, which was a great deal like carrying a cushion with a motor. Hal turned and looked back.</w:t>
-      </w:r>
-    </w:p>
-    <w:p>
-      <w:r>
-        <w:t>Walt was not coming.</w:t>
-      </w:r>
-    </w:p>
-    <w:p>
-      <w:r>
-        <w:t>He was on the lower path, thirty steps down, leaning on his pole, one leg stiff and useless. He was trying to climb, and every step took him a full breath. The roar behind him was growing, louder and louder, and now there was a thin brown tongue of water running over the stones at his feet.</w:t>
-      </w:r>
-    </w:p>
-    <w:p>
-      <w:r>
-        <w:t>“Walt!” shouted Hal.</w:t>
-      </w:r>
-    </w:p>
-    <w:p>
-      <w:r>
-        <w:t>“Go on!” shouted Walt. “Leave me! My knee—”</w:t>
-      </w:r>
-    </w:p>
-    <w:p>
-      <w:r>
-        <w:t>“No,” said Hal. He said it in the flat, dry voice. He pulled the rope from his shoulder. “Scally! Rope!”</w:t>
-      </w:r>
-    </w:p>
-    <w:p>
-      <w:r>
-        <w:t>Scally was already beside him. He had been the first up the bank, and he was the fastest runner of them all, but he had not gone on. He was standing with his bare, sock-wrapped feet planted and his face stiff with something that was not fear.</w:t>
+        <w:t>“A shortcut,” said the stream, “is only…”</w:t>
+      </w:r>
+    </w:p>
+    <w:p>
+      <w:r>
+        <w:t>It stopped. A pause, a long breath, a gurgle.</w:t>
+      </w:r>
+    </w:p>
+    <w:p>
+      <w:r>
+        <w:t>“A shortcut,” said the stream, “is only…”</w:t>
+      </w:r>
+    </w:p>
+    <w:p>
+      <w:r>
+        <w:t>Nobody moved.</w:t>
+      </w:r>
+    </w:p>
+    <w:p>
+      <w:r>
+        <w:t>Hopsi’s face had gone white as paper. Hal, who had once stood on the mill step and been spoken to by it in the fog, felt his scalp tighten from the top of his head to the base of his spine. Gucci growled, low, like a kettle, at the water.</w:t>
+      </w:r>
+    </w:p>
+    <w:p>
+      <w:r>
+        <w:t>“That’s him,” whispered Titch. “That’s the soft voice. That’s the sweet-man. That’s his last—”</w:t>
+      </w:r>
+    </w:p>
+    <w:p>
+      <w:r>
+        <w:t>“It’s the end of his sentence,” said Hal. “The one he didn’t finish. When the flour went up. He said ‘A shortcut is only—’ and then the fog took him.”</w:t>
+      </w:r>
+    </w:p>
+    <w:p>
+      <w:r>
+        <w:t>“And the stream’s been saying it ever since,” said Tabitha. “It can’t stop. It’s stuck. Like a song that’s lost its last line.” She stared into the dark. “It’s a sleepless stream. It can’t sleep, because the sentence isn’t finished.”</w:t>
+      </w:r>
+    </w:p>
+    <w:p>
+      <w:r>
+        <w:t>Walt had not said anything. He sat, with his leg stuck out stiff, looking at the fire, and his face in the flames was very old.</w:t>
+      </w:r>
+    </w:p>
+    <w:p>
+      <w:r>
+        <w:t>“I know that voice,” he said.</w:t>
       </w:r>
     </w:p>
     <w:p>
@@ -3312,107 +2812,52 @@
     </w:p>
     <w:p>
       <w:r>
-        <w:t>“I’m going down,” he said.</w:t>
-      </w:r>
-    </w:p>
-    <w:p>
-      <w:r>
-        <w:t>“You’re not going in the water,” said Hal.</w:t>
-      </w:r>
-    </w:p>
-    <w:p>
-      <w:r>
-        <w:t>“I’m not going in. I’m going to the edge.” He took the end of the rope and tied it round his waist with a neat, quick knot. “I’m the lightest. I’m the quickest. If he falls I’ll reach.” He looked at Hal. “It’s fine. I’m fine.”</w:t>
-      </w:r>
-    </w:p>
-    <w:p>
-      <w:r>
-        <w:t>“Scally,” said a voice, and it was Hopsi’s, on the bank above.</w:t>
-      </w:r>
-    </w:p>
-    <w:p>
-      <w:r>
-        <w:t>“Don’t,” said Scally, without turning.</w:t>
-      </w:r>
-    </w:p>
-    <w:p>
-      <w:r>
-        <w:t>“Your hands are shaking.”</w:t>
-      </w:r>
-    </w:p>
-    <w:p>
-      <w:r>
-        <w:t>He stopped. He looked at his hands. They were shaking, hard, like leaves. He held them out in front of him, and stared at them, as though they belonged to someone else.</w:t>
-      </w:r>
-    </w:p>
-    <w:p>
-      <w:r>
-        <w:t>“I’m scared,” said Scally. “I’m so scared I can’t feel my feet.”</w:t>
-      </w:r>
-    </w:p>
-    <w:p>
-      <w:r>
-        <w:t>“Yes,” said Hopsi. “Now you have said it. Is it easier?”</w:t>
-      </w:r>
-    </w:p>
-    <w:p>
-      <w:r>
-        <w:t>He drew a long breath. He let it out. His hands went on shaking, but something in his shoulders eased. “A bit,” he said.</w:t>
-      </w:r>
-    </w:p>
-    <w:p>
-      <w:r>
-        <w:t>“Then say it to Hal,” said Hopsi, “and he can help you.”</w:t>
-      </w:r>
-    </w:p>
-    <w:p>
-      <w:r>
-        <w:t>Scally turned. “Hal,” he said. “I’m scared. I can’t do it alone. Will you hold the rope?”</w:t>
-      </w:r>
-    </w:p>
-    <w:p>
-      <w:r>
-        <w:t>“Yes,” said Hal. “I’ll hold the rope. Titch! Dumpling!”</w:t>
-      </w:r>
-    </w:p>
-    <w:p>
-      <w:r>
-        <w:t>The next minutes were a blur of brown water and shouting. Hal sat down hard on a boulder with the rope round his middle and dug in his heels. The rope ran down to Scally, who ran down the bank to the very edge of the rising water, where the path was already a river, and held out his hand.</w:t>
-      </w:r>
-    </w:p>
-    <w:p>
-      <w:r>
-        <w:t>“Walt!” he yelled. “Take it!”</w:t>
-      </w:r>
-    </w:p>
-    <w:p>
-      <w:r>
-        <w:t>Walt took it. It was not enough. The water had reached his knees now, and it pulled at him with a steady, hungry drag, like a hand. The old man swayed.</w:t>
-      </w:r>
-    </w:p>
-    <w:p>
-      <w:r>
-        <w:t>“The donkey,” said Tabitha, behind Hal. “Tie the rope to Dumpling.”</w:t>
-      </w:r>
-    </w:p>
-    <w:p>
-      <w:r>
-        <w:t>Titch had already done it. She had run the other end back round Dumpling’s chest in a double loop, and she was standing at the donkey’s head, clicking her tongue. “Walk on, girl,” she said. “Walk on.”</w:t>
-      </w:r>
-    </w:p>
-    <w:p>
-      <w:r>
-        <w:t>Dumpling, who had walked at the pace of an elderly clock for two days, walked on.</w:t>
-      </w:r>
-    </w:p>
-    <w:p>
-      <w:r>
-        <w:t>She walked up the path, steady, slow and strong, with her ears pricked and the rope taut behind her. And at the bottom of the rope, up to his thighs in the flood, Walt came out of the water, dragging his bad leg, with Scally’s arm round his waist and Hal’s heels dug in on the bank.</w:t>
-      </w:r>
-    </w:p>
-    <w:p>
-      <w:r>
-        <w:t>They all got up, at last, on a ledge forty feet above the stream, in a heap, gasping.</w:t>
+        <w:t>They all turned.</w:t>
+      </w:r>
+    </w:p>
+    <w:p>
+      <w:r>
+        <w:t>“I was ten,” said Walt. “I was in a hurry to get home across that neck of clay, the one you walked into today. It was a wet autumn, and the way round was an hour. And a man in a dark coat came by with a bag of sweets, and a smile that was a size too big, and he said, ‘Come with me, little man. I know a quick way. A shortcut. Ten minutes, straight across.’ And I went.” He rubbed his leg. “I went six steps. The seventh, there was nothing there. I was in it to the chest. I screamed. And an old man came, a stream-keeper, who had looked after this water forty years. He pulled me out with a pole. I lost the use of my leg, and I never lost my fear of that voice. And when the old man died, they said, ‘Walt, you’ll do.’ I’ve looked after this stream ever since.” He stopped. “I never knew the end of the sentence. He said it as I went into the water. ‘A shortcut is only—’ And I never heard the rest.”</w:t>
+      </w:r>
+    </w:p>
+    <w:p>
+      <w:r>
+        <w:t>The fire cracked.</w:t>
+      </w:r>
+    </w:p>
+    <w:p>
+      <w:r>
+        <w:t>“What happens,” said Hal, slowly, “if it never ends?”</w:t>
+      </w:r>
+    </w:p>
+    <w:p>
+      <w:r>
+        <w:t>“A stream learns slowly,” said Walt. “All summer it has been taking in what was left in it. Tonight it knows the sentence by heart, and it cannot put it down. A stream that cannot sleep runs hard. It eats its banks. It drags at the bog. It pulls in the little streams on either side. By tomorrow dusk, if it goes on rising, it’ll be in the mill.” He looked up. “We have to finish the sentence. I think that is what it wants.”</w:t>
+      </w:r>
+    </w:p>
+    <w:p>
+      <w:r>
+        <w:t>“Then we say the end,” said Titch.</w:t>
+      </w:r>
+    </w:p>
+    <w:p>
+      <w:r>
+        <w:t>“I do not know the end,” said Hopsi.</w:t>
+      </w:r>
+    </w:p>
+    <w:p>
+      <w:r>
+        <w:t>She said it flatly, the way she said it when she meant it. She had her hands pressed together in her lap. “I only say what is true. I cannot make up an ending, because if I make one up, it will be a lie, and a lie will not finish it. It would only wind it tighter.” She looked at the fire. “I do not know how it ends.”</w:t>
+      </w:r>
+    </w:p>
+    <w:p>
+      <w:r>
+        <w:t>“Then who does?” said Scally.</w:t>
+      </w:r>
+    </w:p>
+    <w:p>
+      <w:r>
+        <w:t>Nobody had an answer. In the silence, Hopsi got up. She went to the edge of the shelf, where the stones lay in a heap, and she took three white ones. She set them in a row across the path, a few feet from the fire. Then she moved the middle one aside, and back again.</w:t>
       </w:r>
     </w:p>
     <w:p>
@@ -3456,47 +2901,22 @@
     </w:p>
     <w:p>
       <w:r>
-        <w:t>“That,” said Walt, after a while, “was foolish of me.”</w:t>
-      </w:r>
-    </w:p>
-    <w:p>
-      <w:r>
-        <w:t>“It was,” said Hopsi.</w:t>
-      </w:r>
-    </w:p>
-    <w:p>
-      <w:r>
-        <w:t>“I should have said the rule myself. A stream-keeper doesn’t stand in a gully.” He lay on his back, looking at the sky. “I stopped to look at it. Fifty years, and I stopped to look. And it was a young boy with no boots who came and got me.” He turned his head and looked at Scally. “I thank you.”</w:t>
-      </w:r>
-    </w:p>
-    <w:p>
-      <w:r>
-        <w:t>“It was Dumpling,” said Scally. He could not seem to stop his hands. “She did it.”</w:t>
-      </w:r>
-    </w:p>
-    <w:p>
-      <w:r>
-        <w:t>“She did,” said Walt, “and so did you.”</w:t>
-      </w:r>
-    </w:p>
-    <w:p>
-      <w:r>
-        <w:t>They watched the flood. It was brown and ugly and roaring, and it swept away the lower path, the place where they had been, the stones, the whole of the grass they had crossed that morning. Where the Falls had been a column, there was now a tower of foam. And far under the thunder, in a dark gap between two notes of it, the stream said, thin and cold and calm:</w:t>
-      </w:r>
-    </w:p>
-    <w:p>
-      <w:r>
-        <w:t>“A shortcut is only…”</w:t>
-      </w:r>
-    </w:p>
-    <w:p>
-      <w:r>
-        <w:t>“We’re running out of time,” said Hal.</w:t>
-      </w:r>
-    </w:p>
-    <w:p>
-      <w:r>
-        <w:t>“Yes,” said Walt, getting up. “If it is rising now it will be down in the village by dark tomorrow. We’ve one more climb. Come on.”</w:t>
+        <w:t>“In case,” she said, to nobody.</w:t>
+      </w:r>
+    </w:p>
+    <w:p>
+      <w:r>
+        <w:t>They lay down in their blankets. They did not talk much. The stream sang on in the dark, “A shortcut is only…” and nobody slept, and nobody expected to.</w:t>
+      </w:r>
+    </w:p>
+    <w:p>
+      <w:r>
+        <w:t>Before dawn Hal crept down to the pool by the camp, to wash his face. The water was black, and still, and the stars lay in it. His reflection looked up at him, thin and yellow in the starlight. It had its mouth open. It was yawning, enormously, and trying not to.</w:t>
+      </w:r>
+    </w:p>
+    <w:p>
+      <w:r>
+        <w:t>“UP,” it mouthed. And then, very slowly, it pointed with its whole arm toward the hills, and the grey light, and the long climb.</w:t>
       </w:r>
     </w:p>
     <w:p>
@@ -3519,39 +2939,34 @@
       </w:r>
     </w:p>
     <w:p>
-      <w:bookmarkStart w:id="10" w:name="ch8"/>
+      <w:bookmarkStart w:id="8" w:name="ch6"/>
       <w:pPr>
         <w:pStyle w:val="Heading2"/>
         <w:jc w:val="center"/>
       </w:pPr>
       <w:r>
-        <w:t>Chapter 8. The Whirl</w:t>
-      </w:r>
-      <w:bookmarkEnd w:id="10"/>
-    </w:p>
-    <w:p>
-      <w:r>
-        <w:t>They came to the bog at dusk.</w:t>
-      </w:r>
-    </w:p>
-    <w:p>
-      <w:r>
-        <w:t>It lay at the head of the valley, grey and wide, like a dish of cold porridge. Old Walt stopped them at the edge on the firm ground, and he pointed with his pole to a green path, and nobody argued with him.</w:t>
-      </w:r>
-    </w:p>
-    <w:p>
-      <w:r>
-        <w:t>“That is the only way,” he said. “Stay on the green. Look for the reeds. Reeds mean wet. Follow me, in line, and put your feet where I put mine.”</w:t>
-      </w:r>
-    </w:p>
-    <w:p>
-      <w:r>
-        <w:t>They crossed in single file, slowly. Gucci went ahead, nose down, picking his route as if he’d done it all his life. Titch walked behind with her rope looped in her hand. And at last they came out on a low, flat bank above the pool.</w:t>
-      </w:r>
-    </w:p>
-    <w:p>
-      <w:r>
-        <w:t>It was the Source. The stream began here, welling up from underground in the middle of a black round pool as wide as a barn. Round and round, in the middle, the water was turning.</w:t>
+        <w:t>Chapter 6. The Count Between</w:t>
+      </w:r>
+      <w:bookmarkEnd w:id="8"/>
+    </w:p>
+    <w:p>
+      <w:r>
+        <w:t>In the morning they came to the Falls.</w:t>
+      </w:r>
+    </w:p>
+    <w:p>
+      <w:r>
+        <w:t>The Falls were a wall of grey water, as high as a church, coming down from a lip of black rock into a pool that boiled white. The air around them was full of fine wet spray. It roared so loudly that a person could not hear himself think. And, under the roar, the hum went on.</w:t>
+      </w:r>
+    </w:p>
+    <w:p>
+      <w:r>
+        <w:t>“The path goes up the left side,” shouted Walt. “It’s steep, and it’s wet. Nobody goes anywhere alone. Nobody leaves the path. Hold the rope!”</w:t>
+      </w:r>
+    </w:p>
+    <w:p>
+      <w:r>
+        <w:t>They had to climb, one behind the other, on a rope. Dumpling went last, in no hurry, with her ears forward. At the first ledge they stopped for breath and looked down, and the whole valley lay behind them in the morning sun, small as a toy.</w:t>
       </w:r>
     </w:p>
     <w:p>
@@ -3595,57 +3010,32 @@
     </w:p>
     <w:p>
       <w:r>
-        <w:t>It turned slowly, in one great smooth spiral, so slowly it seemed like a dream. In the centre there was a deep, dark funnel, and a faint sucking noise. From the whirl there rose a pale thin mist, shaped, if you did not look straight at it, like a very tall man in a long coat.</w:t>
-      </w:r>
-    </w:p>
-    <w:p>
-      <w:r>
-        <w:t>“A shortcut is only…” said the mist.</w:t>
-      </w:r>
-    </w:p>
-    <w:p>
-      <w:r>
-        <w:t>Nobody breathed.</w:t>
-      </w:r>
-    </w:p>
-    <w:p>
-      <w:r>
-        <w:t>It was a voice, but it was no longer a stranger’s voice. It was worn down, and thin, and stuck like a needle in a groove. It was the voice of one sentence, said ten thousand times. And under it, in the water, you could hear the stream, straining at the leash, to be allowed to go on.</w:t>
-      </w:r>
-    </w:p>
-    <w:p>
-      <w:r>
-        <w:t>“Right,” said Tabitha. She was whispering. “So it’s a whirlpool.”</w:t>
-      </w:r>
-    </w:p>
-    <w:p>
-      <w:r>
-        <w:t>“It is,” said Walt. “Whirlpools are only water going round a drain. Water wants the lowest place. When it finds a hole, it spins as it goes down. This one has been spinning ever since the stranger fell in here. He fell into a good many bogs, that man, and left a bit of himself in each. This was the last of him. It has never been allowed to stop.” He held up his pole. “Nobody goes near the edge. Nobody. It would take a grown man down like a straw. Reach or throw.”</w:t>
-      </w:r>
-    </w:p>
-    <w:p>
-      <w:r>
-        <w:t>“Then how do we finish it?” said Hal.</w:t>
-      </w:r>
-    </w:p>
-    <w:p>
-      <w:r>
-        <w:t>“We say it,” said Titch. “Don’t we? The end. We just say the end.”</w:t>
-      </w:r>
-    </w:p>
-    <w:p>
-      <w:r>
-        <w:t>“We do not know it,” said Hopsi.</w:t>
-      </w:r>
-    </w:p>
-    <w:p>
-      <w:r>
-        <w:t>“I do!” said Scally.</w:t>
-      </w:r>
-    </w:p>
-    <w:p>
-      <w:r>
-        <w:t>He stepped up to the edge of the bank. He was shaking all over, grey in the dusk, but his chin was up, and in his face was the old glint, bright and eager. “I know what a shortcut is only. I do. I’ve been thinking about it for two days. A shortcut is only a hat! Or a bucket, or a goose, or—” He took a breath, cupped his hands, and shouted to the whirl. “A SHORTCUT IS ONLY A HAT!”</w:t>
+        <w:t>“Listen,” shouted Hal. He cupped his hands. “HELLO!”</w:t>
+      </w:r>
+    </w:p>
+    <w:p>
+      <w:r>
+        <w:t>“Hello… hello… hello…” answered the cliff, from somewhere across the gorge, three times, each one smaller.</w:t>
+      </w:r>
+    </w:p>
+    <w:p>
+      <w:r>
+        <w:t>“It’s an echo!” said Titch. “It talks back!”</w:t>
+      </w:r>
+    </w:p>
+    <w:p>
+      <w:r>
+        <w:t>“It does not talk,” said Hopsi, quite loudly. “It repeats. A sound goes out, hits the rock, and bounces back. That is all. It can’t say anything you did not say.”</w:t>
+      </w:r>
+    </w:p>
+    <w:p>
+      <w:r>
+        <w:t>Scally had been listening with his head on one side, and a very large smile spreading across his face. “Right,” he said. “Right. Watch.” He walked a few steps away, round a rock, out of sight. “TITCH!” he shouted. “TITCH OWES SCALLY A CRUST!”</w:t>
+      </w:r>
+    </w:p>
+    <w:p>
+      <w:r>
+        <w:t>There was a pause. Then the cliff said, in a voice that was most definitely not the cliff’s, “Titch owes Scally a crust… crust… crust.”</w:t>
       </w:r>
     </w:p>
     <w:p>
@@ -3689,72 +3079,97 @@
     </w:p>
     <w:p>
       <w:r>
-        <w:t>The mist swayed.</w:t>
-      </w:r>
-    </w:p>
-    <w:p>
-      <w:r>
-        <w:t>For one long second, nothing happened. The whole bog held its breath. Then the whirlpool gave a great gulp, like a swallowed laugh.</w:t>
-      </w:r>
-    </w:p>
-    <w:p>
-      <w:r>
-        <w:t>“A shortcut,” said the voice, in the water, “is only…”</w:t>
-      </w:r>
-    </w:p>
-    <w:p>
-      <w:r>
-        <w:t>And the whirl began to turn faster.</w:t>
-      </w:r>
-    </w:p>
-    <w:p>
-      <w:r>
-        <w:t>The water ran up the bank. It slapped at their feet. The stream, which had been talking quietly in the dark, roared. Fourpence flew up from Dumpling’s ear, singing four notes, wildly, and fluttered back.</w:t>
-      </w:r>
-    </w:p>
-    <w:p>
-      <w:r>
-        <w:t>“It’s not working,” said Hal. “Scally, what did you do?”</w:t>
-      </w:r>
-    </w:p>
-    <w:p>
-      <w:r>
-        <w:t>“I made one up,” said Scally. His face had changed. “I made it up. I thought if I said something, anything, with enough nerve, it would think it was the end, and stop. I thought I could trick it.”</w:t>
-      </w:r>
-    </w:p>
-    <w:p>
-      <w:r>
-        <w:t>“Is it true?” said Hopsi.</w:t>
-      </w:r>
-    </w:p>
-    <w:p>
-      <w:r>
-        <w:t>“No.”</w:t>
-      </w:r>
-    </w:p>
-    <w:p>
-      <w:r>
-        <w:t>“Then it cannot finish it,” said Hopsi. “A lie cannot be an ending. It can only be another beginning.” She put her hand on his arm. “You do not have to be clever. You only have to be right.”</w:t>
-      </w:r>
-    </w:p>
-    <w:p>
-      <w:r>
-        <w:t>“But I don’t know what’s right!” Scally’s voice cracked. “I never know! I only know how to get round things!”</w:t>
-      </w:r>
-    </w:p>
-    <w:p>
-      <w:r>
-        <w:t>“GUCCI!” screamed Titch.</w:t>
-      </w:r>
-    </w:p>
-    <w:p>
-      <w:r>
-        <w:t>Gucci had taken a step too far. A wave had run up the bank and caught his paws and, with a startled yelp, the young wolf was dragged, sliding, spinning, towards the edge of the whirl.</w:t>
-      </w:r>
-    </w:p>
-    <w:p>
-      <w:r>
-        <w:t>Titch went after him. She did not think. She threw herself flat, the way Hopsi had taught them, and caught him by the scruff with one hand, and the water caught her by the boots. The two of them slid. Hal grabbed the rope. Tabitha grabbed Hal. Walt grabbed Dumpling.</w:t>
+        <w:t>“Oh, does she,” said Titch, narrowing her eyes.</w:t>
+      </w:r>
+    </w:p>
+    <w:p>
+      <w:r>
+        <w:t>“The cliff said so,” called Scally’s voice, with enormous innocence. “It’s a magic cliff. You have to pay.”</w:t>
+      </w:r>
+    </w:p>
+    <w:p>
+      <w:r>
+        <w:t>“Scally,” said Hopsi, without moving.</w:t>
+      </w:r>
+    </w:p>
+    <w:p>
+      <w:r>
+        <w:t>“Yes, Hop?”</w:t>
+      </w:r>
+    </w:p>
+    <w:p>
+      <w:r>
+        <w:t>“A cliff can only say what you have said. And you said it from behind a rock, in your own voice, a long half-second before the echo, so Titch would think it was the cliff.” She walked round the rock. “You are standing there. I can see your boots.” She paused. “You have no boots. I can see your socks.”</w:t>
+      </w:r>
+    </w:p>
+    <w:p>
+      <w:r>
+        <w:t>Scally came out from behind the rock, grinning in spite of himself, with a crust-shaped hole in the air where his plan had been. “It was a good one,” he said.</w:t>
+      </w:r>
+    </w:p>
+    <w:p>
+      <w:r>
+        <w:t>“It was,” said Hopsi, “and what do you want a crust for?”</w:t>
+      </w:r>
+    </w:p>
+    <w:p>
+      <w:r>
+        <w:t>“Nothing,” said Scally. “I wanted to see if I could.” He scratched his neck. “That’s the worst reason.”</w:t>
+      </w:r>
+    </w:p>
+    <w:p>
+      <w:r>
+        <w:t>“Yes,” said Hopsi. “But it is true.”</w:t>
+      </w:r>
+    </w:p>
+    <w:p>
+      <w:r>
+        <w:t>“Titch,” said Scally, “I don’t want a crust. I’d rather owe you one.”</w:t>
+      </w:r>
+    </w:p>
+    <w:p>
+      <w:r>
+        <w:t>“That’s the first sensible thing you’ve said this week,” said Titch.</w:t>
+      </w:r>
+    </w:p>
+    <w:p>
+      <w:r>
+        <w:t>Hal had been timing the echo. “One,” he said. “Two.” He frowned. “Walt, when I shout, it takes two counts to come back. How far is the cliff?”</w:t>
+      </w:r>
+    </w:p>
+    <w:p>
+      <w:r>
+        <w:t>“Sound travels about a fifth of a mile in one count,” said Walt. “Two counts there and back means one count each way. So the cliff is about a fifth of a mile off, a long stone’s throw, and you could throw it twice.” He grinned in his two-ways beard. “Count the echo, and you know how far the wall is. Bats do it. So do ships in the fog.”</w:t>
+      </w:r>
+    </w:p>
+    <w:p>
+      <w:r>
+        <w:t>Hal wrote it on his slate. ECHO: COUNT TO IT. HALF OF THE COUNT IS THE WAY THERE.</w:t>
+      </w:r>
+    </w:p>
+    <w:p>
+      <w:r>
+        <w:t>It was just as he finished that the sky began to change.</w:t>
+      </w:r>
+    </w:p>
+    <w:p>
+      <w:r>
+        <w:t>It happened quickly. One minute there was a bright blue lid over the gorge. The next, a dark wall of cloud had slid over it from the west, and the spray at the Falls turned from white to grey, and the first big drops fell, one by one, with a thump, on the stones.</w:t>
+      </w:r>
+    </w:p>
+    <w:p>
+      <w:r>
+        <w:t>“Weather,” said Walt, looking up. “Off the ridge. Right now.”</w:t>
+      </w:r>
+    </w:p>
+    <w:p>
+      <w:r>
+        <w:t>They got off the ledge. They reached a flat shoulder of rock above the Falls. On it stood a single huge oak, alone, tall as a house, with branches spread like arms.</w:t>
+      </w:r>
+    </w:p>
+    <w:p>
+      <w:r>
+        <w:t>“Shelter!” said Scally. “Come on! It’s dry under there!” He ran to it, under the big branches, and sat down, with his back to the trunk. “Best seat in the house. Come and sit! I got here first, so I’m in charge of the dry bit. A penny a place.”</w:t>
       </w:r>
     </w:p>
     <w:p>
@@ -3798,127 +3213,72 @@
     </w:p>
     <w:p>
       <w:r>
-        <w:t>“Chain!” roared Walt. “All of you! Hold! Nobody lets go!”</w:t>
-      </w:r>
-    </w:p>
-    <w:p>
-      <w:r>
-        <w:t>They held. Titch, on her stomach, with Gucci’s scruff in her fist, was sliding inch by inch to the edge. Hal, at the end of the line, felt the rope burn through his palms. His arms were turning to wood.</w:t>
-      </w:r>
-    </w:p>
-    <w:p>
-      <w:r>
-        <w:t>“Lever!” shouted Tabitha, behind him. “Hal! Use the log!”</w:t>
-      </w:r>
-    </w:p>
-    <w:p>
-      <w:r>
-        <w:t>He saw it. A fallen tree lay on the bank, as thick as a man, one end across a mossy boulder. He remembered a stream and a stone and a long plank, and a push of two fingers that had lifted a weight ten fingers could not. He knotted the rope to the short end of the log, where it lay across the boulder, and threw himself on the long end. “Scally! Help me!”</w:t>
-      </w:r>
-    </w:p>
-    <w:p>
-      <w:r>
-        <w:t>Scally came running. They heaved together, and the long end went down a long way, and the short end came up a little way, with great strength. The rope came taut and rose with it, and Titch, with Gucci in her arms, shot out of the water like a cork from a bottle.</w:t>
-      </w:r>
-    </w:p>
-    <w:p>
-      <w:r>
-        <w:t>They fell in a heap on the bank.</w:t>
-      </w:r>
-    </w:p>
-    <w:p>
-      <w:r>
-        <w:t>“I’ve got him,” gasped Titch, “I’ve — oh, Gucci!”</w:t>
-      </w:r>
-    </w:p>
-    <w:p>
-      <w:r>
-        <w:t>Gucci was sodden, grey as a rat, and furious. He sneezed twice. Then he put his head in Titch’s lap and shook all over.</w:t>
-      </w:r>
-    </w:p>
-    <w:p>
-      <w:r>
-        <w:t>“A lever,” said Hal, panting. “The long end goes down a long way and the short end lifts. Told you.”</w:t>
-      </w:r>
-    </w:p>
-    <w:p>
-      <w:r>
-        <w:t>“You didn’t,” said Scally.</w:t>
-      </w:r>
-    </w:p>
-    <w:p>
-      <w:r>
-        <w:t>“I wrote it down.”</w:t>
-      </w:r>
-    </w:p>
-    <w:p>
-      <w:r>
-        <w:t>Neither of them could stop grinning. And behind them, in the whirl, the stranger’s mist sagged and swayed. It hung in the air like a coat on a nail. “A shortcut,” it said, in a thin little thread of a voice, “is only…”</w:t>
-      </w:r>
-    </w:p>
-    <w:p>
-      <w:r>
-        <w:t>Then it stopped, and waited, and nobody knew for what. ---</w:t>
-      </w:r>
-    </w:p>
-    <w:p>
-      <w:pPr>
-        <w:jc w:val="center"/>
-      </w:pPr>
-      <w:hyperlink w:anchor="toc">
-        <w:r>
-          <w:rPr>
-            <w:color w:val="1F3A5F"/>
-            <w:u w:val="single"/>
-          </w:rPr>
-          <w:t>↑ Contents</w:t>
-        </w:r>
-      </w:hyperlink>
-    </w:p>
-    <w:p>
-      <w:r>
-        <w:br w:type="page"/>
-      </w:r>
-    </w:p>
-    <w:p>
-      <w:bookmarkStart w:id="11" w:name="ch9"/>
-      <w:pPr>
-        <w:pStyle w:val="Heading2"/>
-        <w:jc w:val="center"/>
-      </w:pPr>
-      <w:r>
-        <w:t>Chapter 9. The Long Way Round</w:t>
-      </w:r>
-      <w:bookmarkEnd w:id="11"/>
-    </w:p>
-    <w:p>
-      <w:r>
-        <w:t>They sat on the bank in the dusk, in a ring, with their backs to the whirl, and nobody talked for a while.</w:t>
-      </w:r>
-    </w:p>
-    <w:p>
-      <w:r>
-        <w:t>Titch was wrapping Gucci in her coat. Tabitha held a canteen to Walt’s lips. Dumpling lay with her knees folded and her nose in Hal’s pocket, looking for the last apple. And Scally sat apart, with his arms round his knees and his hair in his eyes, as quiet as a stone.</w:t>
-      </w:r>
-    </w:p>
-    <w:p>
-      <w:r>
-        <w:t>“Hal,” said Hopsi.</w:t>
-      </w:r>
-    </w:p>
-    <w:p>
-      <w:r>
-        <w:t>“Yes?”</w:t>
-      </w:r>
-    </w:p>
-    <w:p>
-      <w:r>
-        <w:t>“Your slate.”</w:t>
-      </w:r>
-    </w:p>
-    <w:p>
-      <w:r>
-        <w:t>Hal took it out. It was soggy, and the chalk had run, but he rubbed his sleeve across it and began to write, in his small neat hand. Hopsi sat down beside him and read over his shoulder, a line at a time, while the others drifted in and sat round.</w:t>
+        <w:t>“Scally,” said Hopsi.</w:t>
+      </w:r>
+    </w:p>
+    <w:p>
+      <w:r>
+        <w:t>“Don’t,” said Scally.</w:t>
+      </w:r>
+    </w:p>
+    <w:p>
+      <w:r>
+        <w:t>“The tree is the tallest thing for a mile,” said Hopsi. She spoke gently, standing in the rain with her hair dripping. “When the sky has lightning in it, it likes tall things. Is that where you ought to be?”</w:t>
+      </w:r>
+    </w:p>
+    <w:p>
+      <w:r>
+        <w:t>There was a flash.</w:t>
+      </w:r>
+    </w:p>
+    <w:p>
+      <w:r>
+        <w:t>It was pale violet, and lit up the whole gorge, and every one of them saw every bone in the next one’s face. A moment later, the thunder came, a long, sullen rumble.</w:t>
+      </w:r>
+    </w:p>
+    <w:p>
+      <w:r>
+        <w:t>“One,” said Titch, who had been counting. “Two. Three. Four. Five. Six.”</w:t>
+      </w:r>
+    </w:p>
+    <w:p>
+      <w:r>
+        <w:t>“Five counts is about a mile,” said Walt, grabbing Dumpling’s halter. “Six is more than a mile. It’s coming. A house is the best place in a storm, or a car, and there is neither. So we go low, and away from the tree and the water. Now. Find a dip, and crouch with your feet together. Don’t lie flat, and don’t shelter under anything tall.”</w:t>
+      </w:r>
+    </w:p>
+    <w:p>
+      <w:r>
+        <w:t>“Light comes first,” gasped Hal. “Sound comes after. That’s why you can count.”</w:t>
+      </w:r>
+    </w:p>
+    <w:p>
+      <w:r>
+        <w:t>“Yes,” said Walt. “Light is fast. Sound is slow. The count between them is how far away the storm is. Go!”</w:t>
+      </w:r>
+    </w:p>
+    <w:p>
+      <w:r>
+        <w:t>Scally went. He abandoned the dry seat without another word and scrambled out into the rain, and they all dived into a hollow of heather on the other side of the shoulder, thirty steps from the oak, and crouched in a tight bundle, wet through, in the dark, with Gucci in the middle and Dumpling’s head laid, helpless and patient, across Walt’s back.</w:t>
+      </w:r>
+    </w:p>
+    <w:p>
+      <w:r>
+        <w:t>“One,” whispered Titch. “Two.”</w:t>
+      </w:r>
+    </w:p>
+    <w:p>
+      <w:r>
+        <w:t>The flash came again. This time the thunder followed hard on its heels. “Two!” said Titch. “Half a mile!”</w:t>
+      </w:r>
+    </w:p>
+    <w:p>
+      <w:r>
+        <w:t>“Stay down,” said Walt.</w:t>
+      </w:r>
+    </w:p>
+    <w:p>
+      <w:r>
+        <w:t>The next came without any count at all. It was a white, tearing flash, and a clap that shook the stones in their sockets, and a smell of burnt air, and a sound like a giant tearing a sheet. They saw it hit. It struck the oak square on the crown, in a bright blue tree of fire, and the great old tree split from the top to the roots with a crack that numbed their ears. Half of it fell, slowly, right across the rock where Scally had been sitting.</w:t>
       </w:r>
     </w:p>
     <w:p>
@@ -3962,82 +3322,102 @@
     </w:p>
     <w:p>
       <w:r>
-        <w:t>“What are you writing?” said Titch.</w:t>
-      </w:r>
-    </w:p>
-    <w:p>
-      <w:r>
-        <w:t>“The data,” said Hal. “Everything that happened. Look, count, test.” He tapped the slate. “Shortcuts we took. Number one: the clay neck. Scally went across it to save a bend. It took one hour and ten minutes to get him out. It cost two boots. It saved nothing. Number two: the high ledge in the storm, the dry seat under the oak. That saved nobody anything. It nearly cost a boy his life.” He kept writing. “Number three: Walt going to look at the stream instead of climbing. It cost us half a day, and nearly Walt.”</w:t>
-      </w:r>
-    </w:p>
-    <w:p>
-      <w:r>
-        <w:t>“Number four,” said Walt, quietly, “was me, when I was ten.”</w:t>
-      </w:r>
-    </w:p>
-    <w:p>
-      <w:r>
-        <w:t>“That’s four,” said Hal. He wrote it. “Shortcuts that worked: none. I’ve looked, and I can’t find one.”</w:t>
-      </w:r>
-    </w:p>
-    <w:p>
-      <w:r>
-        <w:t>“And long ways?” said Tabitha.</w:t>
-      </w:r>
-    </w:p>
-    <w:p>
-      <w:r>
-        <w:t>“We went the long way round the bend,” said Hal. “Along the bank. Safe. We built a raft, and crossed the long way, with a rope. Safe. We climbed the Falls on the rope. Safe. We got through the bog on the green path, in single file, and nobody put a foot wrong.” He looked at his slate. “Every long way has got us here. And every shortcut has been the longest of all.”</w:t>
-      </w:r>
-    </w:p>
-    <w:p>
-      <w:r>
-        <w:t>“Because a shortcut is only quicker if it works,” said Tabitha.</w:t>
-      </w:r>
-    </w:p>
-    <w:p>
-      <w:r>
-        <w:t>They all stopped.</w:t>
-      </w:r>
-    </w:p>
-    <w:p>
-      <w:r>
-        <w:t>Tabitha said it again, half to herself, in her slow way. “A shortcut is only quicker if it works. If it doesn’t, you’re lost. And then it’s the slowest way of all.”</w:t>
-      </w:r>
-    </w:p>
-    <w:p>
-      <w:r>
-        <w:t>There was a long silence. The whirlpool went round in the dusk, turning, with its mist like a coat on a nail, and as they listened, it said, in a low, uncertain voice:</w:t>
-      </w:r>
-    </w:p>
-    <w:p>
-      <w:r>
-        <w:t>“A shortcut is only…”</w:t>
-      </w:r>
-    </w:p>
-    <w:p>
-      <w:r>
-        <w:t>“Say it,” said Titch.</w:t>
-      </w:r>
-    </w:p>
-    <w:p>
-      <w:r>
-        <w:t>“I can’t,” said Tabitha. “I’m not sure.”</w:t>
-      </w:r>
-    </w:p>
-    <w:p>
-      <w:r>
-        <w:t>“I will,” said Hopsi.</w:t>
-      </w:r>
-    </w:p>
-    <w:p>
-      <w:r>
-        <w:t>They looked at her.</w:t>
-      </w:r>
-    </w:p>
-    <w:p>
-      <w:r>
-        <w:t>She was sitting very straight, on a stone, with her hands in her lap. Her face was pale, and set, and a little afraid. “I cannot say anything I do not know is true,” she said. “That is my one rule. I do not know it is true. But we have looked, and counted, and tested, and Hal has written it down. And it seems to me that it fits.” She swallowed. “So I will say it, and I will say how sure I am. I will say, ‘I think.’”</w:t>
+        <w:t>There was a long, long silence, full of ringing.</w:t>
+      </w:r>
+    </w:p>
+    <w:p>
+      <w:r>
+        <w:t>“Everyone all right?” said Walt, in a cracked voice. “Count heads.”</w:t>
+      </w:r>
+    </w:p>
+    <w:p>
+      <w:r>
+        <w:t>“One,” said Hal.</w:t>
+      </w:r>
+    </w:p>
+    <w:p>
+      <w:r>
+        <w:t>“Two,” said Titch. “Three. Four.”</w:t>
+      </w:r>
+    </w:p>
+    <w:p>
+      <w:r>
+        <w:t>“Five,” said Tabitha, “six, seven.” She laughed, high and shaky. “Gucci’s the seven.”</w:t>
+      </w:r>
+    </w:p>
+    <w:p>
+      <w:r>
+        <w:t>“And me,” said Scally. He was in the middle of the heap, in a ball, with his face in the heather. When he lifted it, it was grey as the ash of an old fire. “I was going to sit there.” His voice was small. “I wanted the dry seat. I was going to charge you a penny.”</w:t>
+      </w:r>
+    </w:p>
+    <w:p>
+      <w:r>
+        <w:t>“Yes,” said Hopsi. Her hand was shaking, but her voice was not. “I know.”</w:t>
+      </w:r>
+    </w:p>
+    <w:p>
+      <w:r>
+        <w:t>“Hop,” said Scally.</w:t>
+      </w:r>
+    </w:p>
+    <w:p>
+      <w:r>
+        <w:t>“Yes?”</w:t>
+      </w:r>
+    </w:p>
+    <w:p>
+      <w:r>
+        <w:t>“Thank you for asking me where I ought to be.”</w:t>
+      </w:r>
+    </w:p>
+    <w:p>
+      <w:r>
+        <w:t>“I did not tell you,” said Hopsi. “I only asked.”</w:t>
+      </w:r>
+    </w:p>
+    <w:p>
+      <w:pPr>
+        <w:jc w:val="center"/>
+      </w:pPr>
+      <w:hyperlink w:anchor="toc">
+        <w:r>
+          <w:rPr>
+            <w:color w:val="1F3A5F"/>
+            <w:u w:val="single"/>
+          </w:rPr>
+          <w:t>↑ Contents</w:t>
+        </w:r>
+      </w:hyperlink>
+    </w:p>
+    <w:p>
+      <w:r>
+        <w:br w:type="page"/>
+      </w:r>
+    </w:p>
+    <w:p>
+      <w:bookmarkStart w:id="9" w:name="ch7"/>
+      <w:pPr>
+        <w:pStyle w:val="Heading2"/>
+        <w:jc w:val="center"/>
+      </w:pPr>
+      <w:r>
+        <w:t>Chapter 7. The Brown Water</w:t>
+      </w:r>
+      <w:bookmarkEnd w:id="9"/>
+    </w:p>
+    <w:p>
+      <w:r>
+        <w:t>The storm went as it came, all at once.</w:t>
+      </w:r>
+    </w:p>
+    <w:p>
+      <w:r>
+        <w:t>The rain stopped. The cloud tore. The sun came out with a bang, and the whole gorge steamed like a boiled pudding. Walt got stiffly to his feet and looked at the sky, and at the Falls, and then, very long, at the water.</w:t>
+      </w:r>
+    </w:p>
+    <w:p>
+      <w:r>
+        <w:t>“Hal,” he said. “Come here.”</w:t>
       </w:r>
     </w:p>
     <w:p>
@@ -4081,92 +3461,87 @@
     </w:p>
     <w:p>
       <w:r>
-        <w:t>“You never say ‘I think,’” said Scally.</w:t>
-      </w:r>
-    </w:p>
-    <w:p>
-      <w:r>
-        <w:t>“No,” said Hopsi. “I have only ever said what I know. But a scientist does not only know. A scientist looks at everything, and then says, ‘This is what I think, and here is how I would find out if I am wrong.’” She stood up. She walked, quite alone, to the very edge of the bank, in the cold wind off the whirl, and she looked up at the tall grey mist.</w:t>
-      </w:r>
-    </w:p>
-    <w:p>
-      <w:r>
-        <w:t>“I think,” said Hopsi, in a clear, small, steady voice, “that a shortcut is only quicker if it works.”</w:t>
-      </w:r>
-    </w:p>
-    <w:p>
-      <w:r>
-        <w:t>The whirl slowed.</w:t>
-      </w:r>
-    </w:p>
-    <w:p>
-      <w:r>
-        <w:t>It was not much. It was a small thing. But the water, which had turned for fifty years without a rest, hesitated, like a wheel when someone puts a hand to it. The mist wavered. The thread of the voice stopped, in the middle of its loop.</w:t>
-      </w:r>
-    </w:p>
-    <w:p>
-      <w:r>
-        <w:t>“It is listening,” whispered Tabitha.</w:t>
-      </w:r>
-    </w:p>
-    <w:p>
-      <w:r>
-        <w:t>“There’s more,” said Hal. “Is that all of it? Is it finished?”</w:t>
-      </w:r>
-    </w:p>
-    <w:p>
-      <w:r>
-        <w:t>“No,” said Hopsi. She was shaking. “It is not finished. There is a gap. I can feel it. I only have half.”</w:t>
-      </w:r>
-    </w:p>
-    <w:p>
-      <w:r>
-        <w:t>“What’s the other half?” said Titch.</w:t>
-      </w:r>
-    </w:p>
-    <w:p>
-      <w:r>
-        <w:t>Nobody knew.</w:t>
-      </w:r>
-    </w:p>
-    <w:p>
-      <w:r>
-        <w:t>And then Scally stood up.</w:t>
-      </w:r>
-    </w:p>
-    <w:p>
-      <w:r>
-        <w:t>He had not spoken for a long time. He had sat with his chin on his knees, looking at his hands. He stood now, in his two socks, on the bank, with the wind in his black hair. He did not look clever. He did not look sly. He looked like a boy who has been very frightened, and has just been told it is all right, and has found out that it is true.</w:t>
-      </w:r>
-    </w:p>
-    <w:p>
-      <w:r>
-        <w:t>“I think,” said Scally, “that the long way always gets you home.”</w:t>
-      </w:r>
-    </w:p>
-    <w:p>
-      <w:r>
-        <w:t>He said it very quietly. Then he said it again, to the water, because it seemed to want to be heard.</w:t>
-      </w:r>
-    </w:p>
-    <w:p>
-      <w:r>
-        <w:t>“A shortcut is only quicker if it works. And the long way always gets you home.”</w:t>
-      </w:r>
-    </w:p>
-    <w:p>
-      <w:r>
-        <w:t>For a moment there was no sound at all.</w:t>
-      </w:r>
-    </w:p>
-    <w:p>
-      <w:r>
-        <w:t>Then Fourpence, on Dumpling’s ear, opened its small brown beak.</w:t>
-      </w:r>
-    </w:p>
-    <w:p>
-      <w:r>
-        <w:t>It sang. It sang four notes, as it had sung them every night for a month. And after the fourth, it paused, and the whole bog leaned toward it. And then, for the first time in its life, the little bird sang a fifth.</w:t>
+        <w:t>Hal came.</w:t>
+      </w:r>
+    </w:p>
+    <w:p>
+      <w:r>
+        <w:t>“What colour was the stream this morning?”</w:t>
+      </w:r>
+    </w:p>
+    <w:p>
+      <w:r>
+        <w:t>“Green,” said Hal. “Clear. You could see the stones.”</w:t>
+      </w:r>
+    </w:p>
+    <w:p>
+      <w:r>
+        <w:t>“And now?”</w:t>
+      </w:r>
+    </w:p>
+    <w:p>
+      <w:r>
+        <w:t>Hal looked. The water below the Falls, where it had been green and clear that morning, had gone the colour of cocoa. It was thick, and brown, and full of sticks and froth. And as he watched, a whole branch swept by, turning over and over, much faster than a person could walk.</w:t>
+      </w:r>
+    </w:p>
+    <w:p>
+      <w:r>
+        <w:t>“It’s rising,” said Hal. “Look at the stones. The bottom ones are gone.”</w:t>
+      </w:r>
+    </w:p>
+    <w:p>
+      <w:r>
+        <w:t>“It has rained,” said Walt, very quietly, “for an hour, on the hills above us. The water from all those hills has to come down one way. It comes down here.” He shut his eyes. “Listen.”</w:t>
+      </w:r>
+    </w:p>
+    <w:p>
+      <w:r>
+        <w:t>At first Hal could hear nothing but the Falls. Then, under it, far away, he heard a long, deep, rolling sound, like carts on a stone bridge, or the wind in a chimney. It was coming closer.</w:t>
+      </w:r>
+    </w:p>
+    <w:p>
+      <w:r>
+        <w:t>“Flash flood,” said Walt. He opened his eyes. “UP. Everybody up the bank, now. High ground. Leave the bags. Leave everything.”</w:t>
+      </w:r>
+    </w:p>
+    <w:p>
+      <w:r>
+        <w:t>They ran.</w:t>
+      </w:r>
+    </w:p>
+    <w:p>
+      <w:r>
+        <w:t>It was the longest minute of Hal’s life. The path up the side of the gorge was steep and slick with rain. Titch went first, hauling Dumpling by the halter, with Tabitha pushing from behind. Hopsi had Gucci under one arm, which was a great deal like carrying a cushion with a motor. Hal turned and looked back.</w:t>
+      </w:r>
+    </w:p>
+    <w:p>
+      <w:r>
+        <w:t>Walt was not coming.</w:t>
+      </w:r>
+    </w:p>
+    <w:p>
+      <w:r>
+        <w:t>He was on the lower path, thirty steps down, leaning on his pole, one leg stiff and useless. He was trying to climb, and every step took him a full breath. The roar behind him was growing, louder and louder, and now there was a thin brown tongue of water running over the stones at his feet.</w:t>
+      </w:r>
+    </w:p>
+    <w:p>
+      <w:r>
+        <w:t>“Walt!” shouted Hal.</w:t>
+      </w:r>
+    </w:p>
+    <w:p>
+      <w:r>
+        <w:t>“Go on!” shouted Walt. “Leave me! My knee—”</w:t>
+      </w:r>
+    </w:p>
+    <w:p>
+      <w:r>
+        <w:t>“No,” said Hal. He said it in the flat, dry voice. He pulled the rope from his shoulder. “Scally! Rope!”</w:t>
+      </w:r>
+    </w:p>
+    <w:p>
+      <w:r>
+        <w:t>Scally was already beside him. He had been the first up the bank, and he was the fastest runner of them all, but he had not gone on. He was standing with his bare, sock-wrapped feet planted and his face stiff with something that was not fear.</w:t>
       </w:r>
     </w:p>
     <w:p>
@@ -4210,22 +3585,107 @@
     </w:p>
     <w:p>
       <w:r>
-        <w:t>It was a small, round, clear note, like a drop of water falling into a still pool. It rose, and hung in the air, and rang, like a bell.</w:t>
-      </w:r>
-    </w:p>
-    <w:p>
-      <w:r>
-        <w:t>The whirlpool stopped.</w:t>
-      </w:r>
-    </w:p>
-    <w:p>
-      <w:r>
-        <w:t>It did not stop all at once. It slowed, and slowed, and eased, like a great wheel that has been pushed for fifty years, and at last has been allowed to rest. The funnel in the middle filled. The black water went smooth. And the stranger’s mist, which had been standing for so long, with its coat on a nail, unbuttoned itself, and thinned, and lifted away in long soft rags, into the dark.</w:t>
-      </w:r>
-    </w:p>
-    <w:p>
-      <w:r>
-        <w:t>Just before it went, they all saw, quite plainly, a face. It was a thin, pale face, with a smile that was no longer a size too big. It looked, for the first time, rather tired, and rather relieved. It said nothing. It only bowed, once, to Scally.</w:t>
+        <w:t>“I’m going down,” he said.</w:t>
+      </w:r>
+    </w:p>
+    <w:p>
+      <w:r>
+        <w:t>“You’re not going in the water,” said Hal.</w:t>
+      </w:r>
+    </w:p>
+    <w:p>
+      <w:r>
+        <w:t>“I’m not going in. I’m going to the edge.” He took the end of the rope and tied it round his waist with a neat, quick knot. “I’m the lightest. I’m the quickest. If he falls I’ll reach.” He looked at Hal. “It’s fine. I’m fine.”</w:t>
+      </w:r>
+    </w:p>
+    <w:p>
+      <w:r>
+        <w:t>“Scally,” said a voice, and it was Hopsi’s, on the bank above.</w:t>
+      </w:r>
+    </w:p>
+    <w:p>
+      <w:r>
+        <w:t>“Don’t,” said Scally, without turning.</w:t>
+      </w:r>
+    </w:p>
+    <w:p>
+      <w:r>
+        <w:t>“Your hands are shaking.”</w:t>
+      </w:r>
+    </w:p>
+    <w:p>
+      <w:r>
+        <w:t>He stopped. He looked at his hands. They were shaking, hard, like leaves. He held them out in front of him, and stared at them, as though they belonged to someone else.</w:t>
+      </w:r>
+    </w:p>
+    <w:p>
+      <w:r>
+        <w:t>“I’m scared,” said Scally. “I’m so scared I can’t feel my feet.”</w:t>
+      </w:r>
+    </w:p>
+    <w:p>
+      <w:r>
+        <w:t>“Yes,” said Hopsi. “Now you have said it. Is it easier?”</w:t>
+      </w:r>
+    </w:p>
+    <w:p>
+      <w:r>
+        <w:t>He drew a long breath. He let it out. His hands went on shaking, but something in his shoulders eased. “A bit,” he said.</w:t>
+      </w:r>
+    </w:p>
+    <w:p>
+      <w:r>
+        <w:t>“Then say it to Hal,” said Hopsi, “and he can help you.”</w:t>
+      </w:r>
+    </w:p>
+    <w:p>
+      <w:r>
+        <w:t>Scally turned. “Hal,” he said. “I’m scared. I can’t do it alone. Will you hold the rope?”</w:t>
+      </w:r>
+    </w:p>
+    <w:p>
+      <w:r>
+        <w:t>“Yes,” said Hal. “I’ll hold the rope. Titch! Dumpling!”</w:t>
+      </w:r>
+    </w:p>
+    <w:p>
+      <w:r>
+        <w:t>The next minutes were a blur of brown water and shouting. Hal sat down hard on a boulder with the rope round his middle and dug in his heels. The rope ran down to Scally, who ran down the bank to the very edge of the rising water, where the path was already a river, and held out his hand.</w:t>
+      </w:r>
+    </w:p>
+    <w:p>
+      <w:r>
+        <w:t>“Walt!” he yelled. “Take it!”</w:t>
+      </w:r>
+    </w:p>
+    <w:p>
+      <w:r>
+        <w:t>Walt took it. It was not enough. The water had reached his knees now, and it pulled at him with a steady, hungry drag, like a hand. The old man swayed.</w:t>
+      </w:r>
+    </w:p>
+    <w:p>
+      <w:r>
+        <w:t>“The donkey,” said Tabitha, behind Hal. “Tie the rope to Dumpling.”</w:t>
+      </w:r>
+    </w:p>
+    <w:p>
+      <w:r>
+        <w:t>Titch had already done it. She had run the other end back round Dumpling’s chest in a double loop, and she was standing at the donkey’s head, clicking her tongue. “Walk on, girl,” she said. “Walk on.”</w:t>
+      </w:r>
+    </w:p>
+    <w:p>
+      <w:r>
+        <w:t>Dumpling, who had walked at the pace of an elderly clock for two days, walked on.</w:t>
+      </w:r>
+    </w:p>
+    <w:p>
+      <w:r>
+        <w:t>She walked up the path, steady, slow and strong, with her ears pricked and the rope taut behind her. And at the bottom of the rope, up to his thighs in the flood, Walt came out of the water, dragging his bad leg, with Scally’s arm round his waist and Hal’s heels dug in on the bank.</w:t>
+      </w:r>
+    </w:p>
+    <w:p>
+      <w:r>
+        <w:t>They all got up, at last, on a ledge forty feet above the stream, in a heap, gasping.</w:t>
       </w:r>
     </w:p>
     <w:p>
@@ -4269,17 +3729,102 @@
     </w:p>
     <w:p>
       <w:r>
-        <w:t>Then it was gone, and there was only the bog, and the first star.</w:t>
-      </w:r>
-    </w:p>
-    <w:p>
-      <w:r>
-        <w:t>And the stream was quiet.</w:t>
-      </w:r>
-    </w:p>
-    <w:p>
-      <w:r>
-        <w:t>It was the quietest thing any of them had ever heard. It was a silence like a long breath let go. They sat in it. Nobody could speak. Then, slowly, from the black, still water, came a different sound, so soft that at first they were not sure it was there. It was a sound of water moving, quite gently, over stones, like a child breathing in its sleep.</w:t>
+        <w:t>“That,” said Walt, after a while, “was foolish of me.”</w:t>
+      </w:r>
+    </w:p>
+    <w:p>
+      <w:r>
+        <w:t>“It was,” said Hopsi.</w:t>
+      </w:r>
+    </w:p>
+    <w:p>
+      <w:r>
+        <w:t>“I should have said the rule myself. A stream-keeper doesn’t stand in a gully.” He lay on his back, looking at the sky. “I stopped to look at it. Fifty years, and I stopped to look. And it was a young boy with no boots who came and got me.” He turned his head and looked at Scally. “I thank you.”</w:t>
+      </w:r>
+    </w:p>
+    <w:p>
+      <w:r>
+        <w:t>“It was Dumpling,” said Scally. He could not seem to stop his hands. “She did it.”</w:t>
+      </w:r>
+    </w:p>
+    <w:p>
+      <w:r>
+        <w:t>“She did,” said Walt, “and so did you.”</w:t>
+      </w:r>
+    </w:p>
+    <w:p>
+      <w:r>
+        <w:t>They watched the flood. It was brown and ugly and roaring, and it swept away the lower path, the place where they had been, the stones, the whole of the grass they had crossed that morning. Where the Falls had been a column, there was now a tower of foam. And far under the thunder, in a dark gap between two notes of it, the stream said, thin and cold and calm:</w:t>
+      </w:r>
+    </w:p>
+    <w:p>
+      <w:r>
+        <w:t>“A shortcut is only…”</w:t>
+      </w:r>
+    </w:p>
+    <w:p>
+      <w:r>
+        <w:t>“We’re running out of time,” said Hal.</w:t>
+      </w:r>
+    </w:p>
+    <w:p>
+      <w:r>
+        <w:t>“Yes,” said Walt, getting up. “If it is rising now it will be down in the village by dark tomorrow. We’ve one more climb. Come on.”</w:t>
+      </w:r>
+    </w:p>
+    <w:p>
+      <w:pPr>
+        <w:jc w:val="center"/>
+      </w:pPr>
+      <w:hyperlink w:anchor="toc">
+        <w:r>
+          <w:rPr>
+            <w:color w:val="1F3A5F"/>
+            <w:u w:val="single"/>
+          </w:rPr>
+          <w:t>↑ Contents</w:t>
+        </w:r>
+      </w:hyperlink>
+    </w:p>
+    <w:p>
+      <w:r>
+        <w:br w:type="page"/>
+      </w:r>
+    </w:p>
+    <w:p>
+      <w:bookmarkStart w:id="10" w:name="ch8"/>
+      <w:pPr>
+        <w:pStyle w:val="Heading2"/>
+        <w:jc w:val="center"/>
+      </w:pPr>
+      <w:r>
+        <w:t>Chapter 8. The Whirl</w:t>
+      </w:r>
+      <w:bookmarkEnd w:id="10"/>
+    </w:p>
+    <w:p>
+      <w:r>
+        <w:t>They came to the bog at dusk.</w:t>
+      </w:r>
+    </w:p>
+    <w:p>
+      <w:r>
+        <w:t>It lay at the head of the valley, grey and wide, like a dish of cold porridge. Old Walt stopped them at the edge on the firm ground, and he pointed with his pole to a green path, and nobody argued with him.</w:t>
+      </w:r>
+    </w:p>
+    <w:p>
+      <w:r>
+        <w:t>“That is the only way,” he said. “Stay on the green. Look for the reeds. Reeds mean wet. Follow me, in line, and put your feet where I put mine.”</w:t>
+      </w:r>
+    </w:p>
+    <w:p>
+      <w:r>
+        <w:t>They crossed in single file, slowly. Gucci went ahead, nose down, picking his route as if he’d done it all his life. Titch walked behind with her rope looped in her hand. And at last they came out on a low, flat bank above the pool.</w:t>
+      </w:r>
+    </w:p>
+    <w:p>
+      <w:r>
+        <w:t>It was the Source. The stream began here, welling up from underground in the middle of a black round pool as wide as a barn. Round and round, in the middle, the water was turning.</w:t>
       </w:r>
     </w:p>
     <w:p>
@@ -4323,77 +3868,57 @@
     </w:p>
     <w:p>
       <w:r>
-        <w:t>“Listen,” said Walt. He had tears running down his beard. “Do you hear it? It’s sleeping. It’s only — it’s only sleeping.”</w:t>
-      </w:r>
-    </w:p>
-    <w:p>
-      <w:r>
-        <w:t>Hopsi turned round. She came back from the edge and sat down on her stone, and put her face in her hands. Her shoulders shook.</w:t>
-      </w:r>
-    </w:p>
-    <w:p>
-      <w:r>
-        <w:t>“Hop,” said Scally, alarmed.</w:t>
-      </w:r>
-    </w:p>
-    <w:p>
-      <w:r>
-        <w:t>“I am all right,” said Hopsi, into her fingers. “I said ‘I think’ and it was not a lie, and it was not wrong, and I am — I am extremely glad.”</w:t>
-      </w:r>
-    </w:p>
-    <w:p>
-      <w:r>
-        <w:t>“You were right,” said Hal.</w:t>
-      </w:r>
-    </w:p>
-    <w:p>
-      <w:r>
-        <w:t>“I do not know that,” said Hopsi, smiling through her fingers. “I think so.”</w:t>
-      </w:r>
-    </w:p>
-    <w:p>
-      <w:pPr>
-        <w:jc w:val="center"/>
-      </w:pPr>
-      <w:hyperlink w:anchor="toc">
-        <w:r>
-          <w:rPr>
-            <w:color w:val="1F3A5F"/>
-            <w:u w:val="single"/>
-          </w:rPr>
-          <w:t>↑ Contents</w:t>
-        </w:r>
-      </w:hyperlink>
-    </w:p>
-    <w:p>
-      <w:r>
-        <w:br w:type="page"/>
-      </w:r>
-    </w:p>
-    <w:p>
-      <w:bookmarkStart w:id="12" w:name="ch10"/>
-      <w:pPr>
-        <w:pStyle w:val="Heading2"/>
-        <w:jc w:val="center"/>
-      </w:pPr>
-      <w:r>
-        <w:t>Chapter 10. The Square Eggs</w:t>
-      </w:r>
-      <w:bookmarkEnd w:id="12"/>
-    </w:p>
-    <w:p>
-      <w:r>
-        <w:t>They went home the long way.</w:t>
-      </w:r>
-    </w:p>
-    <w:p>
-      <w:r>
-        <w:t>It took the whole of the next day. The stream ran beside them, low and clear and slow, humming nothing, and the grass on its banks was already green again where the flood had passed. Old Walt rode Dumpling most of the way, with his stiff leg stuck out and his eel-skin hat over his eyes, saying nothing and smiling a great deal. As the sun dropped red behind the mill, they came down through the bracken to the yard and found the whole village waiting.</w:t>
-      </w:r>
-    </w:p>
-    <w:p>
-      <w:r>
-        <w:t>They had been there since dawn. They had not slept. They had not needed to. The Mayor was at the front, in his waistcoat, with his chain on crooked, and when he saw them, he took off his hat.</w:t>
+        <w:t>It turned slowly, in one great smooth spiral, so slowly it seemed like a dream. In the centre there was a deep, dark funnel, and a faint sucking noise. From the whirl there rose a pale thin mist, shaped, if you did not look straight at it, like a very tall man in a long coat.</w:t>
+      </w:r>
+    </w:p>
+    <w:p>
+      <w:r>
+        <w:t>“A shortcut is only…” said the mist.</w:t>
+      </w:r>
+    </w:p>
+    <w:p>
+      <w:r>
+        <w:t>Nobody breathed.</w:t>
+      </w:r>
+    </w:p>
+    <w:p>
+      <w:r>
+        <w:t>It was a voice, but it was no longer a stranger’s voice. It was worn down, and thin, and stuck like a needle in a groove. It was the voice of one sentence, said ten thousand times. And under it, in the water, you could hear the stream, straining at the leash, to be allowed to go on.</w:t>
+      </w:r>
+    </w:p>
+    <w:p>
+      <w:r>
+        <w:t>“Right,” said Tabitha. She was whispering. “So it’s a whirlpool.”</w:t>
+      </w:r>
+    </w:p>
+    <w:p>
+      <w:r>
+        <w:t>“It is,” said Walt. “Whirlpools are only water going round a drain. Water wants the lowest place. When it finds a hole, it spins as it goes down. This one has been spinning ever since the stranger fell in here. He fell into a good many bogs, that man, and left a bit of himself in each. This was the last of him. It has never been allowed to stop.” He held up his pole. “Nobody goes near the edge. Nobody. It would take a grown man down like a straw. Reach or throw.”</w:t>
+      </w:r>
+    </w:p>
+    <w:p>
+      <w:r>
+        <w:t>“Then how do we finish it?” said Hal.</w:t>
+      </w:r>
+    </w:p>
+    <w:p>
+      <w:r>
+        <w:t>“We say it,” said Titch. “Don’t we? The end. We just say the end.”</w:t>
+      </w:r>
+    </w:p>
+    <w:p>
+      <w:r>
+        <w:t>“We do not know it,” said Hopsi.</w:t>
+      </w:r>
+    </w:p>
+    <w:p>
+      <w:r>
+        <w:t>“I do!” said Scally.</w:t>
+      </w:r>
+    </w:p>
+    <w:p>
+      <w:r>
+        <w:t>He stepped up to the edge of the bank. He was shaking all over, grey in the dusk, but his chin was up, and in his face was the old glint, bright and eager. “I know what a shortcut is only. I do. I’ve been thinking about it for two days. A shortcut is only a hat! Or a bucket, or a goose, or—” He took a breath, cupped his hands, and shouted to the whirl. “A SHORTCUT IS ONLY A HAT!”</w:t>
       </w:r>
     </w:p>
     <w:p>
@@ -4437,67 +3962,72 @@
     </w:p>
     <w:p>
       <w:r>
-        <w:t>“Walter,” he said. “And children.” He seemed to be having difficulty with the next sentence. “The hum stopped last night. At a quarter to eleven. Mrs Crumb says she woke up this morning, and for a moment she didn’t know what was wrong. And then she knew. It was the quiet.” He cleared his throat. “I said sandbags. I said it was a small price. I would like to say that I was wrong. I did not check.”</w:t>
-      </w:r>
-    </w:p>
-    <w:p>
-      <w:r>
-        <w:t>“No,” said Walt. “You did not.”</w:t>
-      </w:r>
-    </w:p>
-    <w:p>
-      <w:r>
-        <w:t>“I am sorry.”</w:t>
-      </w:r>
-    </w:p>
-    <w:p>
-      <w:r>
-        <w:t>“Say it again to the stream,” said Walt. “It’s a better listener than I am.”</w:t>
-      </w:r>
-    </w:p>
-    <w:p>
-      <w:r>
-        <w:t>Hal’s mother was at the mill door, with her kerchief in her hands. She did not say anything. She walked straight down the steps and picked Hal up off the ground, which she had not done since he was five, and held on. Over her shoulder he saw his father, leaning on his stick, with his face working, and Mrs Crumb, with a tray of buns, quite black on the bottom, handing them out without a word.</w:t>
-      </w:r>
-    </w:p>
-    <w:p>
-      <w:r>
-        <w:t>“I’m filthy,” said Hal, into her shoulder.</w:t>
-      </w:r>
-    </w:p>
-    <w:p>
-      <w:r>
-        <w:t>“I don’t care,” said his mother.</w:t>
-      </w:r>
-    </w:p>
-    <w:p>
-      <w:r>
-        <w:t>“I wrote it on the slate. Third day, by dark.”</w:t>
-      </w:r>
-    </w:p>
-    <w:p>
-      <w:r>
-        <w:t>“I read it,” she said. “Every night.” She set him down and held his face. “And the word?”</w:t>
-      </w:r>
-    </w:p>
-    <w:p>
-      <w:r>
-        <w:t>“We didn’t need it,” said Hal. “Nobody offered us anything. Except the stream.”</w:t>
-      </w:r>
-    </w:p>
-    <w:p>
-      <w:r>
-        <w:t>That night every light in the valley went out early, and everybody slept for twelve hours.</w:t>
-      </w:r>
-    </w:p>
-    <w:p>
-      <w:r>
-        <w:t>In the morning Scally sat on the mill step with a board across his knees and a pot of Mrs Crumb’s black paint.</w:t>
-      </w:r>
-    </w:p>
-    <w:p>
-      <w:r>
-        <w:t>He had Walt’s boots on. They were old, heavy, brown, well-oiled, and a good deal too big, and he had been given them that morning, in the yard, in front of the village. “I’ve kept these fifty years,” Walt had said, gruffly, putting them into his hands, “for a boy I never found. They were my own, at your age. They’re no use to me. I’ve a stiff leg, and a good donkey, and I’m too old to be careful with them. You’ll look after them, I think.” And Scally, who had never in his life been given a present he did not have to explain, had said nothing at all, and gone red to the roots of his hair, and put them on.</w:t>
+        <w:t>The mist swayed.</w:t>
+      </w:r>
+    </w:p>
+    <w:p>
+      <w:r>
+        <w:t>For one long second, nothing happened. The whole bog held its breath. Then the whirlpool gave a great gulp, like a swallowed laugh.</w:t>
+      </w:r>
+    </w:p>
+    <w:p>
+      <w:r>
+        <w:t>“A shortcut,” said the voice, in the water, “is only…”</w:t>
+      </w:r>
+    </w:p>
+    <w:p>
+      <w:r>
+        <w:t>And the whirl began to turn faster.</w:t>
+      </w:r>
+    </w:p>
+    <w:p>
+      <w:r>
+        <w:t>The water ran up the bank. It slapped at their feet. The stream, which had been talking quietly in the dark, roared. Fourpence flew up from Dumpling’s ear, singing four notes, wildly, and fluttered back.</w:t>
+      </w:r>
+    </w:p>
+    <w:p>
+      <w:r>
+        <w:t>“It’s not working,” said Hal. “Scally, what did you do?”</w:t>
+      </w:r>
+    </w:p>
+    <w:p>
+      <w:r>
+        <w:t>“I made one up,” said Scally. His face had changed. “I made it up. I thought if I said something, anything, with enough nerve, it would think it was the end, and stop. I thought I could trick it.”</w:t>
+      </w:r>
+    </w:p>
+    <w:p>
+      <w:r>
+        <w:t>“Is it true?” said Hopsi.</w:t>
+      </w:r>
+    </w:p>
+    <w:p>
+      <w:r>
+        <w:t>“No.”</w:t>
+      </w:r>
+    </w:p>
+    <w:p>
+      <w:r>
+        <w:t>“Then it cannot finish it,” said Hopsi. “A lie cannot be an ending. It can only be another beginning.” She put her hand on his arm. “You do not have to be clever. You only have to be right.”</w:t>
+      </w:r>
+    </w:p>
+    <w:p>
+      <w:r>
+        <w:t>“But I don’t know what’s right!” Scally’s voice cracked. “I never know! I only know how to get round things!”</w:t>
+      </w:r>
+    </w:p>
+    <w:p>
+      <w:r>
+        <w:t>“GUCCI!” screamed Titch.</w:t>
+      </w:r>
+    </w:p>
+    <w:p>
+      <w:r>
+        <w:t>Gucci had taken a step too far. A wave had run up the bank and caught his paws and, with a startled yelp, the young wolf was dragged, sliding, spinning, towards the edge of the whirl.</w:t>
+      </w:r>
+    </w:p>
+    <w:p>
+      <w:r>
+        <w:t>Titch went after him. She did not think. She threw herself flat, the way Hopsi had taught them, and caught him by the scruff with one hand, and the water caught her by the boots. The two of them slid. Hal grabbed the rope. Tabitha grabbed Hal. Walt grabbed Dumpling.</w:t>
       </w:r>
     </w:p>
     <w:p>
@@ -4541,42 +4071,127 @@
     </w:p>
     <w:p>
       <w:r>
-        <w:t>Now he was painting. The sign, as it grew, said:</w:t>
+        <w:t>“Chain!” roared Walt. “All of you! Hold! Nobody lets go!”</w:t>
+      </w:r>
+    </w:p>
+    <w:p>
+      <w:r>
+        <w:t>They held. Titch, on her stomach, with Gucci’s scruff in her fist, was sliding inch by inch to the edge. Hal, at the end of the line, felt the rope burn through his palms. His arms were turning to wood.</w:t>
+      </w:r>
+    </w:p>
+    <w:p>
+      <w:r>
+        <w:t>“Lever!” shouted Tabitha, behind him. “Hal! Use the log!”</w:t>
+      </w:r>
+    </w:p>
+    <w:p>
+      <w:r>
+        <w:t>He saw it. A fallen tree lay on the bank, as thick as a man, one end across a mossy boulder. He remembered a stream and a stone and a long plank, and a push of two fingers that had lifted a weight ten fingers could not. He knotted the rope to the short end of the log, where it lay across the boulder, and threw himself on the long end. “Scally! Help me!”</w:t>
+      </w:r>
+    </w:p>
+    <w:p>
+      <w:r>
+        <w:t>Scally came running. They heaved together, and the long end went down a long way, and the short end came up a little way, with great strength. The rope came taut and rose with it, and Titch, with Gucci in her arms, shot out of the water like a cork from a bottle.</w:t>
+      </w:r>
+    </w:p>
+    <w:p>
+      <w:r>
+        <w:t>They fell in a heap on the bank.</w:t>
+      </w:r>
+    </w:p>
+    <w:p>
+      <w:r>
+        <w:t>“I’ve got him,” gasped Titch, “I’ve — oh, Gucci!”</w:t>
+      </w:r>
+    </w:p>
+    <w:p>
+      <w:r>
+        <w:t>Gucci was sodden, grey as a rat, and furious. He sneezed twice. Then he put his head in Titch’s lap and shook all over.</w:t>
+      </w:r>
+    </w:p>
+    <w:p>
+      <w:r>
+        <w:t>“A lever,” said Hal, panting. “The long end goes down a long way and the short end lifts. Told you.”</w:t>
+      </w:r>
+    </w:p>
+    <w:p>
+      <w:r>
+        <w:t>“You didn’t,” said Scally.</w:t>
+      </w:r>
+    </w:p>
+    <w:p>
+      <w:r>
+        <w:t>“I wrote it down.”</w:t>
+      </w:r>
+    </w:p>
+    <w:p>
+      <w:r>
+        <w:t>Neither of them could stop grinning. And behind them, in the whirl, the stranger’s mist sagged and swayed. It hung in the air like a coat on a nail. “A shortcut,” it said, in a thin little thread of a voice, “is only…”</w:t>
+      </w:r>
+    </w:p>
+    <w:p>
+      <w:r>
+        <w:t>Then it stopped, and waited, and nobody knew for what. ---</w:t>
       </w:r>
     </w:p>
     <w:p>
       <w:pPr>
         <w:jc w:val="center"/>
       </w:pPr>
-      <w:r>
-        <w:rPr>
-          <w:b/>
-        </w:rPr>
-        <w:t>RARE SQUARE EGGS</w:t>
-        <w:br/>
-      </w:r>
-      <w:r>
-        <w:rPr>
-          <w:b/>
-        </w:rPr>
-        <w:t>SEE THE STRANGE EGGS OF THE MILL</w:t>
-        <w:br/>
-      </w:r>
-      <w:r>
-        <w:rPr>
-          <w:b/>
-        </w:rPr>
-        <w:t>ONE PENNY EACH</w:t>
-      </w:r>
-    </w:p>
-    <w:p>
-      <w:r>
-        <w:t>There were nine of them, in the long grass behind the mill, where they had lain all summer. Square eggs, with sharp corners, like small cream-coloured boxes. Nobody had ever been able to explain them. And Scally, who had been given a pair of boots and a life and a gift, was crouching over the board with a brush, quite happily, with his tongue between his teeth.</w:t>
-      </w:r>
-    </w:p>
-    <w:p>
-      <w:r>
-        <w:t>He got as far as the second E in PENNY.</w:t>
+      <w:hyperlink w:anchor="toc">
+        <w:r>
+          <w:rPr>
+            <w:color w:val="1F3A5F"/>
+            <w:u w:val="single"/>
+          </w:rPr>
+          <w:t>↑ Contents</w:t>
+        </w:r>
+      </w:hyperlink>
+    </w:p>
+    <w:p>
+      <w:r>
+        <w:br w:type="page"/>
+      </w:r>
+    </w:p>
+    <w:p>
+      <w:bookmarkStart w:id="11" w:name="ch9"/>
+      <w:pPr>
+        <w:pStyle w:val="Heading2"/>
+        <w:jc w:val="center"/>
+      </w:pPr>
+      <w:r>
+        <w:t>Chapter 9. The Long Way Round</w:t>
+      </w:r>
+      <w:bookmarkEnd w:id="11"/>
+    </w:p>
+    <w:p>
+      <w:r>
+        <w:t>They sat on the bank in the dusk, in a ring, with their backs to the whirl, and nobody talked for a while.</w:t>
+      </w:r>
+    </w:p>
+    <w:p>
+      <w:r>
+        <w:t>Titch was wrapping Gucci in her coat. Tabitha held a canteen to Walt’s lips. Dumpling lay with her knees folded and her nose in Hal’s pocket, looking for the last apple. And Scally sat apart, with his arms round his knees and his hair in his eyes, as quiet as a stone.</w:t>
+      </w:r>
+    </w:p>
+    <w:p>
+      <w:r>
+        <w:t>“Hal,” said Hopsi.</w:t>
+      </w:r>
+    </w:p>
+    <w:p>
+      <w:r>
+        <w:t>“Yes?”</w:t>
+      </w:r>
+    </w:p>
+    <w:p>
+      <w:r>
+        <w:t>“Your slate.”</w:t>
+      </w:r>
+    </w:p>
+    <w:p>
+      <w:r>
+        <w:t>Hal took it out. It was soggy, and the chalk had run, but he rubbed his sleeve across it and began to write, in his small neat hand. Hopsi sat down beside him and read over his shoulder, a line at a time, while the others drifted in and sat round.</w:t>
       </w:r>
     </w:p>
     <w:p>
@@ -4620,57 +4235,82 @@
     </w:p>
     <w:p>
       <w:r>
-        <w:t>Then he stopped.</w:t>
-      </w:r>
-    </w:p>
-    <w:p>
-      <w:r>
-        <w:t>He looked at the sign. He looked at the eggs, over the fence, in the sun. They were nothing to do with him. They were not his. They were not for sale. He had found a penny in them, that was all, as he had found a penny in Mrs Crumb’s hands, and in the Mayor’s ten pounds, and in a box of moss. He held the brush for a long moment, dripping.</w:t>
-      </w:r>
-    </w:p>
-    <w:p>
-      <w:r>
-        <w:t>Nobody was watching. Hopsi was away in the garden. Hal was inside.</w:t>
-      </w:r>
-    </w:p>
-    <w:p>
-      <w:r>
-        <w:t>“No,” said Scally, aloud, to nobody. “That’s a cheat.”</w:t>
-      </w:r>
-    </w:p>
-    <w:p>
-      <w:r>
-        <w:t>He put the brush down. He turned the board face-down on the step. Then he sat, for a while, looking at the grass.</w:t>
-      </w:r>
-    </w:p>
-    <w:p>
-      <w:r>
-        <w:t>“Good,” said a voice from the gate.</w:t>
-      </w:r>
-    </w:p>
-    <w:p>
-      <w:r>
-        <w:t>It was Hopsi. She had a bowl of hops, and she was eating one, and she had clearly been there quite a long time.</w:t>
-      </w:r>
-    </w:p>
-    <w:p>
-      <w:r>
-        <w:t>“I didn’t say anything,” said Scally.</w:t>
-      </w:r>
-    </w:p>
-    <w:p>
-      <w:r>
-        <w:t>“I know,” said Hopsi. “You did the rest.”</w:t>
-      </w:r>
-    </w:p>
-    <w:p>
-      <w:r>
-        <w:t>They sat together on the step in the sun. And that was how they were sitting, a little while later, when one of the square eggs began to move.</w:t>
-      </w:r>
-    </w:p>
-    <w:p>
-      <w:r>
-        <w:t>It rocked once. Twice. Then it rolled, slowly, on its side, along the grass.</w:t>
+        <w:t>“What are you writing?” said Titch.</w:t>
+      </w:r>
+    </w:p>
+    <w:p>
+      <w:r>
+        <w:t>“The data,” said Hal. “Everything that happened. Look, count, test.” He tapped the slate. “Shortcuts we took. Number one: the clay neck. Scally went across it to save a bend. It took one hour and ten minutes to get him out. It cost two boots. It saved nothing. Number two: the high ledge in the storm, the dry seat under the oak. That saved nobody anything. It nearly cost a boy his life.” He kept writing. “Number three: Walt going to look at the stream instead of climbing. It cost us half a day, and nearly Walt.”</w:t>
+      </w:r>
+    </w:p>
+    <w:p>
+      <w:r>
+        <w:t>“Number four,” said Walt, quietly, “was me, when I was ten.”</w:t>
+      </w:r>
+    </w:p>
+    <w:p>
+      <w:r>
+        <w:t>“That’s four,” said Hal. He wrote it. “Shortcuts that worked: none. I’ve looked, and I can’t find one.”</w:t>
+      </w:r>
+    </w:p>
+    <w:p>
+      <w:r>
+        <w:t>“And long ways?” said Tabitha.</w:t>
+      </w:r>
+    </w:p>
+    <w:p>
+      <w:r>
+        <w:t>“We went the long way round the bend,” said Hal. “Along the bank. Safe. We built a raft, and crossed the long way, with a rope. Safe. We climbed the Falls on the rope. Safe. We got through the bog on the green path, in single file, and nobody put a foot wrong.” He looked at his slate. “Every long way has got us here. And every shortcut has been the longest of all.”</w:t>
+      </w:r>
+    </w:p>
+    <w:p>
+      <w:r>
+        <w:t>“Because a shortcut is only quicker if it works,” said Tabitha.</w:t>
+      </w:r>
+    </w:p>
+    <w:p>
+      <w:r>
+        <w:t>They all stopped.</w:t>
+      </w:r>
+    </w:p>
+    <w:p>
+      <w:r>
+        <w:t>Tabitha said it again, half to herself, in her slow way. “A shortcut is only quicker if it works. If it doesn’t, you’re lost. And then it’s the slowest way of all.”</w:t>
+      </w:r>
+    </w:p>
+    <w:p>
+      <w:r>
+        <w:t>There was a long silence. The whirlpool went round in the dusk, turning, with its mist like a coat on a nail, and as they listened, it said, in a low, uncertain voice:</w:t>
+      </w:r>
+    </w:p>
+    <w:p>
+      <w:r>
+        <w:t>“A shortcut is only…”</w:t>
+      </w:r>
+    </w:p>
+    <w:p>
+      <w:r>
+        <w:t>“Say it,” said Titch.</w:t>
+      </w:r>
+    </w:p>
+    <w:p>
+      <w:r>
+        <w:t>“I can’t,” said Tabitha. “I’m not sure.”</w:t>
+      </w:r>
+    </w:p>
+    <w:p>
+      <w:r>
+        <w:t>“I will,” said Hopsi.</w:t>
+      </w:r>
+    </w:p>
+    <w:p>
+      <w:r>
+        <w:t>They looked at her.</w:t>
+      </w:r>
+    </w:p>
+    <w:p>
+      <w:r>
+        <w:t>She was sitting very straight, on a stone, with her hands in her lap. Her face was pale, and set, and a little afraid. “I cannot say anything I do not know is true,” she said. “That is my one rule. I do not know it is true. But we have looked, and counted, and tested, and Hal has written it down. And it seems to me that it fits.” She swallowed. “So I will say it, and I will say how sure I am. I will say, ‘I think.’”</w:t>
       </w:r>
     </w:p>
     <w:p>
@@ -4714,37 +4354,92 @@
     </w:p>
     <w:p>
       <w:r>
-        <w:t>“It’s rolling,” said Scally. “Hop. It’s — it’s round.”</w:t>
-      </w:r>
-    </w:p>
-    <w:p>
-      <w:r>
-        <w:t>It was. They ran down the garden and knelt in the grass. The nine eggs lay in their row. And they were changing, as slowly as the stones in a stream. The sharp corners were wearing smooth. The flat sides were swelling, a little more with every breath. The box shapes were softening, gently, into curves, narrowing at one end, broadening at the other, as though some long invisible water was rolling each one over and over, taking a speck off every corner.</w:t>
-      </w:r>
-    </w:p>
-    <w:p>
-      <w:r>
-        <w:t>“They are taking the long way,” said Hopsi. “They were made in a hurry. They are being finished.”</w:t>
-      </w:r>
-    </w:p>
-    <w:p>
-      <w:r>
-        <w:t>“Why are real eggs that shape?” said Titch, who had come running.</w:t>
-      </w:r>
-    </w:p>
-    <w:p>
-      <w:r>
-        <w:t>“I do not know all the reasons,” said Hopsi. “One is that an egg with a narrow end does not roll in a straight line. It rolls in a circle. So if it moves, it does not roll off the edge of the nest.”</w:t>
-      </w:r>
-    </w:p>
-    <w:p>
-      <w:r>
-        <w:t>Hal put one in his palm and spun it on the step. It went round and round in a tight little ring, like a very small dancer, and stayed where it was.</w:t>
-      </w:r>
-    </w:p>
-    <w:p>
-      <w:r>
-        <w:t>Then, one by one, they cracked. Out came nine small, damp, round-headed ducklings and, at the end, because there is always one, a very large, indignant gosling, who stood up in the grass, took one look at Scally’s boots, and attached itself to them for the rest of his life.</w:t>
+        <w:t>“You never say ‘I think,’” said Scally.</w:t>
+      </w:r>
+    </w:p>
+    <w:p>
+      <w:r>
+        <w:t>“No,” said Hopsi. “I have only ever said what I know. But a scientist does not only know. A scientist looks at everything, and then says, ‘This is what I think, and here is how I would find out if I am wrong.’” She stood up. She walked, quite alone, to the very edge of the bank, in the cold wind off the whirl, and she looked up at the tall grey mist.</w:t>
+      </w:r>
+    </w:p>
+    <w:p>
+      <w:r>
+        <w:t>“I think,” said Hopsi, in a clear, small, steady voice, “that a shortcut is only quicker if it works.”</w:t>
+      </w:r>
+    </w:p>
+    <w:p>
+      <w:r>
+        <w:t>The whirl slowed.</w:t>
+      </w:r>
+    </w:p>
+    <w:p>
+      <w:r>
+        <w:t>It was not much. It was a small thing. But the water, which had turned for fifty years without a rest, hesitated, like a wheel when someone puts a hand to it. The mist wavered. The thread of the voice stopped, in the middle of its loop.</w:t>
+      </w:r>
+    </w:p>
+    <w:p>
+      <w:r>
+        <w:t>“It is listening,” whispered Tabitha.</w:t>
+      </w:r>
+    </w:p>
+    <w:p>
+      <w:r>
+        <w:t>“There’s more,” said Hal. “Is that all of it? Is it finished?”</w:t>
+      </w:r>
+    </w:p>
+    <w:p>
+      <w:r>
+        <w:t>“No,” said Hopsi. She was shaking. “It is not finished. There is a gap. I can feel it. I only have half.”</w:t>
+      </w:r>
+    </w:p>
+    <w:p>
+      <w:r>
+        <w:t>“What’s the other half?” said Titch.</w:t>
+      </w:r>
+    </w:p>
+    <w:p>
+      <w:r>
+        <w:t>Nobody knew.</w:t>
+      </w:r>
+    </w:p>
+    <w:p>
+      <w:r>
+        <w:t>And then Scally stood up.</w:t>
+      </w:r>
+    </w:p>
+    <w:p>
+      <w:r>
+        <w:t>He had not spoken for a long time. He had sat with his chin on his knees, looking at his hands. He stood now, in his two socks, on the bank, with the wind in his black hair. He did not look clever. He did not look sly. He looked like a boy who has been very frightened, and has just been told it is all right, and has found out that it is true.</w:t>
+      </w:r>
+    </w:p>
+    <w:p>
+      <w:r>
+        <w:t>“I think,” said Scally, “that the long way always gets you home.”</w:t>
+      </w:r>
+    </w:p>
+    <w:p>
+      <w:r>
+        <w:t>He said it very quietly. Then he said it again, to the water, because it seemed to want to be heard.</w:t>
+      </w:r>
+    </w:p>
+    <w:p>
+      <w:r>
+        <w:t>“A shortcut is only quicker if it works. And the long way always gets you home.”</w:t>
+      </w:r>
+    </w:p>
+    <w:p>
+      <w:r>
+        <w:t>For a moment there was no sound at all.</w:t>
+      </w:r>
+    </w:p>
+    <w:p>
+      <w:r>
+        <w:t>Then Fourpence, on Dumpling’s ear, opened its small brown beak.</w:t>
+      </w:r>
+    </w:p>
+    <w:p>
+      <w:r>
+        <w:t>It sang. It sang four notes, as it had sung them every night for a month. And after the fourth, it paused, and the whole bog leaned toward it. And then, for the first time in its life, the little bird sang a fifth.</w:t>
       </w:r>
     </w:p>
     <w:p>
@@ -4788,107 +4483,22 @@
     </w:p>
     <w:p>
       <w:r>
-        <w:t>“I am not paying for that,” said Scally, to the gosling. “I did not hatch you.”</w:t>
-      </w:r>
-    </w:p>
-    <w:p>
-      <w:r>
-        <w:t>“It appears to disagree,” said Hopsi.</w:t>
-      </w:r>
-    </w:p>
-    <w:p>
-      <w:pPr>
-        <w:jc w:val="center"/>
-      </w:pPr>
-      <w:hyperlink w:anchor="toc">
-        <w:r>
-          <w:rPr>
-            <w:color w:val="1F3A5F"/>
-            <w:u w:val="single"/>
-          </w:rPr>
-          <w:t>↑ Contents</w:t>
-        </w:r>
-      </w:hyperlink>
-    </w:p>
-    <w:p>
-      <w:r>
-        <w:br w:type="page"/>
-      </w:r>
-    </w:p>
-    <w:p>
-      <w:bookmarkStart w:id="13" w:name="ch11"/>
-      <w:pPr>
-        <w:pStyle w:val="Heading2"/>
-        <w:jc w:val="center"/>
-      </w:pPr>
-      <w:r>
-        <w:t>Chapter 11. Rain</w:t>
-      </w:r>
-      <w:bookmarkEnd w:id="13"/>
-    </w:p>
-    <w:p>
-      <w:r>
-        <w:t>That autumn the stream slept soundly.</w:t>
-      </w:r>
-    </w:p>
-    <w:p>
-      <w:r>
-        <w:t>In the village, everybody slept soundly too, for the first time in weeks, and woke each morning rather surprised. Mrs Crumb’s buns came out golden. The cockerel crowed at dawn and at no other time. The Mayor was seen on the bank on Sundays, with a very small notebook, writing down the colour of the water.</w:t>
-      </w:r>
-    </w:p>
-    <w:p>
-      <w:r>
-        <w:t>Old Walt took on an apprentice. The apprentice had spiky black hair, a goose that followed him, and a pair of boots too big for him, and he asked a great many questions. Every one of them began, “How do you know?” Walt had to admit he did not know the answer to quite a number. He found that, to his surprise, he did not mind.</w:t>
-      </w:r>
-    </w:p>
-    <w:p>
-      <w:r>
-        <w:t>One grey afternoon at the end of October the five of them sat on the mill step, in a row, with a basket of Mrs Crumb’s buns between them and Gucci asleep across everyone’s feet. Fourpence sat on the roof. It sang five notes, now, whenever anybody was trying to say something important, and quite often when they weren’t.</w:t>
-      </w:r>
-    </w:p>
-    <w:p>
-      <w:r>
-        <w:t>The pond lay quiet at the foot of the garden. And on the water, Hal’s reflection, as he looked over at it, was sitting on the bank with its chin on its knees. It looked, for once, entirely rested. When it saw him looking, it gave a lazy wave, and went on watching the clouds.</w:t>
-      </w:r>
-    </w:p>
-    <w:p>
-      <w:r>
-        <w:t>“It stopped saying UP,” said Hal.</w:t>
-      </w:r>
-    </w:p>
-    <w:p>
-      <w:r>
-        <w:t>“It’s got where it wanted to go,” said Tabitha.</w:t>
-      </w:r>
-    </w:p>
-    <w:p>
-      <w:r>
-        <w:t>“Everything has,” said Titch.</w:t>
-      </w:r>
-    </w:p>
-    <w:p>
-      <w:r>
-        <w:t>Scally was swinging his legs. He had a small, important look. “Tomorrow, I’ve got to take Walt’s lunch up to the bridge,” he said. “It’s on the other side of the cabbage field. Mrs Crumb’s cabbage field. If I go straight across the field, it’s ten minutes. If I go round by the lane and the stile, it’s nearly an hour.”</w:t>
-      </w:r>
-    </w:p>
-    <w:p>
-      <w:r>
-        <w:t>Nobody said anything.</w:t>
-      </w:r>
-    </w:p>
-    <w:p>
-      <w:r>
-        <w:t>“It’s very firm,” said Scally. “Mrs Crumb’s field. Nothing there but cabbages.”</w:t>
-      </w:r>
-    </w:p>
-    <w:p>
-      <w:r>
-        <w:t>Nobody said anything at all.</w:t>
-      </w:r>
-    </w:p>
-    <w:p>
-      <w:r>
-        <w:t>“Right,” said Scally, and got up. “I’m going the long way. I want to see if the willow’s still got its leaves.” He looked round, rather crossly. “Don’t all look at me.”</w:t>
+        <w:t>It was a small, round, clear note, like a drop of water falling into a still pool. It rose, and hung in the air, and rang, like a bell.</w:t>
+      </w:r>
+    </w:p>
+    <w:p>
+      <w:r>
+        <w:t>The whirlpool stopped.</w:t>
+      </w:r>
+    </w:p>
+    <w:p>
+      <w:r>
+        <w:t>It did not stop all at once. It slowed, and slowed, and eased, like a great wheel that has been pushed for fifty years, and at last has been allowed to rest. The funnel in the middle filled. The black water went smooth. And the stranger’s mist, which had been standing for so long, with its coat on a nail, unbuttoned itself, and thinned, and lifted away in long soft rags, into the dark.</w:t>
+      </w:r>
+    </w:p>
+    <w:p>
+      <w:r>
+        <w:t>Just before it went, they all saw, quite plainly, a face. It was a thin, pale face, with a smile that was no longer a size too big. It looked, for the first time, rather tired, and rather relieved. It said nothing. It only bowed, once, to Scally.</w:t>
       </w:r>
     </w:p>
     <w:p>
@@ -4932,47 +4542,17 @@
     </w:p>
     <w:p>
       <w:r>
-        <w:t>“Nobody asked you,” said Hopsi.</w:t>
-      </w:r>
-    </w:p>
-    <w:p>
-      <w:r>
-        <w:t>“I know,” said Scally. “That’s the point.”</w:t>
-      </w:r>
-    </w:p>
-    <w:p>
-      <w:r>
-        <w:t>He set off down the lane, in the big brown boots, with the goose behind him, and did not look back. They watched him go. The long road bent, and the willow showed gold at the end of it. And above them, very slowly, the grey sky had begun to come down.</w:t>
-      </w:r>
-    </w:p>
-    <w:p>
-      <w:r>
-        <w:t>Hopsi had her head tilted back. She was looking at the cloud, and at the line of the hills, and at a small bird that was flying low over the mill roof. She had her needle in her hand, and a bowl of hops in her lap.</w:t>
-      </w:r>
-    </w:p>
-    <w:p>
-      <w:r>
-        <w:t>She was quiet for a while. Then she said it, easily, the way a person says a thing she has been practising.</w:t>
-      </w:r>
-    </w:p>
-    <w:p>
-      <w:r>
-        <w:t>“I think,” said Hopsi, “that it is going to rain.”</w:t>
-      </w:r>
-    </w:p>
-    <w:p>
-      <w:r>
-        <w:t>“How do you know?” said Hal.</w:t>
-      </w:r>
-    </w:p>
-    <w:p>
-      <w:r>
-        <w:t>“I don’t,” said Hopsi, and ate a hop. “But I will find out.”</w:t>
-      </w:r>
-    </w:p>
-    <w:p>
-      <w:r>
-        <w:t>The first drop fell, round and heavy, on the step beside her. Then a second. Then the whole sky let go, softly, in a long grey whisper, and on the roof Fourpence sang five notes, and tucked its head under its wing.</w:t>
+        <w:t>Then it was gone, and there was only the bog, and the first star.</w:t>
+      </w:r>
+    </w:p>
+    <w:p>
+      <w:r>
+        <w:t>And the stream was quiet.</w:t>
+      </w:r>
+    </w:p>
+    <w:p>
+      <w:r>
+        <w:t>It was the quietest thing any of them had ever heard. It was a silence like a long breath let go. They sat in it. Nobody could speak. Then, slowly, from the black, still water, came a different sound, so soft that at first they were not sure it was there. It was a sound of water moving, quite gently, over stones, like a child breathing in its sleep.</w:t>
       </w:r>
     </w:p>
     <w:p>
@@ -4996,6 +4576,699 @@
                   </pic:nvPicPr>
                   <pic:blipFill>
                     <a:blip r:embed="rId50"/>
+                    <a:stretch>
+                      <a:fillRect/>
+                    </a:stretch>
+                  </pic:blipFill>
+                  <pic:spPr>
+                    <a:xfrm>
+                      <a:off x="0" y="0"/>
+                      <a:ext cx="4023360" cy="2684336"/>
+                    </a:xfrm>
+                    <a:prstGeom prst="rect"/>
+                  </pic:spPr>
+                </pic:pic>
+              </a:graphicData>
+            </a:graphic>
+          </wp:inline>
+        </w:drawing>
+      </w:r>
+    </w:p>
+    <w:p>
+      <w:r>
+        <w:t>“Listen,” said Walt. He had tears running down his beard. “Do you hear it? It’s sleeping. It’s only — it’s only sleeping.”</w:t>
+      </w:r>
+    </w:p>
+    <w:p>
+      <w:r>
+        <w:t>Hopsi turned round. She came back from the edge and sat down on her stone, and put her face in her hands. Her shoulders shook.</w:t>
+      </w:r>
+    </w:p>
+    <w:p>
+      <w:r>
+        <w:t>“Hop,” said Scally, alarmed.</w:t>
+      </w:r>
+    </w:p>
+    <w:p>
+      <w:r>
+        <w:t>“I am all right,” said Hopsi, into her fingers. “I said ‘I think’ and it was not a lie, and it was not wrong, and I am — I am extremely glad.”</w:t>
+      </w:r>
+    </w:p>
+    <w:p>
+      <w:r>
+        <w:t>“You were right,” said Hal.</w:t>
+      </w:r>
+    </w:p>
+    <w:p>
+      <w:r>
+        <w:t>“I do not know that,” said Hopsi, smiling through her fingers. “I think so.”</w:t>
+      </w:r>
+    </w:p>
+    <w:p>
+      <w:pPr>
+        <w:jc w:val="center"/>
+      </w:pPr>
+      <w:hyperlink w:anchor="toc">
+        <w:r>
+          <w:rPr>
+            <w:color w:val="1F3A5F"/>
+            <w:u w:val="single"/>
+          </w:rPr>
+          <w:t>↑ Contents</w:t>
+        </w:r>
+      </w:hyperlink>
+    </w:p>
+    <w:p>
+      <w:r>
+        <w:br w:type="page"/>
+      </w:r>
+    </w:p>
+    <w:p>
+      <w:bookmarkStart w:id="12" w:name="ch10"/>
+      <w:pPr>
+        <w:pStyle w:val="Heading2"/>
+        <w:jc w:val="center"/>
+      </w:pPr>
+      <w:r>
+        <w:t>Chapter 10. The Square Eggs</w:t>
+      </w:r>
+      <w:bookmarkEnd w:id="12"/>
+    </w:p>
+    <w:p>
+      <w:r>
+        <w:t>They went home the long way.</w:t>
+      </w:r>
+    </w:p>
+    <w:p>
+      <w:r>
+        <w:t>It took the whole of the next day. The stream ran beside them, low and clear and slow, humming nothing, and the grass on its banks was already green again where the flood had passed. Old Walt rode Dumpling most of the way, with his stiff leg stuck out and his eel-skin hat over his eyes, saying nothing and smiling a great deal. As the sun dropped red behind the mill, they came down through the bracken to the yard and found the whole village waiting.</w:t>
+      </w:r>
+    </w:p>
+    <w:p>
+      <w:r>
+        <w:t>They had been there since dawn. They had not slept. They had not needed to. The Mayor was at the front, in his waistcoat, with his chain on crooked, and when he saw them, he took off his hat.</w:t>
+      </w:r>
+    </w:p>
+    <w:p>
+      <w:pPr>
+        <w:jc w:val="center"/>
+      </w:pPr>
+      <w:r>
+        <w:drawing>
+          <wp:inline xmlns:a="http://schemas.openxmlformats.org/drawingml/2006/main" xmlns:pic="http://schemas.openxmlformats.org/drawingml/2006/picture">
+            <wp:extent cx="4023360" cy="2684336"/>
+            <wp:docPr id="43" name="Picture 43"/>
+            <wp:cNvGraphicFramePr>
+              <a:graphicFrameLocks noChangeAspect="1"/>
+            </wp:cNvGraphicFramePr>
+            <a:graphic>
+              <a:graphicData uri="http://schemas.openxmlformats.org/drawingml/2006/picture">
+                <pic:pic>
+                  <pic:nvPicPr>
+                    <pic:cNvPr id="0" name="image.jpg"/>
+                    <pic:cNvPicPr/>
+                  </pic:nvPicPr>
+                  <pic:blipFill>
+                    <a:blip r:embed="rId51"/>
+                    <a:stretch>
+                      <a:fillRect/>
+                    </a:stretch>
+                  </pic:blipFill>
+                  <pic:spPr>
+                    <a:xfrm>
+                      <a:off x="0" y="0"/>
+                      <a:ext cx="4023360" cy="2684336"/>
+                    </a:xfrm>
+                    <a:prstGeom prst="rect"/>
+                  </pic:spPr>
+                </pic:pic>
+              </a:graphicData>
+            </a:graphic>
+          </wp:inline>
+        </w:drawing>
+      </w:r>
+    </w:p>
+    <w:p>
+      <w:r>
+        <w:t>“Walter,” he said. “And children.” He seemed to be having difficulty with the next sentence. “The hum stopped last night. At a quarter to eleven. Mrs Crumb says she woke up this morning, and for a moment she didn’t know what was wrong. And then she knew. It was the quiet.” He cleared his throat. “I said sandbags. I said it was a small price. I would like to say that I was wrong. I did not check.”</w:t>
+      </w:r>
+    </w:p>
+    <w:p>
+      <w:r>
+        <w:t>“No,” said Walt. “You did not.”</w:t>
+      </w:r>
+    </w:p>
+    <w:p>
+      <w:r>
+        <w:t>“I am sorry.”</w:t>
+      </w:r>
+    </w:p>
+    <w:p>
+      <w:r>
+        <w:t>“Say it again to the stream,” said Walt. “It’s a better listener than I am.”</w:t>
+      </w:r>
+    </w:p>
+    <w:p>
+      <w:r>
+        <w:t>Hal’s mother was at the mill door, with her kerchief in her hands. She did not say anything. She walked straight down the steps and picked Hal up off the ground, which she had not done since he was five, and held on. Over her shoulder he saw his father, leaning on his stick, with his face working, and Mrs Crumb, with a tray of buns, quite black on the bottom, handing them out without a word.</w:t>
+      </w:r>
+    </w:p>
+    <w:p>
+      <w:r>
+        <w:t>“I’m filthy,” said Hal, into her shoulder.</w:t>
+      </w:r>
+    </w:p>
+    <w:p>
+      <w:r>
+        <w:t>“I don’t care,” said his mother.</w:t>
+      </w:r>
+    </w:p>
+    <w:p>
+      <w:r>
+        <w:t>“I wrote it on the slate. Third day, by dark.”</w:t>
+      </w:r>
+    </w:p>
+    <w:p>
+      <w:r>
+        <w:t>“I read it,” she said. “Every night.” She set him down and held his face. “And the word?”</w:t>
+      </w:r>
+    </w:p>
+    <w:p>
+      <w:r>
+        <w:t>“We didn’t need it,” said Hal. “Nobody offered us anything. Except the stream.”</w:t>
+      </w:r>
+    </w:p>
+    <w:p>
+      <w:r>
+        <w:t>That night every light in the valley went out early, and everybody slept for twelve hours.</w:t>
+      </w:r>
+    </w:p>
+    <w:p>
+      <w:r>
+        <w:t>In the morning Scally sat on the mill step with a board across his knees and a pot of Mrs Crumb’s black paint.</w:t>
+      </w:r>
+    </w:p>
+    <w:p>
+      <w:r>
+        <w:t>He had Walt’s boots on. They were old, heavy, brown, well-oiled, and a good deal too big, and he had been given them that morning, in the yard, in front of the village. “I’ve kept these fifty years,” Walt had said, gruffly, putting them into his hands, “for a boy I never found. They were my own, at your age. They’re no use to me. I’ve a stiff leg, and a good donkey, and I’m too old to be careful with them. You’ll look after them, I think.” And Scally, who had never in his life been given a present he did not have to explain, had said nothing at all, and gone red to the roots of his hair, and put them on.</w:t>
+      </w:r>
+    </w:p>
+    <w:p>
+      <w:pPr>
+        <w:jc w:val="center"/>
+      </w:pPr>
+      <w:r>
+        <w:drawing>
+          <wp:inline xmlns:a="http://schemas.openxmlformats.org/drawingml/2006/main" xmlns:pic="http://schemas.openxmlformats.org/drawingml/2006/picture">
+            <wp:extent cx="4023360" cy="2684336"/>
+            <wp:docPr id="44" name="Picture 44"/>
+            <wp:cNvGraphicFramePr>
+              <a:graphicFrameLocks noChangeAspect="1"/>
+            </wp:cNvGraphicFramePr>
+            <a:graphic>
+              <a:graphicData uri="http://schemas.openxmlformats.org/drawingml/2006/picture">
+                <pic:pic>
+                  <pic:nvPicPr>
+                    <pic:cNvPr id="0" name="image.jpg"/>
+                    <pic:cNvPicPr/>
+                  </pic:nvPicPr>
+                  <pic:blipFill>
+                    <a:blip r:embed="rId52"/>
+                    <a:stretch>
+                      <a:fillRect/>
+                    </a:stretch>
+                  </pic:blipFill>
+                  <pic:spPr>
+                    <a:xfrm>
+                      <a:off x="0" y="0"/>
+                      <a:ext cx="4023360" cy="2684336"/>
+                    </a:xfrm>
+                    <a:prstGeom prst="rect"/>
+                  </pic:spPr>
+                </pic:pic>
+              </a:graphicData>
+            </a:graphic>
+          </wp:inline>
+        </w:drawing>
+      </w:r>
+    </w:p>
+    <w:p>
+      <w:r>
+        <w:t>Now he was painting. The sign, as it grew, said:</w:t>
+      </w:r>
+    </w:p>
+    <w:p>
+      <w:pPr>
+        <w:jc w:val="center"/>
+      </w:pPr>
+      <w:r>
+        <w:rPr>
+          <w:b/>
+        </w:rPr>
+        <w:t>RARE SQUARE EGGS</w:t>
+        <w:br/>
+      </w:r>
+      <w:r>
+        <w:rPr>
+          <w:b/>
+        </w:rPr>
+        <w:t>SEE THE STRANGE EGGS OF THE MILL</w:t>
+        <w:br/>
+      </w:r>
+      <w:r>
+        <w:rPr>
+          <w:b/>
+        </w:rPr>
+        <w:t>ONE PENNY EACH</w:t>
+      </w:r>
+    </w:p>
+    <w:p>
+      <w:r>
+        <w:t>There were nine of them, in the long grass behind the mill, where they had lain all summer. Square eggs, with sharp corners, like small cream-coloured boxes. Nobody had ever been able to explain them. And Scally, who had been given a pair of boots and a life and a gift, was crouching over the board with a brush, quite happily, with his tongue between his teeth.</w:t>
+      </w:r>
+    </w:p>
+    <w:p>
+      <w:r>
+        <w:t>He got as far as the second E in PENNY.</w:t>
+      </w:r>
+    </w:p>
+    <w:p>
+      <w:pPr>
+        <w:jc w:val="center"/>
+      </w:pPr>
+      <w:r>
+        <w:drawing>
+          <wp:inline xmlns:a="http://schemas.openxmlformats.org/drawingml/2006/main" xmlns:pic="http://schemas.openxmlformats.org/drawingml/2006/picture">
+            <wp:extent cx="4023360" cy="2684336"/>
+            <wp:docPr id="45" name="Picture 45"/>
+            <wp:cNvGraphicFramePr>
+              <a:graphicFrameLocks noChangeAspect="1"/>
+            </wp:cNvGraphicFramePr>
+            <a:graphic>
+              <a:graphicData uri="http://schemas.openxmlformats.org/drawingml/2006/picture">
+                <pic:pic>
+                  <pic:nvPicPr>
+                    <pic:cNvPr id="0" name="image.jpg"/>
+                    <pic:cNvPicPr/>
+                  </pic:nvPicPr>
+                  <pic:blipFill>
+                    <a:blip r:embed="rId53"/>
+                    <a:stretch>
+                      <a:fillRect/>
+                    </a:stretch>
+                  </pic:blipFill>
+                  <pic:spPr>
+                    <a:xfrm>
+                      <a:off x="0" y="0"/>
+                      <a:ext cx="4023360" cy="2684336"/>
+                    </a:xfrm>
+                    <a:prstGeom prst="rect"/>
+                  </pic:spPr>
+                </pic:pic>
+              </a:graphicData>
+            </a:graphic>
+          </wp:inline>
+        </w:drawing>
+      </w:r>
+    </w:p>
+    <w:p>
+      <w:r>
+        <w:t>Then he stopped.</w:t>
+      </w:r>
+    </w:p>
+    <w:p>
+      <w:r>
+        <w:t>He looked at the sign. He looked at the eggs, over the fence, in the sun. They were nothing to do with him. They were not his. They were not for sale. He had found a penny in them, that was all, as he had found a penny in Mrs Crumb’s hands, and in the Mayor’s ten pounds, and in a box of moss. He held the brush for a long moment, dripping.</w:t>
+      </w:r>
+    </w:p>
+    <w:p>
+      <w:r>
+        <w:t>Nobody was watching. Hopsi was away in the garden. Hal was inside.</w:t>
+      </w:r>
+    </w:p>
+    <w:p>
+      <w:r>
+        <w:t>“No,” said Scally, aloud, to nobody. “That’s a cheat.”</w:t>
+      </w:r>
+    </w:p>
+    <w:p>
+      <w:r>
+        <w:t>He put the brush down. He turned the board face-down on the step. Then he sat, for a while, looking at the grass.</w:t>
+      </w:r>
+    </w:p>
+    <w:p>
+      <w:r>
+        <w:t>“Good,” said a voice from the gate.</w:t>
+      </w:r>
+    </w:p>
+    <w:p>
+      <w:r>
+        <w:t>It was Hopsi. She had a bowl of hops, and she was eating one, and she had clearly been there quite a long time.</w:t>
+      </w:r>
+    </w:p>
+    <w:p>
+      <w:r>
+        <w:t>“I didn’t say anything,” said Scally.</w:t>
+      </w:r>
+    </w:p>
+    <w:p>
+      <w:r>
+        <w:t>“I know,” said Hopsi. “You did the rest.”</w:t>
+      </w:r>
+    </w:p>
+    <w:p>
+      <w:r>
+        <w:t>They sat together on the step in the sun. And that was how they were sitting, a little while later, when one of the square eggs began to move.</w:t>
+      </w:r>
+    </w:p>
+    <w:p>
+      <w:r>
+        <w:t>It rocked once. Twice. Then it rolled, slowly, on its side, along the grass.</w:t>
+      </w:r>
+    </w:p>
+    <w:p>
+      <w:pPr>
+        <w:jc w:val="center"/>
+      </w:pPr>
+      <w:r>
+        <w:drawing>
+          <wp:inline xmlns:a="http://schemas.openxmlformats.org/drawingml/2006/main" xmlns:pic="http://schemas.openxmlformats.org/drawingml/2006/picture">
+            <wp:extent cx="4023360" cy="2684336"/>
+            <wp:docPr id="46" name="Picture 46"/>
+            <wp:cNvGraphicFramePr>
+              <a:graphicFrameLocks noChangeAspect="1"/>
+            </wp:cNvGraphicFramePr>
+            <a:graphic>
+              <a:graphicData uri="http://schemas.openxmlformats.org/drawingml/2006/picture">
+                <pic:pic>
+                  <pic:nvPicPr>
+                    <pic:cNvPr id="0" name="image.jpg"/>
+                    <pic:cNvPicPr/>
+                  </pic:nvPicPr>
+                  <pic:blipFill>
+                    <a:blip r:embed="rId54"/>
+                    <a:stretch>
+                      <a:fillRect/>
+                    </a:stretch>
+                  </pic:blipFill>
+                  <pic:spPr>
+                    <a:xfrm>
+                      <a:off x="0" y="0"/>
+                      <a:ext cx="4023360" cy="2684336"/>
+                    </a:xfrm>
+                    <a:prstGeom prst="rect"/>
+                  </pic:spPr>
+                </pic:pic>
+              </a:graphicData>
+            </a:graphic>
+          </wp:inline>
+        </w:drawing>
+      </w:r>
+    </w:p>
+    <w:p>
+      <w:r>
+        <w:t>“It’s rolling,” said Scally. “Hop. It’s — it’s round.”</w:t>
+      </w:r>
+    </w:p>
+    <w:p>
+      <w:r>
+        <w:t>It was. They ran down the garden and knelt in the grass. The nine eggs lay in their row. And they were changing, as slowly as the stones in a stream. The sharp corners were wearing smooth. The flat sides were swelling, a little more with every breath. The box shapes were softening, gently, into curves, narrowing at one end, broadening at the other, as though some long invisible water was rolling each one over and over, taking a speck off every corner.</w:t>
+      </w:r>
+    </w:p>
+    <w:p>
+      <w:r>
+        <w:t>“They are taking the long way,” said Hopsi. “They were made in a hurry. They are being finished.”</w:t>
+      </w:r>
+    </w:p>
+    <w:p>
+      <w:r>
+        <w:t>“Why are real eggs that shape?” said Titch, who had come running.</w:t>
+      </w:r>
+    </w:p>
+    <w:p>
+      <w:r>
+        <w:t>“I do not know all the reasons,” said Hopsi. “One is that an egg with a narrow end does not roll in a straight line. It rolls in a circle. So if it moves, it does not roll off the edge of the nest.”</w:t>
+      </w:r>
+    </w:p>
+    <w:p>
+      <w:r>
+        <w:t>Hal put one in his palm and spun it on the step. It went round and round in a tight little ring, like a very small dancer, and stayed where it was.</w:t>
+      </w:r>
+    </w:p>
+    <w:p>
+      <w:r>
+        <w:t>Then, one by one, they cracked. Out came nine small, damp, round-headed ducklings and, at the end, because there is always one, a very large, indignant gosling, who stood up in the grass, took one look at Scally’s boots, and attached itself to them for the rest of his life.</w:t>
+      </w:r>
+    </w:p>
+    <w:p>
+      <w:pPr>
+        <w:jc w:val="center"/>
+      </w:pPr>
+      <w:r>
+        <w:drawing>
+          <wp:inline xmlns:a="http://schemas.openxmlformats.org/drawingml/2006/main" xmlns:pic="http://schemas.openxmlformats.org/drawingml/2006/picture">
+            <wp:extent cx="4023360" cy="2684336"/>
+            <wp:docPr id="47" name="Picture 47"/>
+            <wp:cNvGraphicFramePr>
+              <a:graphicFrameLocks noChangeAspect="1"/>
+            </wp:cNvGraphicFramePr>
+            <a:graphic>
+              <a:graphicData uri="http://schemas.openxmlformats.org/drawingml/2006/picture">
+                <pic:pic>
+                  <pic:nvPicPr>
+                    <pic:cNvPr id="0" name="image.jpg"/>
+                    <pic:cNvPicPr/>
+                  </pic:nvPicPr>
+                  <pic:blipFill>
+                    <a:blip r:embed="rId55"/>
+                    <a:stretch>
+                      <a:fillRect/>
+                    </a:stretch>
+                  </pic:blipFill>
+                  <pic:spPr>
+                    <a:xfrm>
+                      <a:off x="0" y="0"/>
+                      <a:ext cx="4023360" cy="2684336"/>
+                    </a:xfrm>
+                    <a:prstGeom prst="rect"/>
+                  </pic:spPr>
+                </pic:pic>
+              </a:graphicData>
+            </a:graphic>
+          </wp:inline>
+        </w:drawing>
+      </w:r>
+    </w:p>
+    <w:p>
+      <w:r>
+        <w:t>“I am not paying for that,” said Scally, to the gosling. “I did not hatch you.”</w:t>
+      </w:r>
+    </w:p>
+    <w:p>
+      <w:r>
+        <w:t>“It appears to disagree,” said Hopsi.</w:t>
+      </w:r>
+    </w:p>
+    <w:p>
+      <w:pPr>
+        <w:jc w:val="center"/>
+      </w:pPr>
+      <w:hyperlink w:anchor="toc">
+        <w:r>
+          <w:rPr>
+            <w:color w:val="1F3A5F"/>
+            <w:u w:val="single"/>
+          </w:rPr>
+          <w:t>↑ Contents</w:t>
+        </w:r>
+      </w:hyperlink>
+    </w:p>
+    <w:p>
+      <w:r>
+        <w:br w:type="page"/>
+      </w:r>
+    </w:p>
+    <w:p>
+      <w:bookmarkStart w:id="13" w:name="ch11"/>
+      <w:pPr>
+        <w:pStyle w:val="Heading2"/>
+        <w:jc w:val="center"/>
+      </w:pPr>
+      <w:r>
+        <w:t>Chapter 11. Rain</w:t>
+      </w:r>
+      <w:bookmarkEnd w:id="13"/>
+    </w:p>
+    <w:p>
+      <w:r>
+        <w:t>That autumn the stream slept soundly.</w:t>
+      </w:r>
+    </w:p>
+    <w:p>
+      <w:r>
+        <w:t>In the village, everybody slept soundly too, for the first time in weeks, and woke each morning rather surprised. Mrs Crumb’s buns came out golden. The cockerel crowed at dawn and at no other time. The Mayor was seen on the bank on Sundays, with a very small notebook, writing down the colour of the water.</w:t>
+      </w:r>
+    </w:p>
+    <w:p>
+      <w:r>
+        <w:t>Old Walt took on an apprentice. The apprentice had spiky black hair, a goose that followed him, and a pair of boots too big for him, and he asked a great many questions. Every one of them began, “How do you know?” Walt had to admit he did not know the answer to quite a number. He found that, to his surprise, he did not mind.</w:t>
+      </w:r>
+    </w:p>
+    <w:p>
+      <w:r>
+        <w:t>One grey afternoon at the end of October the five of them sat on the mill step, in a row, with a basket of Mrs Crumb’s buns between them and Gucci asleep across everyone’s feet. Fourpence sat on the roof. It sang five notes, now, whenever anybody was trying to say something important, and quite often when they weren’t.</w:t>
+      </w:r>
+    </w:p>
+    <w:p>
+      <w:r>
+        <w:t>The pond lay quiet at the foot of the garden. And on the water, Hal’s reflection, as he looked over at it, was sitting on the bank with its chin on its knees. It looked, for once, entirely rested. When it saw him looking, it gave a lazy wave, and went on watching the clouds.</w:t>
+      </w:r>
+    </w:p>
+    <w:p>
+      <w:r>
+        <w:t>“It stopped saying UP,” said Hal.</w:t>
+      </w:r>
+    </w:p>
+    <w:p>
+      <w:r>
+        <w:t>“It’s got where it wanted to go,” said Tabitha.</w:t>
+      </w:r>
+    </w:p>
+    <w:p>
+      <w:r>
+        <w:t>“Everything has,” said Titch.</w:t>
+      </w:r>
+    </w:p>
+    <w:p>
+      <w:r>
+        <w:t>Scally was swinging his legs. He had a small, important look. “Tomorrow, I’ve got to take Walt’s lunch up to the bridge,” he said. “It’s on the other side of the cabbage field. Mrs Crumb’s cabbage field. If I go straight across the field, it’s ten minutes. If I go round by the lane and the stile, it’s nearly an hour.”</w:t>
+      </w:r>
+    </w:p>
+    <w:p>
+      <w:r>
+        <w:t>Nobody said anything.</w:t>
+      </w:r>
+    </w:p>
+    <w:p>
+      <w:r>
+        <w:t>“It’s very firm,” said Scally. “Mrs Crumb’s field. Nothing there but cabbages.”</w:t>
+      </w:r>
+    </w:p>
+    <w:p>
+      <w:r>
+        <w:t>Nobody said anything at all.</w:t>
+      </w:r>
+    </w:p>
+    <w:p>
+      <w:r>
+        <w:t>“Right,” said Scally, and got up. “I’m going the long way. I want to see if the willow’s still got its leaves.” He looked round, rather crossly. “Don’t all look at me.”</w:t>
+      </w:r>
+    </w:p>
+    <w:p>
+      <w:pPr>
+        <w:jc w:val="center"/>
+      </w:pPr>
+      <w:r>
+        <w:drawing>
+          <wp:inline xmlns:a="http://schemas.openxmlformats.org/drawingml/2006/main" xmlns:pic="http://schemas.openxmlformats.org/drawingml/2006/picture">
+            <wp:extent cx="4023360" cy="2684336"/>
+            <wp:docPr id="48" name="Picture 48"/>
+            <wp:cNvGraphicFramePr>
+              <a:graphicFrameLocks noChangeAspect="1"/>
+            </wp:cNvGraphicFramePr>
+            <a:graphic>
+              <a:graphicData uri="http://schemas.openxmlformats.org/drawingml/2006/picture">
+                <pic:pic>
+                  <pic:nvPicPr>
+                    <pic:cNvPr id="0" name="image.jpg"/>
+                    <pic:cNvPicPr/>
+                  </pic:nvPicPr>
+                  <pic:blipFill>
+                    <a:blip r:embed="rId56"/>
+                    <a:stretch>
+                      <a:fillRect/>
+                    </a:stretch>
+                  </pic:blipFill>
+                  <pic:spPr>
+                    <a:xfrm>
+                      <a:off x="0" y="0"/>
+                      <a:ext cx="4023360" cy="2684336"/>
+                    </a:xfrm>
+                    <a:prstGeom prst="rect"/>
+                  </pic:spPr>
+                </pic:pic>
+              </a:graphicData>
+            </a:graphic>
+          </wp:inline>
+        </w:drawing>
+      </w:r>
+    </w:p>
+    <w:p>
+      <w:r>
+        <w:t>“Nobody asked you,” said Hopsi.</w:t>
+      </w:r>
+    </w:p>
+    <w:p>
+      <w:r>
+        <w:t>“I know,” said Scally. “That’s the point.”</w:t>
+      </w:r>
+    </w:p>
+    <w:p>
+      <w:r>
+        <w:t>He set off down the lane, in the big brown boots, with the goose behind him, and did not look back. They watched him go. The long road bent, and the willow showed gold at the end of it. And above them, very slowly, the grey sky had begun to come down.</w:t>
+      </w:r>
+    </w:p>
+    <w:p>
+      <w:r>
+        <w:t>Hopsi had her head tilted back. She was looking at the cloud, and at the line of the hills, and at a small bird that was flying low over the mill roof. She had her needle in her hand, and a bowl of hops in her lap.</w:t>
+      </w:r>
+    </w:p>
+    <w:p>
+      <w:r>
+        <w:t>She was quiet for a while. Then she said it, easily, the way a person says a thing she has been practising.</w:t>
+      </w:r>
+    </w:p>
+    <w:p>
+      <w:r>
+        <w:t>“I think,” said Hopsi, “that it is going to rain.”</w:t>
+      </w:r>
+    </w:p>
+    <w:p>
+      <w:r>
+        <w:t>“How do you know?” said Hal.</w:t>
+      </w:r>
+    </w:p>
+    <w:p>
+      <w:r>
+        <w:t>“I don’t,” said Hopsi, and ate a hop. “But I will find out.”</w:t>
+      </w:r>
+    </w:p>
+    <w:p>
+      <w:r>
+        <w:t>The first drop fell, round and heavy, on the step beside her. Then a second. Then the whole sky let go, softly, in a long grey whisper, and on the roof Fourpence sang five notes, and tucked its head under its wing.</w:t>
+      </w:r>
+    </w:p>
+    <w:p>
+      <w:pPr>
+        <w:jc w:val="center"/>
+      </w:pPr>
+      <w:r>
+        <w:drawing>
+          <wp:inline xmlns:a="http://schemas.openxmlformats.org/drawingml/2006/main" xmlns:pic="http://schemas.openxmlformats.org/drawingml/2006/picture">
+            <wp:extent cx="4023360" cy="2684336"/>
+            <wp:docPr id="49" name="Picture 49"/>
+            <wp:cNvGraphicFramePr>
+              <a:graphicFrameLocks noChangeAspect="1"/>
+            </wp:cNvGraphicFramePr>
+            <a:graphic>
+              <a:graphicData uri="http://schemas.openxmlformats.org/drawingml/2006/picture">
+                <pic:pic>
+                  <pic:nvPicPr>
+                    <pic:cNvPr id="0" name="image.jpg"/>
+                    <pic:cNvPicPr/>
+                  </pic:nvPicPr>
+                  <pic:blipFill>
+                    <a:blip r:embed="rId57"/>
                     <a:stretch>
                       <a:fillRect/>
                     </a:stretch>
